--- a/Geometry++_Документация.docx
+++ b/Geometry++_Документация.docx
@@ -2252,9 +2252,9 @@
       </w:tblPr>
       <w:tblGrid>
         <w:gridCol w:w="1912"/>
-        <w:gridCol w:w="2272"/>
-        <w:gridCol w:w="3332"/>
-        <w:gridCol w:w="2691"/>
+        <w:gridCol w:w="2199"/>
+        <w:gridCol w:w="3119"/>
+        <w:gridCol w:w="2977"/>
       </w:tblGrid>
       <w:tr>
         <w:trPr>
@@ -2291,7 +2291,7 @@
         </w:tc>
         <w:tc>
           <w:tcPr>
-            <w:tcW w:w="2272" w:type="dxa"/>
+            <w:tcW w:w="2199" w:type="dxa"/>
           </w:tcPr>
           <w:p>
             <w:pPr>
@@ -2320,7 +2320,7 @@
         </w:tc>
         <w:tc>
           <w:tcPr>
-            <w:tcW w:w="3332" w:type="dxa"/>
+            <w:tcW w:w="3119" w:type="dxa"/>
           </w:tcPr>
           <w:p>
             <w:pPr>
@@ -2349,7 +2349,7 @@
         </w:tc>
         <w:tc>
           <w:tcPr>
-            <w:tcW w:w="2691" w:type="dxa"/>
+            <w:tcW w:w="2977" w:type="dxa"/>
           </w:tcPr>
           <w:p>
             <w:pPr>
@@ -2379,7 +2379,7 @@
       </w:tr>
       <w:tr>
         <w:trPr>
-          <w:trHeight w:val="512"/>
+          <w:trHeight w:val="293"/>
         </w:trPr>
         <w:tc>
           <w:tcPr>
@@ -2406,7 +2406,7 @@
         </w:tc>
         <w:tc>
           <w:tcPr>
-            <w:tcW w:w="2272" w:type="dxa"/>
+            <w:tcW w:w="2199" w:type="dxa"/>
           </w:tcPr>
           <w:p>
             <w:pPr>
@@ -2429,7 +2429,7 @@
         </w:tc>
         <w:tc>
           <w:tcPr>
-            <w:tcW w:w="3332" w:type="dxa"/>
+            <w:tcW w:w="3119" w:type="dxa"/>
           </w:tcPr>
           <w:p>
             <w:pPr>
@@ -2452,7 +2452,7 @@
         </w:tc>
         <w:tc>
           <w:tcPr>
-            <w:tcW w:w="2691" w:type="dxa"/>
+            <w:tcW w:w="2977" w:type="dxa"/>
           </w:tcPr>
           <w:p>
             <w:pPr>
@@ -2487,7 +2487,7 @@
       </w:tr>
       <w:tr>
         <w:trPr>
-          <w:trHeight w:val="512"/>
+          <w:trHeight w:val="613"/>
         </w:trPr>
         <w:tc>
           <w:tcPr>
@@ -2514,7 +2514,7 @@
         </w:tc>
         <w:tc>
           <w:tcPr>
-            <w:tcW w:w="2272" w:type="dxa"/>
+            <w:tcW w:w="2199" w:type="dxa"/>
           </w:tcPr>
           <w:p>
             <w:pPr>
@@ -2537,7 +2537,7 @@
         </w:tc>
         <w:tc>
           <w:tcPr>
-            <w:tcW w:w="3332" w:type="dxa"/>
+            <w:tcW w:w="3119" w:type="dxa"/>
           </w:tcPr>
           <w:p>
             <w:pPr>
@@ -2554,13 +2554,13 @@
                 <w:sz w:val="28"/>
                 <w:szCs w:val="28"/>
               </w:rPr>
-              <w:t>1e+500</w:t>
-            </w:r>
-          </w:p>
-        </w:tc>
-        <w:tc>
-          <w:tcPr>
-            <w:tcW w:w="2691" w:type="dxa"/>
+              <w:t>numeric_limits&lt;double&gt;::infinity()</w:t>
+            </w:r>
+          </w:p>
+        </w:tc>
+        <w:tc>
+          <w:tcPr>
+            <w:tcW w:w="2977" w:type="dxa"/>
           </w:tcPr>
           <w:p>
             <w:pPr>
@@ -2580,6 +2580,105 @@
                 <w:lang w:val="ru-RU"/>
               </w:rPr>
               <w:t>Бесконечность</w:t>
+            </w:r>
+          </w:p>
+        </w:tc>
+      </w:tr>
+      <w:tr>
+        <w:trPr>
+          <w:trHeight w:val="300"/>
+        </w:trPr>
+        <w:tc>
+          <w:tcPr>
+            <w:tcW w:w="1912" w:type="dxa"/>
+          </w:tcPr>
+          <w:p>
+            <w:pPr>
+              <w:spacing w:line="240" w:lineRule="auto"/>
+              <w:rPr>
+                <w:rFonts w:ascii="Consolas" w:hAnsi="Consolas"/>
+                <w:sz w:val="28"/>
+                <w:szCs w:val="28"/>
+              </w:rPr>
+            </w:pPr>
+            <w:r>
+              <w:rPr>
+                <w:rFonts w:ascii="Consolas" w:hAnsi="Consolas"/>
+                <w:sz w:val="28"/>
+                <w:szCs w:val="28"/>
+              </w:rPr>
+              <w:t>EPS</w:t>
+            </w:r>
+          </w:p>
+        </w:tc>
+        <w:tc>
+          <w:tcPr>
+            <w:tcW w:w="2199" w:type="dxa"/>
+          </w:tcPr>
+          <w:p>
+            <w:pPr>
+              <w:spacing w:line="240" w:lineRule="auto"/>
+              <w:rPr>
+                <w:rFonts w:ascii="Consolas" w:hAnsi="Consolas"/>
+                <w:sz w:val="28"/>
+                <w:szCs w:val="28"/>
+              </w:rPr>
+            </w:pPr>
+            <w:r>
+              <w:rPr>
+                <w:rFonts w:ascii="Consolas" w:hAnsi="Consolas"/>
+                <w:sz w:val="28"/>
+                <w:szCs w:val="28"/>
+              </w:rPr>
+              <w:t>double</w:t>
+            </w:r>
+          </w:p>
+        </w:tc>
+        <w:tc>
+          <w:tcPr>
+            <w:tcW w:w="3119" w:type="dxa"/>
+          </w:tcPr>
+          <w:p>
+            <w:pPr>
+              <w:spacing w:line="240" w:lineRule="auto"/>
+              <w:rPr>
+                <w:rFonts w:ascii="Consolas" w:hAnsi="Consolas"/>
+                <w:sz w:val="28"/>
+                <w:szCs w:val="28"/>
+              </w:rPr>
+            </w:pPr>
+            <w:r>
+              <w:rPr>
+                <w:rFonts w:ascii="Consolas" w:hAnsi="Consolas"/>
+                <w:sz w:val="28"/>
+                <w:szCs w:val="28"/>
+              </w:rPr>
+              <w:t>1e-9</w:t>
+            </w:r>
+          </w:p>
+        </w:tc>
+        <w:tc>
+          <w:tcPr>
+            <w:tcW w:w="2977" w:type="dxa"/>
+          </w:tcPr>
+          <w:p>
+            <w:pPr>
+              <w:spacing w:line="240" w:lineRule="auto"/>
+              <w:rPr>
+                <w:rFonts w:ascii="Cambria" w:hAnsi="Cambria"/>
+                <w:sz w:val="28"/>
+                <w:szCs w:val="28"/>
+                <w:lang w:val="ru-RU"/>
+              </w:rPr>
+            </w:pPr>
+            <w:r>
+              <w:rPr>
+                <w:rFonts w:ascii="Cambria" w:hAnsi="Cambria"/>
+                <w:sz w:val="28"/>
+                <w:szCs w:val="28"/>
+                <w:lang w:val="ru-RU"/>
+              </w:rPr>
+              <w:t>Точность сравнения</w:t>
             </w:r>
           </w:p>
         </w:tc>
@@ -2607,13 +2706,13 @@
                 <w:sz w:val="28"/>
                 <w:szCs w:val="28"/>
               </w:rPr>
-              <w:t>EPS</w:t>
-            </w:r>
-          </w:p>
-        </w:tc>
-        <w:tc>
-          <w:tcPr>
-            <w:tcW w:w="2272" w:type="dxa"/>
+              <w:t>UNDEF</w:t>
+            </w:r>
+          </w:p>
+        </w:tc>
+        <w:tc>
+          <w:tcPr>
+            <w:tcW w:w="2199" w:type="dxa"/>
           </w:tcPr>
           <w:p>
             <w:pPr>
@@ -2630,13 +2729,13 @@
                 <w:sz w:val="28"/>
                 <w:szCs w:val="28"/>
               </w:rPr>
-              <w:t>double</w:t>
-            </w:r>
-          </w:p>
-        </w:tc>
-        <w:tc>
-          <w:tcPr>
-            <w:tcW w:w="3332" w:type="dxa"/>
+              <w:t>Point</w:t>
+            </w:r>
+          </w:p>
+        </w:tc>
+        <w:tc>
+          <w:tcPr>
+            <w:tcW w:w="3119" w:type="dxa"/>
           </w:tcPr>
           <w:p>
             <w:pPr>
@@ -2653,112 +2752,13 @@
                 <w:sz w:val="28"/>
                 <w:szCs w:val="28"/>
               </w:rPr>
-              <w:t>1e-9</w:t>
-            </w:r>
-          </w:p>
-        </w:tc>
-        <w:tc>
-          <w:tcPr>
-            <w:tcW w:w="2691" w:type="dxa"/>
-          </w:tcPr>
-          <w:p>
-            <w:pPr>
-              <w:spacing w:line="240" w:lineRule="auto"/>
-              <w:rPr>
-                <w:rFonts w:ascii="Cambria" w:hAnsi="Cambria"/>
-                <w:sz w:val="28"/>
-                <w:szCs w:val="28"/>
-                <w:lang w:val="ru-RU"/>
-              </w:rPr>
-            </w:pPr>
-            <w:r>
-              <w:rPr>
-                <w:rFonts w:ascii="Cambria" w:hAnsi="Cambria"/>
-                <w:sz w:val="28"/>
-                <w:szCs w:val="28"/>
-                <w:lang w:val="ru-RU"/>
-              </w:rPr>
-              <w:t>Точность сравнения</w:t>
-            </w:r>
-          </w:p>
-        </w:tc>
-      </w:tr>
-      <w:tr>
-        <w:trPr>
-          <w:trHeight w:val="833"/>
-        </w:trPr>
-        <w:tc>
-          <w:tcPr>
-            <w:tcW w:w="1912" w:type="dxa"/>
-          </w:tcPr>
-          <w:p>
-            <w:pPr>
-              <w:spacing w:line="240" w:lineRule="auto"/>
-              <w:rPr>
-                <w:rFonts w:ascii="Consolas" w:hAnsi="Consolas"/>
-                <w:sz w:val="28"/>
-                <w:szCs w:val="28"/>
-              </w:rPr>
-            </w:pPr>
-            <w:r>
-              <w:rPr>
-                <w:rFonts w:ascii="Consolas" w:hAnsi="Consolas"/>
-                <w:sz w:val="28"/>
-                <w:szCs w:val="28"/>
-              </w:rPr>
-              <w:t>UNDEF</w:t>
-            </w:r>
-          </w:p>
-        </w:tc>
-        <w:tc>
-          <w:tcPr>
-            <w:tcW w:w="2272" w:type="dxa"/>
-          </w:tcPr>
-          <w:p>
-            <w:pPr>
-              <w:spacing w:line="240" w:lineRule="auto"/>
-              <w:rPr>
-                <w:rFonts w:ascii="Consolas" w:hAnsi="Consolas"/>
-                <w:sz w:val="28"/>
-                <w:szCs w:val="28"/>
-              </w:rPr>
-            </w:pPr>
-            <w:r>
-              <w:rPr>
-                <w:rFonts w:ascii="Consolas" w:hAnsi="Consolas"/>
-                <w:sz w:val="28"/>
-                <w:szCs w:val="28"/>
-              </w:rPr>
-              <w:t>Point</w:t>
-            </w:r>
-          </w:p>
-        </w:tc>
-        <w:tc>
-          <w:tcPr>
-            <w:tcW w:w="3332" w:type="dxa"/>
-          </w:tcPr>
-          <w:p>
-            <w:pPr>
-              <w:spacing w:line="240" w:lineRule="auto"/>
-              <w:rPr>
-                <w:rFonts w:ascii="Consolas" w:hAnsi="Consolas"/>
-                <w:sz w:val="28"/>
-                <w:szCs w:val="28"/>
-              </w:rPr>
-            </w:pPr>
-            <w:r>
-              <w:rPr>
-                <w:rFonts w:ascii="Consolas" w:hAnsi="Consolas"/>
-                <w:sz w:val="28"/>
-                <w:szCs w:val="28"/>
-              </w:rPr>
               <w:t>{INF, INF}</w:t>
             </w:r>
           </w:p>
         </w:tc>
         <w:tc>
           <w:tcPr>
-            <w:tcW w:w="2691" w:type="dxa"/>
+            <w:tcW w:w="2977" w:type="dxa"/>
           </w:tcPr>
           <w:p>
             <w:pPr>
@@ -2811,7 +2811,7 @@
         </w:tc>
         <w:tc>
           <w:tcPr>
-            <w:tcW w:w="2272" w:type="dxa"/>
+            <w:tcW w:w="2199" w:type="dxa"/>
           </w:tcPr>
           <w:p>
             <w:pPr>
@@ -2835,7 +2835,7 @@
         </w:tc>
         <w:tc>
           <w:tcPr>
-            <w:tcW w:w="3332" w:type="dxa"/>
+            <w:tcW w:w="3119" w:type="dxa"/>
           </w:tcPr>
           <w:p>
             <w:pPr>
@@ -2859,7 +2859,7 @@
         </w:tc>
         <w:tc>
           <w:tcPr>
-            <w:tcW w:w="2691" w:type="dxa"/>
+            <w:tcW w:w="2977" w:type="dxa"/>
           </w:tcPr>
           <w:p>
             <w:pPr>
@@ -2925,7 +2925,7 @@
       </w:tr>
       <w:tr>
         <w:trPr>
-          <w:trHeight w:val="512"/>
+          <w:trHeight w:val="162"/>
         </w:trPr>
         <w:tc>
           <w:tcPr>
@@ -2952,7 +2952,7 @@
         </w:tc>
         <w:tc>
           <w:tcPr>
-            <w:tcW w:w="2272" w:type="dxa"/>
+            <w:tcW w:w="2199" w:type="dxa"/>
           </w:tcPr>
           <w:p>
             <w:pPr>
@@ -2976,7 +2976,7 @@
         </w:tc>
         <w:tc>
           <w:tcPr>
-            <w:tcW w:w="3332" w:type="dxa"/>
+            <w:tcW w:w="3119" w:type="dxa"/>
           </w:tcPr>
           <w:p>
             <w:pPr>
@@ -3000,7 +3000,7 @@
         </w:tc>
         <w:tc>
           <w:tcPr>
-            <w:tcW w:w="2691" w:type="dxa"/>
+            <w:tcW w:w="2977" w:type="dxa"/>
           </w:tcPr>
           <w:p>
             <w:pPr>
@@ -3026,7 +3026,7 @@
       </w:tr>
       <w:tr>
         <w:trPr>
-          <w:trHeight w:val="833"/>
+          <w:trHeight w:val="340"/>
         </w:trPr>
         <w:tc>
           <w:tcPr>
@@ -3053,7 +3053,7 @@
         </w:tc>
         <w:tc>
           <w:tcPr>
-            <w:tcW w:w="2272" w:type="dxa"/>
+            <w:tcW w:w="2199" w:type="dxa"/>
           </w:tcPr>
           <w:p>
             <w:pPr>
@@ -3077,7 +3077,7 @@
         </w:tc>
         <w:tc>
           <w:tcPr>
-            <w:tcW w:w="3332" w:type="dxa"/>
+            <w:tcW w:w="3119" w:type="dxa"/>
           </w:tcPr>
           <w:p>
             <w:pPr>
@@ -3102,7 +3102,7 @@
         </w:tc>
         <w:tc>
           <w:tcPr>
-            <w:tcW w:w="2691" w:type="dxa"/>
+            <w:tcW w:w="2977" w:type="dxa"/>
           </w:tcPr>
           <w:p>
             <w:pPr>
@@ -3728,6 +3728,7 @@
     </w:tbl>
     <w:p>
       <w:pPr>
+        <w:jc w:val="right"/>
         <w:rPr>
           <w:rFonts w:ascii="Cambria" w:hAnsi="Cambria"/>
           <w:sz w:val="28"/>
@@ -3739,6 +3740,7 @@
     <w:p>
       <w:pPr>
         <w:spacing w:after="160" w:line="259" w:lineRule="auto"/>
+        <w:jc w:val="right"/>
         <w:rPr>
           <w:rFonts w:ascii="Cambria" w:hAnsi="Cambria"/>
           <w:b/>
@@ -3763,6 +3765,7 @@
     <w:p>
       <w:pPr>
         <w:spacing w:after="160" w:line="259" w:lineRule="auto"/>
+        <w:jc w:val="right"/>
         <w:rPr>
           <w:rFonts w:ascii="Cambria" w:hAnsi="Cambria"/>
           <w:sz w:val="28"/>
@@ -12527,7 +12530,7 @@
                 <w:sz w:val="28"/>
                 <w:szCs w:val="28"/>
               </w:rPr>
-              <w:t>Double</w:t>
+              <w:t>Vector</w:t>
             </w:r>
           </w:p>
         </w:tc>
@@ -12865,7 +12868,7 @@
                 <w:sz w:val="28"/>
                 <w:szCs w:val="28"/>
               </w:rPr>
-              <w:t>Vector</w:t>
+              <w:t>Double</w:t>
             </w:r>
           </w:p>
         </w:tc>
@@ -15311,10 +15314,146 @@
     <w:p>
       <w:pPr>
         <w:spacing w:after="160" w:line="256" w:lineRule="auto"/>
-        <w:rPr>
-          <w:rFonts w:ascii="Cambria" w:hAnsi="Cambria"/>
-          <w:sz w:val="28"/>
-          <w:szCs w:val="28"/>
+        <w:ind w:left="1560"/>
+        <w:jc w:val="right"/>
+        <w:rPr>
+          <w:rFonts w:ascii="Cambria" w:hAnsi="Cambria"/>
+          <w:sz w:val="28"/>
+          <w:szCs w:val="28"/>
+        </w:rPr>
+      </w:pPr>
+      <w:r>
+        <w:rPr>
+          <w:rFonts w:ascii="Cambria" w:hAnsi="Cambria"/>
+          <w:b/>
+          <w:bCs/>
+          <w:sz w:val="28"/>
+          <w:szCs w:val="28"/>
+          <w:lang w:val="ru-RU"/>
+        </w:rPr>
+        <w:t>Примечание:</w:t>
+      </w:r>
+      <w:r>
+        <w:rPr>
+          <w:rFonts w:ascii="Cambria" w:hAnsi="Cambria"/>
+          <w:sz w:val="28"/>
+          <w:szCs w:val="28"/>
+          <w:lang w:val="ru-RU"/>
+        </w:rPr>
+        <w:t xml:space="preserve"> </w:t>
+      </w:r>
+      <w:r>
+        <w:rPr>
+          <w:rFonts w:ascii="Consolas" w:hAnsi="Consolas"/>
+          <w:sz w:val="28"/>
+          <w:szCs w:val="28"/>
+        </w:rPr>
+        <w:t>L</w:t>
+      </w:r>
+      <w:r>
+        <w:rPr>
+          <w:rFonts w:ascii="Consolas" w:hAnsi="Consolas"/>
+          <w:sz w:val="28"/>
+          <w:szCs w:val="28"/>
+          <w:lang w:val="ru-RU"/>
+        </w:rPr>
+        <w:t>2</w:t>
+      </w:r>
+      <w:r>
+        <w:rPr>
+          <w:rFonts w:ascii="Consolas" w:hAnsi="Consolas"/>
+          <w:sz w:val="28"/>
+          <w:szCs w:val="28"/>
+        </w:rPr>
+        <w:t>B</w:t>
+      </w:r>
+      <w:r>
+        <w:rPr>
+          <w:rFonts w:ascii="Consolas" w:hAnsi="Consolas"/>
+          <w:sz w:val="28"/>
+          <w:szCs w:val="28"/>
+          <w:lang w:val="ru-RU"/>
+        </w:rPr>
+        <w:t xml:space="preserve"> </w:t>
+      </w:r>
+      <w:r>
+        <w:rPr>
+          <w:rFonts w:ascii="Cambria" w:hAnsi="Cambria"/>
+          <w:sz w:val="28"/>
+          <w:szCs w:val="28"/>
+          <w:lang w:val="ru-RU"/>
+        </w:rPr>
+        <w:t xml:space="preserve">если прямая наклонная вернет неопределенный </w:t>
+      </w:r>
+      <w:r>
+        <w:rPr>
+          <w:rFonts w:ascii="Cambria" w:hAnsi="Cambria"/>
+          <w:sz w:val="28"/>
+          <w:szCs w:val="28"/>
+        </w:rPr>
+        <w:t>BBox</w:t>
+      </w:r>
+      <w:r>
+        <w:rPr>
+          <w:rFonts w:ascii="Cambria" w:hAnsi="Cambria"/>
+          <w:sz w:val="28"/>
+          <w:szCs w:val="28"/>
+          <w:lang w:val="ru-RU"/>
+        </w:rPr>
+        <w:t xml:space="preserve"> </w:t>
+      </w:r>
+      <w:r>
+        <w:rPr>
+          <w:rFonts w:ascii="Consolas" w:hAnsi="Consolas"/>
+          <w:sz w:val="28"/>
+          <w:szCs w:val="28"/>
+          <w:lang w:val="ru-RU"/>
+        </w:rPr>
+        <w:t>[</w:t>
+      </w:r>
+      <w:r>
+        <w:rPr>
+          <w:rFonts w:ascii="Consolas" w:hAnsi="Consolas"/>
+          <w:sz w:val="28"/>
+          <w:szCs w:val="28"/>
+        </w:rPr>
+        <w:t>UNDEF</w:t>
+      </w:r>
+      <w:r>
+        <w:rPr>
+          <w:rFonts w:ascii="Consolas" w:hAnsi="Consolas"/>
+          <w:sz w:val="28"/>
+          <w:szCs w:val="28"/>
+          <w:lang w:val="ru-RU"/>
+        </w:rPr>
+        <w:t xml:space="preserve">, </w:t>
+      </w:r>
+      <w:r>
+        <w:rPr>
+          <w:rFonts w:ascii="Consolas" w:hAnsi="Consolas"/>
+          <w:sz w:val="28"/>
+          <w:szCs w:val="28"/>
+        </w:rPr>
+        <w:t>UNDEF</w:t>
+      </w:r>
+      <w:r>
+        <w:rPr>
+          <w:rFonts w:ascii="Consolas" w:hAnsi="Consolas"/>
+          <w:sz w:val="28"/>
+          <w:szCs w:val="28"/>
+          <w:lang w:val="ru-RU"/>
+        </w:rPr>
+        <w:t>]</w:t>
+      </w:r>
+    </w:p>
+    <w:p>
+      <w:pPr>
+        <w:spacing w:after="160" w:line="256" w:lineRule="auto"/>
+        <w:rPr>
+          <w:rFonts w:ascii="Cambria" w:hAnsi="Cambria"/>
+          <w:sz w:val="28"/>
+          <w:szCs w:val="28"/>
+          <w:lang w:val="ru-RU"/>
         </w:rPr>
       </w:pPr>
     </w:p>
@@ -16381,7 +16520,7 @@
           <w:szCs w:val="40"/>
         </w:rPr>
         <w:lastRenderedPageBreak/>
-        <w:t>8</w:t>
+        <w:t xml:space="preserve">8. </w:t>
       </w:r>
       <w:r>
         <w:rPr>
@@ -16391,8 +16530,9 @@
           <w:color w:val="4472C4" w:themeColor="accent1"/>
           <w:sz w:val="40"/>
           <w:szCs w:val="40"/>
-        </w:rPr>
-        <w:t>.</w:t>
+          <w:lang w:val="ru-RU"/>
+        </w:rPr>
+        <w:t>ПРИМЕРЫ</w:t>
       </w:r>
       <w:r>
         <w:rPr>
@@ -16415,7 +16555,7 @@
           <w:szCs w:val="40"/>
           <w:lang w:val="ru-RU"/>
         </w:rPr>
-        <w:t>ПРИМЕРЫ</w:t>
+        <w:t>ИСПОЛЬЗОВАНИЯ</w:t>
       </w:r>
       <w:r>
         <w:rPr>
@@ -16438,9 +16578,383 @@
           <w:szCs w:val="40"/>
           <w:lang w:val="ru-RU"/>
         </w:rPr>
-        <w:t>ИСПОЛЬЗОВАНИЯ</w:t>
-      </w:r>
-      <w:r>
+        <w:t>БИБЛИОТЕКИ</w:t>
+      </w:r>
+    </w:p>
+    <w:p>
+      <w:pPr>
+        <w:spacing w:after="160" w:line="256" w:lineRule="auto"/>
+        <w:ind w:hanging="709"/>
+        <w:rPr>
+          <w:rFonts w:ascii="Cambria" w:hAnsi="Cambria"/>
+          <w:b/>
+          <w:bCs/>
+          <w:sz w:val="28"/>
+          <w:szCs w:val="28"/>
+        </w:rPr>
+      </w:pPr>
+      <w:r>
+        <w:rPr>
+          <w:rFonts w:ascii="Cambria" w:hAnsi="Cambria"/>
+          <w:b/>
+          <w:bCs/>
+          <w:sz w:val="28"/>
+          <w:szCs w:val="28"/>
+        </w:rPr>
+        <w:t>Базовый пример</w:t>
+      </w:r>
+    </w:p>
+    <w:p>
+      <w:pPr>
+        <w:pStyle w:val="CodeStyle"/>
+        <w:rPr>
+          <w:sz w:val="28"/>
+          <w:szCs w:val="28"/>
+        </w:rPr>
+      </w:pPr>
+      <w:r>
+        <w:rPr>
+          <w:sz w:val="28"/>
+          <w:szCs w:val="28"/>
+        </w:rPr>
+        <w:t>Triangle t = {{0, 0}, {4, 0}, {1, 3}};</w:t>
+      </w:r>
+      <w:r>
+        <w:rPr>
+          <w:sz w:val="28"/>
+          <w:szCs w:val="28"/>
+        </w:rPr>
+        <w:br/>
+        <w:t>cout &lt;&lt; "</w:t>
+      </w:r>
+      <w:r>
+        <w:rPr>
+          <w:sz w:val="28"/>
+          <w:szCs w:val="28"/>
+          <w:lang w:val="ru-RU"/>
+        </w:rPr>
+        <w:t>Площадь</w:t>
+      </w:r>
+      <w:r>
+        <w:rPr>
+          <w:sz w:val="28"/>
+          <w:szCs w:val="28"/>
+        </w:rPr>
+        <w:t>: " &lt;&lt; area(t) &lt;&lt; endl;</w:t>
+      </w:r>
+      <w:r>
+        <w:rPr>
+          <w:sz w:val="28"/>
+          <w:szCs w:val="28"/>
+        </w:rPr>
+        <w:br/>
+        <w:t>cout &lt;&lt; "</w:t>
+      </w:r>
+      <w:r>
+        <w:rPr>
+          <w:sz w:val="28"/>
+          <w:szCs w:val="28"/>
+          <w:lang w:val="ru-RU"/>
+        </w:rPr>
+        <w:t>Периметр</w:t>
+      </w:r>
+      <w:r>
+        <w:rPr>
+          <w:sz w:val="28"/>
+          <w:szCs w:val="28"/>
+        </w:rPr>
+        <w:t>: " &lt;&lt; perimeter(t) &lt;&lt; endl;</w:t>
+      </w:r>
+      <w:r>
+        <w:rPr>
+          <w:sz w:val="28"/>
+          <w:szCs w:val="28"/>
+        </w:rPr>
+        <w:br/>
+      </w:r>
+      <w:r>
+        <w:rPr>
+          <w:sz w:val="28"/>
+          <w:szCs w:val="28"/>
+        </w:rPr>
+        <w:br/>
+        <w:t>Circle c1 = {{0, 0}, 5};</w:t>
+      </w:r>
+      <w:r>
+        <w:rPr>
+          <w:sz w:val="28"/>
+          <w:szCs w:val="28"/>
+        </w:rPr>
+        <w:br/>
+        <w:t>Circle c2 = {{8, 0}, 5};</w:t>
+      </w:r>
+      <w:r>
+        <w:rPr>
+          <w:sz w:val="28"/>
+          <w:szCs w:val="28"/>
+        </w:rPr>
+        <w:br/>
+        <w:t>IntersectOut res = c1 &amp; c2;</w:t>
+      </w:r>
+      <w:r>
+        <w:rPr>
+          <w:sz w:val="28"/>
+          <w:szCs w:val="28"/>
+        </w:rPr>
+        <w:br/>
+      </w:r>
+      <w:r>
+        <w:rPr>
+          <w:sz w:val="28"/>
+          <w:szCs w:val="28"/>
+        </w:rPr>
+        <w:br/>
+        <w:t>if (res.num == 2) {</w:t>
+      </w:r>
+      <w:r>
+        <w:rPr>
+          <w:sz w:val="28"/>
+          <w:szCs w:val="28"/>
+        </w:rPr>
+        <w:br/>
+        <w:t xml:space="preserve">    cout &lt;&lt; "</w:t>
+      </w:r>
+      <w:r>
+        <w:rPr>
+          <w:sz w:val="28"/>
+          <w:szCs w:val="28"/>
+          <w:lang w:val="ru-RU"/>
+        </w:rPr>
+        <w:t>Точки</w:t>
+      </w:r>
+      <w:r>
+        <w:rPr>
+          <w:sz w:val="28"/>
+          <w:szCs w:val="28"/>
+        </w:rPr>
+        <w:t xml:space="preserve"> </w:t>
+      </w:r>
+      <w:r>
+        <w:rPr>
+          <w:sz w:val="28"/>
+          <w:szCs w:val="28"/>
+          <w:lang w:val="ru-RU"/>
+        </w:rPr>
+        <w:t>пересечения</w:t>
+      </w:r>
+      <w:r>
+        <w:rPr>
+          <w:sz w:val="28"/>
+          <w:szCs w:val="28"/>
+        </w:rPr>
+        <w:t xml:space="preserve">: " &lt;&lt; res.P1 &lt;&lt; " </w:t>
+      </w:r>
+      <w:r>
+        <w:rPr>
+          <w:sz w:val="28"/>
+          <w:szCs w:val="28"/>
+          <w:lang w:val="ru-RU"/>
+        </w:rPr>
+        <w:t>и</w:t>
+      </w:r>
+      <w:r>
+        <w:rPr>
+          <w:sz w:val="28"/>
+          <w:szCs w:val="28"/>
+        </w:rPr>
+        <w:t xml:space="preserve"> " &lt;&lt; res.P2 &lt;&lt; endl;</w:t>
+      </w:r>
+      <w:r>
+        <w:rPr>
+          <w:sz w:val="28"/>
+          <w:szCs w:val="28"/>
+        </w:rPr>
+        <w:br/>
+        <w:t>}</w:t>
+      </w:r>
+    </w:p>
+    <w:p>
+      <w:pPr>
+        <w:pStyle w:val="CodeStyle"/>
+        <w:ind w:hanging="709"/>
+        <w:rPr>
+          <w:rFonts w:ascii="Cambria" w:hAnsi="Cambria"/>
+          <w:b/>
+          <w:bCs/>
+          <w:sz w:val="28"/>
+          <w:szCs w:val="28"/>
+        </w:rPr>
+      </w:pPr>
+      <w:r>
+        <w:rPr>
+          <w:rFonts w:ascii="Cambria" w:hAnsi="Cambria"/>
+          <w:b/>
+          <w:bCs/>
+          <w:sz w:val="28"/>
+          <w:szCs w:val="28"/>
+        </w:rPr>
+        <w:t>Точки и прямые</w:t>
+      </w:r>
+    </w:p>
+    <w:p>
+      <w:pPr>
+        <w:pStyle w:val="CodeStyle"/>
+        <w:rPr>
+          <w:sz w:val="28"/>
+          <w:szCs w:val="28"/>
+        </w:rPr>
+      </w:pPr>
+      <w:r>
+        <w:rPr>
+          <w:sz w:val="28"/>
+          <w:szCs w:val="28"/>
+        </w:rPr>
+        <w:t>Point A = {1, 2};</w:t>
+      </w:r>
+      <w:r>
+        <w:rPr>
+          <w:sz w:val="28"/>
+          <w:szCs w:val="28"/>
+        </w:rPr>
+        <w:br/>
+        <w:t>Point B = {4, 6};</w:t>
+      </w:r>
+      <w:r>
+        <w:rPr>
+          <w:sz w:val="28"/>
+          <w:szCs w:val="28"/>
+        </w:rPr>
+        <w:br/>
+        <w:t>Vector v = B - A;           // (3, 4)</w:t>
+      </w:r>
+      <w:r>
+        <w:rPr>
+          <w:sz w:val="28"/>
+          <w:szCs w:val="28"/>
+        </w:rPr>
+        <w:br/>
+        <w:t>double dist = A &gt; B;        // 5</w:t>
+      </w:r>
+      <w:r>
+        <w:rPr>
+          <w:sz w:val="28"/>
+          <w:szCs w:val="28"/>
+        </w:rPr>
+        <w:br/>
+      </w:r>
+      <w:r>
+        <w:rPr>
+          <w:sz w:val="28"/>
+          <w:szCs w:val="28"/>
+        </w:rPr>
+        <w:br/>
+        <w:t>Line l = P2L(A, B);</w:t>
+      </w:r>
+      <w:r>
+        <w:rPr>
+          <w:sz w:val="28"/>
+          <w:szCs w:val="28"/>
+        </w:rPr>
+        <w:br/>
+        <w:t>Point P = {3, 4};</w:t>
+      </w:r>
+      <w:r>
+        <w:rPr>
+          <w:sz w:val="28"/>
+          <w:szCs w:val="28"/>
+        </w:rPr>
+        <w:br/>
+        <w:t>Point proj = project(P, l);</w:t>
+      </w:r>
+    </w:p>
+    <w:p>
+      <w:pPr>
+        <w:pStyle w:val="CodeStyle"/>
+        <w:ind w:hanging="709"/>
+        <w:rPr>
+          <w:rFonts w:ascii="Cambria" w:hAnsi="Cambria"/>
+          <w:b/>
+          <w:bCs/>
+          <w:sz w:val="28"/>
+          <w:szCs w:val="28"/>
+        </w:rPr>
+      </w:pPr>
+      <w:r>
+        <w:rPr>
+          <w:rFonts w:ascii="Cambria" w:hAnsi="Cambria"/>
+          <w:b/>
+          <w:bCs/>
+          <w:sz w:val="28"/>
+          <w:szCs w:val="28"/>
+        </w:rPr>
+        <w:t>Проверка принадлежности</w:t>
+      </w:r>
+    </w:p>
+    <w:p>
+      <w:pPr>
+        <w:pStyle w:val="CodeStyle"/>
+        <w:rPr>
+          <w:sz w:val="28"/>
+          <w:szCs w:val="28"/>
+        </w:rPr>
+      </w:pPr>
+      <w:r>
+        <w:rPr>
+          <w:sz w:val="28"/>
+          <w:szCs w:val="28"/>
+        </w:rPr>
+        <w:t>Point P = {2, 2};</w:t>
+      </w:r>
+      <w:r>
+        <w:rPr>
+          <w:sz w:val="28"/>
+          <w:szCs w:val="28"/>
+        </w:rPr>
+        <w:br/>
+        <w:t>Segment s = {{0, 0}, {5, 5}};</w:t>
+      </w:r>
+      <w:r>
+        <w:rPr>
+          <w:sz w:val="28"/>
+          <w:szCs w:val="28"/>
+        </w:rPr>
+        <w:br/>
+        <w:t>bool onSegment = P | s;     // true</w:t>
+      </w:r>
+    </w:p>
+    <w:p>
+      <w:pPr>
+        <w:spacing w:after="160" w:line="256" w:lineRule="auto"/>
+        <w:ind w:hanging="709"/>
+        <w:rPr>
+          <w:rFonts w:ascii="Cambria" w:hAnsi="Cambria"/>
+          <w:sz w:val="28"/>
+          <w:szCs w:val="28"/>
+        </w:rPr>
+      </w:pPr>
+    </w:p>
+    <w:p>
+      <w:pPr>
+        <w:spacing w:after="160" w:line="259" w:lineRule="auto"/>
+        <w:rPr>
+          <w:rFonts w:ascii="Cambria" w:hAnsi="Cambria"/>
+          <w:sz w:val="28"/>
+          <w:szCs w:val="28"/>
+        </w:rPr>
+      </w:pPr>
+      <w:r>
+        <w:rPr>
+          <w:rFonts w:ascii="Cambria" w:hAnsi="Cambria"/>
+          <w:sz w:val="28"/>
+          <w:szCs w:val="28"/>
+        </w:rPr>
+        <w:br w:type="page"/>
+      </w:r>
+    </w:p>
+    <w:p>
+      <w:pPr>
+        <w:spacing w:after="160" w:line="256" w:lineRule="auto"/>
+        <w:ind w:hanging="709"/>
         <w:rPr>
           <w:rFonts w:ascii="Cambria" w:hAnsi="Cambria"/>
           <w:b/>
@@ -16448,9 +16962,9 @@
           <w:color w:val="4472C4" w:themeColor="accent1"/>
           <w:sz w:val="40"/>
           <w:szCs w:val="40"/>
-        </w:rPr>
-        <w:t xml:space="preserve"> </w:t>
-      </w:r>
+          <w:lang w:val="ru-RU"/>
+        </w:rPr>
+      </w:pPr>
       <w:r>
         <w:rPr>
           <w:rFonts w:ascii="Cambria" w:hAnsi="Cambria"/>
@@ -16461,383 +16975,10 @@
           <w:szCs w:val="40"/>
           <w:lang w:val="ru-RU"/>
         </w:rPr>
-        <w:t>БИБЛИОТЕКИ</w:t>
-      </w:r>
-    </w:p>
-    <w:p>
-      <w:pPr>
-        <w:spacing w:after="160" w:line="256" w:lineRule="auto"/>
-        <w:ind w:hanging="709"/>
-        <w:rPr>
-          <w:rFonts w:ascii="Cambria" w:hAnsi="Cambria"/>
-          <w:b/>
-          <w:bCs/>
-          <w:sz w:val="28"/>
-          <w:szCs w:val="28"/>
-        </w:rPr>
-      </w:pPr>
-      <w:r>
-        <w:rPr>
-          <w:rFonts w:ascii="Cambria" w:hAnsi="Cambria"/>
-          <w:b/>
-          <w:bCs/>
-          <w:sz w:val="28"/>
-          <w:szCs w:val="28"/>
-        </w:rPr>
-        <w:t>Базовый пример</w:t>
-      </w:r>
-    </w:p>
-    <w:p>
-      <w:pPr>
-        <w:pStyle w:val="CodeStyle"/>
-        <w:rPr>
-          <w:sz w:val="28"/>
-          <w:szCs w:val="28"/>
-        </w:rPr>
-      </w:pPr>
-      <w:r>
-        <w:rPr>
-          <w:sz w:val="28"/>
-          <w:szCs w:val="28"/>
-        </w:rPr>
-        <w:t>Triangle t = {{0, 0}, {4, 0}, {1, 3}};</w:t>
-      </w:r>
-      <w:r>
-        <w:rPr>
-          <w:sz w:val="28"/>
-          <w:szCs w:val="28"/>
-        </w:rPr>
-        <w:br/>
-        <w:t>cout &lt;&lt; "</w:t>
-      </w:r>
-      <w:r>
-        <w:rPr>
-          <w:sz w:val="28"/>
-          <w:szCs w:val="28"/>
-          <w:lang w:val="ru-RU"/>
-        </w:rPr>
-        <w:t>Площадь</w:t>
-      </w:r>
-      <w:r>
-        <w:rPr>
-          <w:sz w:val="28"/>
-          <w:szCs w:val="28"/>
-        </w:rPr>
-        <w:t>: " &lt;&lt; area(t) &lt;&lt; endl;</w:t>
-      </w:r>
-      <w:r>
-        <w:rPr>
-          <w:sz w:val="28"/>
-          <w:szCs w:val="28"/>
-        </w:rPr>
-        <w:br/>
-        <w:t>cout &lt;&lt; "</w:t>
-      </w:r>
-      <w:r>
-        <w:rPr>
-          <w:sz w:val="28"/>
-          <w:szCs w:val="28"/>
-          <w:lang w:val="ru-RU"/>
-        </w:rPr>
-        <w:t>Периметр</w:t>
-      </w:r>
-      <w:r>
-        <w:rPr>
-          <w:sz w:val="28"/>
-          <w:szCs w:val="28"/>
-        </w:rPr>
-        <w:t>: " &lt;&lt; perimeter(t) &lt;&lt; endl;</w:t>
-      </w:r>
-      <w:r>
-        <w:rPr>
-          <w:sz w:val="28"/>
-          <w:szCs w:val="28"/>
-        </w:rPr>
-        <w:br/>
-      </w:r>
-      <w:r>
-        <w:rPr>
-          <w:sz w:val="28"/>
-          <w:szCs w:val="28"/>
-        </w:rPr>
-        <w:br/>
-        <w:t>Circle c1 = {{0, 0}, 5};</w:t>
-      </w:r>
-      <w:r>
-        <w:rPr>
-          <w:sz w:val="28"/>
-          <w:szCs w:val="28"/>
-        </w:rPr>
-        <w:br/>
-        <w:t>Circle c2 = {{8, 0}, 5};</w:t>
-      </w:r>
-      <w:r>
-        <w:rPr>
-          <w:sz w:val="28"/>
-          <w:szCs w:val="28"/>
-        </w:rPr>
-        <w:br/>
-        <w:t>IntersectOut res = c1 &amp; c2;</w:t>
-      </w:r>
-      <w:r>
-        <w:rPr>
-          <w:sz w:val="28"/>
-          <w:szCs w:val="28"/>
-        </w:rPr>
-        <w:br/>
-      </w:r>
-      <w:r>
-        <w:rPr>
-          <w:sz w:val="28"/>
-          <w:szCs w:val="28"/>
-        </w:rPr>
-        <w:br/>
-        <w:t>if (res.num == 2) {</w:t>
-      </w:r>
-      <w:r>
-        <w:rPr>
-          <w:sz w:val="28"/>
-          <w:szCs w:val="28"/>
-        </w:rPr>
-        <w:br/>
-        <w:t xml:space="preserve">    cout &lt;&lt; "</w:t>
-      </w:r>
-      <w:r>
-        <w:rPr>
-          <w:sz w:val="28"/>
-          <w:szCs w:val="28"/>
-          <w:lang w:val="ru-RU"/>
-        </w:rPr>
-        <w:t>Точки</w:t>
-      </w:r>
-      <w:r>
-        <w:rPr>
-          <w:sz w:val="28"/>
-          <w:szCs w:val="28"/>
-        </w:rPr>
-        <w:t xml:space="preserve"> </w:t>
-      </w:r>
-      <w:r>
-        <w:rPr>
-          <w:sz w:val="28"/>
-          <w:szCs w:val="28"/>
-          <w:lang w:val="ru-RU"/>
-        </w:rPr>
-        <w:t>пересечения</w:t>
-      </w:r>
-      <w:r>
-        <w:rPr>
-          <w:sz w:val="28"/>
-          <w:szCs w:val="28"/>
-        </w:rPr>
-        <w:t xml:space="preserve">: " &lt;&lt; res.P1 &lt;&lt; " </w:t>
-      </w:r>
-      <w:r>
-        <w:rPr>
-          <w:sz w:val="28"/>
-          <w:szCs w:val="28"/>
-          <w:lang w:val="ru-RU"/>
-        </w:rPr>
-        <w:t>и</w:t>
-      </w:r>
-      <w:r>
-        <w:rPr>
-          <w:sz w:val="28"/>
-          <w:szCs w:val="28"/>
-        </w:rPr>
-        <w:t xml:space="preserve"> " &lt;&lt; res.P2 &lt;&lt; endl;</w:t>
-      </w:r>
-      <w:r>
-        <w:rPr>
-          <w:sz w:val="28"/>
-          <w:szCs w:val="28"/>
-        </w:rPr>
-        <w:br/>
-        <w:t>}</w:t>
-      </w:r>
-    </w:p>
-    <w:p>
-      <w:pPr>
-        <w:pStyle w:val="CodeStyle"/>
-        <w:ind w:hanging="709"/>
-        <w:rPr>
-          <w:rFonts w:ascii="Cambria" w:hAnsi="Cambria"/>
-          <w:b/>
-          <w:bCs/>
-          <w:sz w:val="28"/>
-          <w:szCs w:val="28"/>
-        </w:rPr>
-      </w:pPr>
-      <w:r>
-        <w:rPr>
-          <w:rFonts w:ascii="Cambria" w:hAnsi="Cambria"/>
-          <w:b/>
-          <w:bCs/>
-          <w:sz w:val="28"/>
-          <w:szCs w:val="28"/>
-        </w:rPr>
-        <w:t>Точки и прямые</w:t>
-      </w:r>
-    </w:p>
-    <w:p>
-      <w:pPr>
-        <w:pStyle w:val="CodeStyle"/>
-        <w:rPr>
-          <w:sz w:val="28"/>
-          <w:szCs w:val="28"/>
-        </w:rPr>
-      </w:pPr>
-      <w:r>
-        <w:rPr>
-          <w:sz w:val="28"/>
-          <w:szCs w:val="28"/>
-        </w:rPr>
-        <w:t>Point A = {1, 2};</w:t>
-      </w:r>
-      <w:r>
-        <w:rPr>
-          <w:sz w:val="28"/>
-          <w:szCs w:val="28"/>
-        </w:rPr>
-        <w:br/>
-        <w:t>Point B = {4, 6};</w:t>
-      </w:r>
-      <w:r>
-        <w:rPr>
-          <w:sz w:val="28"/>
-          <w:szCs w:val="28"/>
-        </w:rPr>
-        <w:br/>
-        <w:t>Vector v = B - A;           // (3, 4)</w:t>
-      </w:r>
-      <w:r>
-        <w:rPr>
-          <w:sz w:val="28"/>
-          <w:szCs w:val="28"/>
-        </w:rPr>
-        <w:br/>
-        <w:t>double dist = A &gt; B;        // 5</w:t>
-      </w:r>
-      <w:r>
-        <w:rPr>
-          <w:sz w:val="28"/>
-          <w:szCs w:val="28"/>
-        </w:rPr>
-        <w:br/>
-      </w:r>
-      <w:r>
-        <w:rPr>
-          <w:sz w:val="28"/>
-          <w:szCs w:val="28"/>
-        </w:rPr>
-        <w:br/>
-        <w:t>Line l = P2L(A, B);</w:t>
-      </w:r>
-      <w:r>
-        <w:rPr>
-          <w:sz w:val="28"/>
-          <w:szCs w:val="28"/>
-        </w:rPr>
-        <w:br/>
-        <w:t>Point P = {3, 4};</w:t>
-      </w:r>
-      <w:r>
-        <w:rPr>
-          <w:sz w:val="28"/>
-          <w:szCs w:val="28"/>
-        </w:rPr>
-        <w:br/>
-        <w:t>Point proj = project(P, l);</w:t>
-      </w:r>
-    </w:p>
-    <w:p>
-      <w:pPr>
-        <w:pStyle w:val="CodeStyle"/>
-        <w:ind w:hanging="709"/>
-        <w:rPr>
-          <w:rFonts w:ascii="Cambria" w:hAnsi="Cambria"/>
-          <w:b/>
-          <w:bCs/>
-          <w:sz w:val="28"/>
-          <w:szCs w:val="28"/>
-        </w:rPr>
-      </w:pPr>
-      <w:r>
-        <w:rPr>
-          <w:rFonts w:ascii="Cambria" w:hAnsi="Cambria"/>
-          <w:b/>
-          <w:bCs/>
-          <w:sz w:val="28"/>
-          <w:szCs w:val="28"/>
-        </w:rPr>
-        <w:t>Проверка принадлежности</w:t>
-      </w:r>
-    </w:p>
-    <w:p>
-      <w:pPr>
-        <w:pStyle w:val="CodeStyle"/>
-        <w:rPr>
-          <w:sz w:val="28"/>
-          <w:szCs w:val="28"/>
-        </w:rPr>
-      </w:pPr>
-      <w:r>
-        <w:rPr>
-          <w:sz w:val="28"/>
-          <w:szCs w:val="28"/>
-        </w:rPr>
-        <w:t>Point P = {2, 2};</w:t>
-      </w:r>
-      <w:r>
-        <w:rPr>
-          <w:sz w:val="28"/>
-          <w:szCs w:val="28"/>
-        </w:rPr>
-        <w:br/>
-        <w:t>Segment s = {{0, 0}, {5, 5}};</w:t>
-      </w:r>
-      <w:r>
-        <w:rPr>
-          <w:sz w:val="28"/>
-          <w:szCs w:val="28"/>
-        </w:rPr>
-        <w:br/>
-        <w:t>bool onSegment = P | s;     // true</w:t>
-      </w:r>
-    </w:p>
-    <w:p>
-      <w:pPr>
-        <w:spacing w:after="160" w:line="256" w:lineRule="auto"/>
-        <w:ind w:hanging="709"/>
-        <w:rPr>
-          <w:rFonts w:ascii="Cambria" w:hAnsi="Cambria"/>
-          <w:sz w:val="28"/>
-          <w:szCs w:val="28"/>
-        </w:rPr>
-      </w:pPr>
-    </w:p>
-    <w:p>
-      <w:pPr>
-        <w:spacing w:after="160" w:line="259" w:lineRule="auto"/>
-        <w:rPr>
-          <w:rFonts w:ascii="Cambria" w:hAnsi="Cambria"/>
-          <w:sz w:val="28"/>
-          <w:szCs w:val="28"/>
-        </w:rPr>
-      </w:pPr>
-      <w:r>
-        <w:rPr>
-          <w:rFonts w:ascii="Cambria" w:hAnsi="Cambria"/>
-          <w:sz w:val="28"/>
-          <w:szCs w:val="28"/>
-        </w:rPr>
-        <w:br w:type="page"/>
-      </w:r>
-    </w:p>
-    <w:p>
-      <w:pPr>
-        <w:spacing w:after="160" w:line="256" w:lineRule="auto"/>
-        <w:ind w:hanging="709"/>
+        <w:lastRenderedPageBreak/>
+        <w:t>9</w:t>
+      </w:r>
+      <w:r>
         <w:rPr>
           <w:rFonts w:ascii="Cambria" w:hAnsi="Cambria"/>
           <w:b/>
@@ -16847,7 +16988,8 @@
           <w:szCs w:val="40"/>
           <w:lang w:val="ru-RU"/>
         </w:rPr>
-      </w:pPr>
+        <w:t xml:space="preserve">. </w:t>
+      </w:r>
       <w:r>
         <w:rPr>
           <w:rFonts w:ascii="Cambria" w:hAnsi="Cambria"/>
@@ -16858,32 +17000,32 @@
           <w:szCs w:val="40"/>
           <w:lang w:val="ru-RU"/>
         </w:rPr>
-        <w:lastRenderedPageBreak/>
-        <w:t>9</w:t>
-      </w:r>
-      <w:r>
+        <w:t>ДОПОЛНИТЕЛЬНЫЕ СВЕДЕНИЯ</w:t>
+      </w:r>
+    </w:p>
+    <w:p>
+      <w:pPr>
+        <w:spacing w:after="160" w:line="256" w:lineRule="auto"/>
+        <w:ind w:hanging="709"/>
         <w:rPr>
           <w:rFonts w:ascii="Cambria" w:hAnsi="Cambria"/>
           <w:b/>
           <w:bCs/>
-          <w:color w:val="4472C4" w:themeColor="accent1"/>
-          <w:sz w:val="40"/>
-          <w:szCs w:val="40"/>
-          <w:lang w:val="ru-RU"/>
-        </w:rPr>
-        <w:t xml:space="preserve">. </w:t>
-      </w:r>
+          <w:sz w:val="28"/>
+          <w:szCs w:val="28"/>
+          <w:lang w:val="ru-RU"/>
+        </w:rPr>
+      </w:pPr>
       <w:r>
         <w:rPr>
           <w:rFonts w:ascii="Cambria" w:hAnsi="Cambria"/>
           <w:b/>
           <w:bCs/>
-          <w:color w:val="4472C4" w:themeColor="accent1"/>
-          <w:sz w:val="40"/>
-          <w:szCs w:val="40"/>
-          <w:lang w:val="ru-RU"/>
-        </w:rPr>
-        <w:t>ДОПОЛНИТЕЛЬНЫЕ СВЕДЕНИЯ</w:t>
+          <w:sz w:val="28"/>
+          <w:szCs w:val="28"/>
+          <w:lang w:val="ru-RU"/>
+        </w:rPr>
+        <w:t>Особенности реализации</w:t>
       </w:r>
     </w:p>
     <w:p>
@@ -16892,6 +17034,382 @@
         <w:ind w:hanging="709"/>
         <w:rPr>
           <w:rFonts w:ascii="Cambria" w:hAnsi="Cambria"/>
+          <w:sz w:val="28"/>
+          <w:szCs w:val="28"/>
+          <w:lang w:val="ru-RU"/>
+        </w:rPr>
+      </w:pPr>
+      <w:r>
+        <w:rPr>
+          <w:rFonts w:ascii="Cambria" w:hAnsi="Cambria"/>
+          <w:sz w:val="28"/>
+          <w:szCs w:val="28"/>
+          <w:lang w:val="ru-RU"/>
+        </w:rPr>
+        <w:t xml:space="preserve">- Точность вычислений: </w:t>
+      </w:r>
+      <w:r>
+        <w:rPr>
+          <w:rFonts w:ascii="Cambria" w:hAnsi="Cambria"/>
+          <w:sz w:val="28"/>
+          <w:szCs w:val="28"/>
+          <w:lang w:val="ru-RU"/>
+        </w:rPr>
+        <w:t>в</w:t>
+      </w:r>
+      <w:r>
+        <w:rPr>
+          <w:rFonts w:ascii="Cambria" w:hAnsi="Cambria"/>
+          <w:sz w:val="28"/>
+          <w:szCs w:val="28"/>
+          <w:lang w:val="ru-RU"/>
+        </w:rPr>
+        <w:t>се сравнения используют EPS = 1e-9 для защиты от ошибок округления.</w:t>
+      </w:r>
+    </w:p>
+    <w:p>
+      <w:pPr>
+        <w:spacing w:after="160" w:line="256" w:lineRule="auto"/>
+        <w:ind w:hanging="709"/>
+        <w:rPr>
+          <w:rFonts w:ascii="Cambria" w:hAnsi="Cambria"/>
+          <w:sz w:val="28"/>
+          <w:szCs w:val="28"/>
+          <w:lang w:val="ru-RU"/>
+        </w:rPr>
+      </w:pPr>
+      <w:r>
+        <w:rPr>
+          <w:rFonts w:ascii="Cambria" w:hAnsi="Cambria"/>
+          <w:sz w:val="28"/>
+          <w:szCs w:val="28"/>
+          <w:lang w:val="ru-RU"/>
+        </w:rPr>
+        <w:t>- Обработка вырожденных случаев: Функции корректно обрабатывают нулевые векторы, вырожденные треугольники и параллельные линии</w:t>
+      </w:r>
+    </w:p>
+    <w:p>
+      <w:pPr>
+        <w:spacing w:after="160" w:line="256" w:lineRule="auto"/>
+        <w:ind w:hanging="709"/>
+        <w:rPr>
+          <w:rFonts w:ascii="Cambria" w:hAnsi="Cambria"/>
+          <w:sz w:val="28"/>
+          <w:szCs w:val="28"/>
+          <w:lang w:val="ru-RU"/>
+        </w:rPr>
+      </w:pPr>
+      <w:r>
+        <w:rPr>
+          <w:rFonts w:ascii="Cambria" w:hAnsi="Cambria"/>
+          <w:sz w:val="28"/>
+          <w:szCs w:val="28"/>
+          <w:lang w:val="ru-RU"/>
+        </w:rPr>
+        <w:t>- Прямые</w:t>
+      </w:r>
+      <w:r>
+        <w:rPr>
+          <w:rFonts w:ascii="Cambria" w:hAnsi="Cambria"/>
+          <w:sz w:val="28"/>
+          <w:szCs w:val="28"/>
+          <w:lang w:val="ru-RU"/>
+        </w:rPr>
+        <w:t xml:space="preserve"> </w:t>
+      </w:r>
+      <w:r>
+        <w:rPr>
+          <w:rFonts w:ascii="Cambria" w:hAnsi="Cambria"/>
+          <w:sz w:val="28"/>
+          <w:szCs w:val="28"/>
+          <w:lang w:val="ru-RU"/>
+        </w:rPr>
+        <w:t>хранятся</w:t>
+      </w:r>
+      <w:r>
+        <w:rPr>
+          <w:rFonts w:ascii="Cambria" w:hAnsi="Cambria"/>
+          <w:sz w:val="28"/>
+          <w:szCs w:val="28"/>
+          <w:lang w:val="ru-RU"/>
+        </w:rPr>
+        <w:t xml:space="preserve"> в виде Ax + By + C = 0. Всегда нормализуйте прямые перед сравнением через normalize()</w:t>
+      </w:r>
+    </w:p>
+    <w:p>
+      <w:pPr>
+        <w:spacing w:after="160" w:line="256" w:lineRule="auto"/>
+        <w:ind w:hanging="709"/>
+        <w:rPr>
+          <w:rFonts w:ascii="Cambria" w:hAnsi="Cambria"/>
+          <w:sz w:val="28"/>
+          <w:szCs w:val="28"/>
+          <w:lang w:val="ru-RU"/>
+        </w:rPr>
+      </w:pPr>
+      <w:r>
+        <w:rPr>
+          <w:rFonts w:ascii="Cambria" w:hAnsi="Cambria"/>
+          <w:sz w:val="28"/>
+          <w:szCs w:val="28"/>
+          <w:lang w:val="ru-RU"/>
+        </w:rPr>
+        <w:t>- Барицентрические координаты:</w:t>
+      </w:r>
+      <w:r>
+        <w:rPr>
+          <w:rFonts w:ascii="Cambria" w:hAnsi="Cambria"/>
+          <w:sz w:val="28"/>
+          <w:szCs w:val="28"/>
+          <w:lang w:val="ru-RU"/>
+        </w:rPr>
+        <w:t xml:space="preserve"> с</w:t>
+      </w:r>
+      <w:r>
+        <w:rPr>
+          <w:rFonts w:ascii="Cambria" w:hAnsi="Cambria"/>
+          <w:sz w:val="28"/>
+          <w:szCs w:val="28"/>
+          <w:lang w:val="ru-RU"/>
+        </w:rPr>
+        <w:t>умма u + v + w всегда равна 1. Проверяется при вводе</w:t>
+      </w:r>
+    </w:p>
+    <w:p>
+      <w:pPr>
+        <w:spacing w:after="160" w:line="256" w:lineRule="auto"/>
+        <w:ind w:hanging="709"/>
+        <w:rPr>
+          <w:rFonts w:ascii="Cambria" w:hAnsi="Cambria"/>
+          <w:sz w:val="28"/>
+          <w:szCs w:val="28"/>
+          <w:lang w:val="ru-RU"/>
+        </w:rPr>
+      </w:pPr>
+      <w:r>
+        <w:rPr>
+          <w:rFonts w:ascii="Cambria" w:hAnsi="Cambria"/>
+          <w:sz w:val="28"/>
+          <w:szCs w:val="28"/>
+          <w:lang w:val="ru-RU"/>
+        </w:rPr>
+        <w:t xml:space="preserve">- IntersectOut: </w:t>
+      </w:r>
+      <w:r>
+        <w:rPr>
+          <w:rFonts w:ascii="Cambria" w:hAnsi="Cambria"/>
+          <w:sz w:val="28"/>
+          <w:szCs w:val="28"/>
+          <w:lang w:val="ru-RU"/>
+        </w:rPr>
+        <w:t>п</w:t>
+      </w:r>
+      <w:r>
+        <w:rPr>
+          <w:rFonts w:ascii="Cambria" w:hAnsi="Cambria"/>
+          <w:sz w:val="28"/>
+          <w:szCs w:val="28"/>
+          <w:lang w:val="ru-RU"/>
+        </w:rPr>
+        <w:t>оля `P1`, `P2` содержат точки пересечения. num = -1</w:t>
+      </w:r>
+      <w:r>
+        <w:rPr>
+          <w:rFonts w:ascii="Cambria" w:hAnsi="Cambria"/>
+          <w:sz w:val="28"/>
+          <w:szCs w:val="28"/>
+          <w:lang w:val="ru-RU"/>
+        </w:rPr>
+        <w:t xml:space="preserve"> </w:t>
+      </w:r>
+      <w:r>
+        <w:rPr>
+          <w:rFonts w:ascii="Cambria" w:hAnsi="Cambria"/>
+          <w:sz w:val="28"/>
+          <w:szCs w:val="28"/>
+          <w:lang w:val="ru-RU"/>
+        </w:rPr>
+        <w:t>означает бесконечное множество (совпадение)</w:t>
+      </w:r>
+    </w:p>
+    <w:p>
+      <w:pPr>
+        <w:spacing w:after="160" w:line="256" w:lineRule="auto"/>
+        <w:ind w:hanging="709"/>
+        <w:rPr>
+          <w:rFonts w:ascii="Cambria" w:hAnsi="Cambria"/>
+          <w:sz w:val="28"/>
+          <w:szCs w:val="28"/>
+          <w:lang w:val="ru-RU"/>
+        </w:rPr>
+      </w:pPr>
+      <w:r>
+        <w:rPr>
+          <w:rFonts w:ascii="Cambria" w:hAnsi="Cambria"/>
+          <w:sz w:val="28"/>
+          <w:szCs w:val="28"/>
+          <w:lang w:val="ru-RU"/>
+        </w:rPr>
+        <w:t xml:space="preserve">- </w:t>
+      </w:r>
+      <w:r>
+        <w:rPr>
+          <w:rFonts w:ascii="Cambria" w:hAnsi="Cambria"/>
+          <w:sz w:val="28"/>
+          <w:szCs w:val="28"/>
+          <w:lang w:val="ru-RU"/>
+        </w:rPr>
+        <w:t>Предупреждения</w:t>
+      </w:r>
+      <w:r>
+        <w:rPr>
+          <w:rFonts w:ascii="Cambria" w:hAnsi="Cambria"/>
+          <w:sz w:val="28"/>
+          <w:szCs w:val="28"/>
+          <w:lang w:val="ru-RU"/>
+        </w:rPr>
+        <w:t>:</w:t>
+      </w:r>
+      <w:r>
+        <w:rPr>
+          <w:rFonts w:ascii="Cambria" w:hAnsi="Cambria"/>
+          <w:sz w:val="28"/>
+          <w:szCs w:val="28"/>
+          <w:lang w:val="ru-RU"/>
+        </w:rPr>
+        <w:t xml:space="preserve"> при ошибках в геометрии (вырожденные треугольники и тому подобное) выводятся предупреждения, чтобы их убрать, нужно после </w:t>
+      </w:r>
+      <w:r>
+        <w:rPr>
+          <w:rFonts w:ascii="Consolas" w:hAnsi="Consolas"/>
+          <w:sz w:val="28"/>
+          <w:szCs w:val="28"/>
+        </w:rPr>
+        <w:t>int</w:t>
+      </w:r>
+      <w:r>
+        <w:rPr>
+          <w:rFonts w:ascii="Consolas" w:hAnsi="Consolas"/>
+          <w:sz w:val="28"/>
+          <w:szCs w:val="28"/>
+          <w:lang w:val="ru-RU"/>
+        </w:rPr>
+        <w:t xml:space="preserve"> </w:t>
+      </w:r>
+      <w:r>
+        <w:rPr>
+          <w:rFonts w:ascii="Consolas" w:hAnsi="Consolas"/>
+          <w:sz w:val="28"/>
+          <w:szCs w:val="28"/>
+        </w:rPr>
+        <w:t>main</w:t>
+      </w:r>
+      <w:r>
+        <w:rPr>
+          <w:rFonts w:ascii="Consolas" w:hAnsi="Consolas"/>
+          <w:sz w:val="28"/>
+          <w:szCs w:val="28"/>
+          <w:lang w:val="ru-RU"/>
+        </w:rPr>
+        <w:t>() {</w:t>
+      </w:r>
+      <w:r>
+        <w:rPr>
+          <w:rFonts w:ascii="Cambria" w:hAnsi="Cambria"/>
+          <w:sz w:val="28"/>
+          <w:szCs w:val="28"/>
+          <w:lang w:val="ru-RU"/>
+        </w:rPr>
+        <w:t xml:space="preserve"> </w:t>
+      </w:r>
+      <w:r>
+        <w:rPr>
+          <w:rFonts w:ascii="Cambria" w:hAnsi="Cambria"/>
+          <w:sz w:val="28"/>
+          <w:szCs w:val="28"/>
+          <w:lang w:val="ru-RU"/>
+        </w:rPr>
+        <w:t xml:space="preserve">написать </w:t>
+      </w:r>
+      <w:r>
+        <w:rPr>
+          <w:rFonts w:ascii="Consolas" w:hAnsi="Consolas"/>
+          <w:sz w:val="28"/>
+          <w:szCs w:val="28"/>
+        </w:rPr>
+        <w:t>SHOW</w:t>
+      </w:r>
+      <w:r>
+        <w:rPr>
+          <w:rFonts w:ascii="Consolas" w:hAnsi="Consolas"/>
+          <w:sz w:val="28"/>
+          <w:szCs w:val="28"/>
+          <w:lang w:val="ru-RU"/>
+        </w:rPr>
+        <w:t>_</w:t>
+      </w:r>
+      <w:r>
+        <w:rPr>
+          <w:rFonts w:ascii="Consolas" w:hAnsi="Consolas"/>
+          <w:sz w:val="28"/>
+          <w:szCs w:val="28"/>
+        </w:rPr>
+        <w:t>WARNINGS</w:t>
+      </w:r>
+      <w:r>
+        <w:rPr>
+          <w:rFonts w:ascii="Cambria" w:hAnsi="Cambria"/>
+          <w:sz w:val="28"/>
+          <w:szCs w:val="28"/>
+          <w:lang w:val="ru-RU"/>
+        </w:rPr>
+        <w:t xml:space="preserve"> </w:t>
+      </w:r>
+      <w:r>
+        <w:rPr>
+          <w:rFonts w:ascii="Consolas" w:hAnsi="Consolas"/>
+          <w:sz w:val="28"/>
+          <w:szCs w:val="28"/>
+          <w:lang w:val="ru-RU"/>
+        </w:rPr>
+        <w:t xml:space="preserve">= </w:t>
+      </w:r>
+      <w:r>
+        <w:rPr>
+          <w:rFonts w:ascii="Consolas" w:hAnsi="Consolas"/>
+          <w:sz w:val="28"/>
+          <w:szCs w:val="28"/>
+        </w:rPr>
+        <w:t>false</w:t>
+      </w:r>
+      <w:r>
+        <w:rPr>
+          <w:rFonts w:ascii="Consolas" w:hAnsi="Consolas"/>
+          <w:sz w:val="28"/>
+          <w:szCs w:val="28"/>
+          <w:lang w:val="ru-RU"/>
+        </w:rPr>
+        <w:t>;</w:t>
+      </w:r>
+    </w:p>
+    <w:p>
+      <w:pPr>
+        <w:spacing w:after="160" w:line="256" w:lineRule="auto"/>
+        <w:ind w:hanging="709"/>
+        <w:rPr>
+          <w:rFonts w:ascii="Cambria" w:hAnsi="Cambria"/>
+          <w:sz w:val="28"/>
+          <w:szCs w:val="28"/>
+          <w:lang w:val="ru-RU"/>
+        </w:rPr>
+      </w:pPr>
+    </w:p>
+    <w:p>
+      <w:pPr>
+        <w:spacing w:after="160" w:line="256" w:lineRule="auto"/>
+        <w:ind w:hanging="709"/>
+        <w:rPr>
+          <w:rFonts w:ascii="Cambria" w:hAnsi="Cambria"/>
           <w:b/>
           <w:bCs/>
           <w:sz w:val="28"/>
@@ -16908,7 +17426,7 @@
           <w:szCs w:val="28"/>
           <w:lang w:val="ru-RU"/>
         </w:rPr>
-        <w:t>Особенности реализации</w:t>
+        <w:t>Производительность</w:t>
       </w:r>
     </w:p>
     <w:p>
@@ -16929,25 +17447,7 @@
           <w:szCs w:val="28"/>
           <w:lang w:val="ru-RU"/>
         </w:rPr>
-        <w:t xml:space="preserve">- Точность вычислений: </w:t>
-      </w:r>
-      <w:r>
-        <w:rPr>
-          <w:rFonts w:ascii="Cambria" w:hAnsi="Cambria"/>
-          <w:sz w:val="28"/>
-          <w:szCs w:val="28"/>
-          <w:lang w:val="ru-RU"/>
-        </w:rPr>
-        <w:t>в</w:t>
-      </w:r>
-      <w:r>
-        <w:rPr>
-          <w:rFonts w:ascii="Cambria" w:hAnsi="Cambria"/>
-          <w:sz w:val="28"/>
-          <w:szCs w:val="28"/>
-          <w:lang w:val="ru-RU"/>
-        </w:rPr>
-        <w:t>се сравнения используют EPS = 1e-9 для защиты от ошибок округления.</w:t>
+        <w:t>- Все операции имеют сложность O(1)</w:t>
       </w:r>
     </w:p>
     <w:p>
@@ -16968,7 +17468,7 @@
           <w:szCs w:val="28"/>
           <w:lang w:val="ru-RU"/>
         </w:rPr>
-        <w:t>- Обработка вырожденных случаев: Функции корректно обрабатывают нулевые векторы, вырожденные треугольники и параллельные линии</w:t>
+        <w:t>- Функции пересечения (&amp;) используют оптимизированные алгоритмы</w:t>
       </w:r>
     </w:p>
     <w:p>
@@ -16989,34 +17489,7 @@
           <w:szCs w:val="28"/>
           <w:lang w:val="ru-RU"/>
         </w:rPr>
-        <w:t>- Прямые</w:t>
-      </w:r>
-      <w:r>
-        <w:rPr>
-          <w:rFonts w:ascii="Cambria" w:hAnsi="Cambria"/>
-          <w:sz w:val="28"/>
-          <w:szCs w:val="28"/>
-          <w:lang w:val="ru-RU"/>
-        </w:rPr>
-        <w:t xml:space="preserve"> </w:t>
-      </w:r>
-      <w:r>
-        <w:rPr>
-          <w:rFonts w:ascii="Cambria" w:hAnsi="Cambria"/>
-          <w:sz w:val="28"/>
-          <w:szCs w:val="28"/>
-          <w:lang w:val="ru-RU"/>
-        </w:rPr>
-        <w:t>хранятся</w:t>
-      </w:r>
-      <w:r>
-        <w:rPr>
-          <w:rFonts w:ascii="Cambria" w:hAnsi="Cambria"/>
-          <w:sz w:val="28"/>
-          <w:szCs w:val="28"/>
-          <w:lang w:val="ru-RU"/>
-        </w:rPr>
-        <w:t xml:space="preserve"> в виде Ax + By + C = 0. Всегда нормализуйте прямые перед сравнением через normalize()</w:t>
+        <w:t>- Для работы с большим количеством фигур рекомендуется использовать BBox для предварительной фильтрации</w:t>
       </w:r>
     </w:p>
     <w:p>
@@ -17030,33 +17503,6 @@
           <w:lang w:val="ru-RU"/>
         </w:rPr>
       </w:pPr>
-      <w:r>
-        <w:rPr>
-          <w:rFonts w:ascii="Cambria" w:hAnsi="Cambria"/>
-          <w:sz w:val="28"/>
-          <w:szCs w:val="28"/>
-          <w:lang w:val="ru-RU"/>
-        </w:rPr>
-        <w:t>- Барицентрические координаты:</w:t>
-      </w:r>
-      <w:r>
-        <w:rPr>
-          <w:rFonts w:ascii="Cambria" w:hAnsi="Cambria"/>
-          <w:sz w:val="28"/>
-          <w:szCs w:val="28"/>
-          <w:lang w:val="ru-RU"/>
-        </w:rPr>
-        <w:t xml:space="preserve"> с</w:t>
-      </w:r>
-      <w:r>
-        <w:rPr>
-          <w:rFonts w:ascii="Cambria" w:hAnsi="Cambria"/>
-          <w:sz w:val="28"/>
-          <w:szCs w:val="28"/>
-          <w:lang w:val="ru-RU"/>
-        </w:rPr>
-        <w:t>умма u + v + w всегда равна 1. Проверяется при вводе</w:t>
-      </w:r>
     </w:p>
     <w:p>
       <w:pPr>
@@ -17064,37 +17510,23 @@
         <w:ind w:hanging="709"/>
         <w:rPr>
           <w:rFonts w:ascii="Cambria" w:hAnsi="Cambria"/>
-          <w:sz w:val="28"/>
-          <w:szCs w:val="28"/>
-          <w:lang w:val="ru-RU"/>
-        </w:rPr>
-      </w:pPr>
-      <w:r>
-        <w:rPr>
-          <w:rFonts w:ascii="Cambria" w:hAnsi="Cambria"/>
-          <w:sz w:val="28"/>
-          <w:szCs w:val="28"/>
-          <w:lang w:val="ru-RU"/>
-        </w:rPr>
-        <w:t>- IntersectOut: Поля `P1`, `P2` содержат точки пересечения. num = -1</w:t>
-      </w:r>
-      <w:r>
-        <w:rPr>
-          <w:rFonts w:ascii="Cambria" w:hAnsi="Cambria"/>
-          <w:sz w:val="28"/>
-          <w:szCs w:val="28"/>
-          <w:lang w:val="ru-RU"/>
-        </w:rPr>
-        <w:t xml:space="preserve"> </w:t>
-      </w:r>
-      <w:r>
-        <w:rPr>
-          <w:rFonts w:ascii="Cambria" w:hAnsi="Cambria"/>
-          <w:sz w:val="28"/>
-          <w:szCs w:val="28"/>
-          <w:lang w:val="ru-RU"/>
-        </w:rPr>
-        <w:t>означает бесконечное множество (совпадение)</w:t>
+          <w:b/>
+          <w:bCs/>
+          <w:sz w:val="28"/>
+          <w:szCs w:val="28"/>
+          <w:lang w:val="ru-RU"/>
+        </w:rPr>
+      </w:pPr>
+      <w:r>
+        <w:rPr>
+          <w:rFonts w:ascii="Cambria" w:hAnsi="Cambria"/>
+          <w:b/>
+          <w:bCs/>
+          <w:sz w:val="28"/>
+          <w:szCs w:val="28"/>
+          <w:lang w:val="ru-RU"/>
+        </w:rPr>
+        <w:t>Известные ограничения</w:t>
       </w:r>
     </w:p>
     <w:p>
@@ -17108,6 +17540,51 @@
           <w:lang w:val="ru-RU"/>
         </w:rPr>
       </w:pPr>
+      <w:r>
+        <w:rPr>
+          <w:rFonts w:ascii="Cambria" w:hAnsi="Cambria"/>
+          <w:sz w:val="28"/>
+          <w:szCs w:val="28"/>
+          <w:lang w:val="ru-RU"/>
+        </w:rPr>
+        <w:t xml:space="preserve">- Библиотека </w:t>
+      </w:r>
+      <w:r>
+        <w:rPr>
+          <w:rFonts w:ascii="Cambria" w:hAnsi="Cambria"/>
+          <w:sz w:val="28"/>
+          <w:szCs w:val="28"/>
+          <w:lang w:val="ru-RU"/>
+        </w:rPr>
+        <w:t xml:space="preserve">(пока) </w:t>
+      </w:r>
+      <w:r>
+        <w:rPr>
+          <w:rFonts w:ascii="Cambria" w:hAnsi="Cambria"/>
+          <w:sz w:val="28"/>
+          <w:szCs w:val="28"/>
+          <w:lang w:val="ru-RU"/>
+        </w:rPr>
+        <w:t>поддерживает только 2D</w:t>
+      </w:r>
+      <w:r>
+        <w:rPr>
+          <w:rFonts w:ascii="Cambria" w:hAnsi="Cambria"/>
+          <w:sz w:val="28"/>
+          <w:szCs w:val="28"/>
+          <w:lang w:val="ru-RU"/>
+        </w:rPr>
+        <w:t xml:space="preserve"> </w:t>
+      </w:r>
+      <w:r>
+        <w:rPr>
+          <w:rFonts w:ascii="Cambria" w:hAnsi="Cambria"/>
+          <w:sz w:val="28"/>
+          <w:szCs w:val="28"/>
+          <w:lang w:val="ru-RU"/>
+        </w:rPr>
+        <w:t>геометрию</w:t>
+      </w:r>
     </w:p>
     <w:p>
       <w:pPr>
@@ -17115,6 +17592,60 @@
         <w:ind w:hanging="709"/>
         <w:rPr>
           <w:rFonts w:ascii="Cambria" w:hAnsi="Cambria"/>
+          <w:sz w:val="28"/>
+          <w:szCs w:val="28"/>
+          <w:lang w:val="ru-RU"/>
+        </w:rPr>
+      </w:pPr>
+      <w:r>
+        <w:rPr>
+          <w:rFonts w:ascii="Cambria" w:hAnsi="Cambria"/>
+          <w:sz w:val="28"/>
+          <w:szCs w:val="28"/>
+          <w:lang w:val="ru-RU"/>
+        </w:rPr>
+        <w:t>- Все углы принимаются и возвращаются в радианах</w:t>
+      </w:r>
+    </w:p>
+    <w:p>
+      <w:pPr>
+        <w:spacing w:after="160" w:line="256" w:lineRule="auto"/>
+        <w:ind w:hanging="709"/>
+        <w:rPr>
+          <w:rFonts w:ascii="Cambria" w:hAnsi="Cambria"/>
+          <w:sz w:val="28"/>
+          <w:szCs w:val="28"/>
+          <w:lang w:val="ru-RU"/>
+        </w:rPr>
+      </w:pPr>
+      <w:r>
+        <w:rPr>
+          <w:rFonts w:ascii="Cambria" w:hAnsi="Cambria"/>
+          <w:sz w:val="28"/>
+          <w:szCs w:val="28"/>
+          <w:lang w:val="ru-RU"/>
+        </w:rPr>
+        <w:t>- Компилятор должен поддерживать C++17 или новее.</w:t>
+      </w:r>
+    </w:p>
+    <w:p>
+      <w:pPr>
+        <w:spacing w:after="160" w:line="256" w:lineRule="auto"/>
+        <w:ind w:hanging="709"/>
+        <w:rPr>
+          <w:rFonts w:ascii="Cambria" w:hAnsi="Cambria"/>
+          <w:sz w:val="28"/>
+          <w:szCs w:val="28"/>
+          <w:lang w:val="ru-RU"/>
+        </w:rPr>
+      </w:pPr>
+    </w:p>
+    <w:p>
+      <w:pPr>
+        <w:spacing w:after="160" w:line="256" w:lineRule="auto"/>
+        <w:ind w:hanging="709"/>
+        <w:rPr>
+          <w:rFonts w:ascii="Cambria" w:hAnsi="Cambria"/>
           <w:b/>
           <w:bCs/>
           <w:sz w:val="28"/>
@@ -17122,7 +17653,11 @@
           <w:lang w:val="ru-RU"/>
         </w:rPr>
       </w:pPr>
-      <w:r>
+    </w:p>
+    <w:p>
+      <w:pPr>
+        <w:spacing w:after="160" w:line="256" w:lineRule="auto"/>
+        <w:ind w:hanging="709"/>
         <w:rPr>
           <w:rFonts w:ascii="Cambria" w:hAnsi="Cambria"/>
           <w:b/>
@@ -17131,8 +17666,7 @@
           <w:szCs w:val="28"/>
           <w:lang w:val="ru-RU"/>
         </w:rPr>
-        <w:t>Производительность</w:t>
-      </w:r>
+      </w:pPr>
     </w:p>
     <w:p>
       <w:pPr>
@@ -17140,20 +17674,13 @@
         <w:ind w:hanging="709"/>
         <w:rPr>
           <w:rFonts w:ascii="Cambria" w:hAnsi="Cambria"/>
-          <w:sz w:val="28"/>
-          <w:szCs w:val="28"/>
-          <w:lang w:val="ru-RU"/>
-        </w:rPr>
-      </w:pPr>
-      <w:r>
-        <w:rPr>
-          <w:rFonts w:ascii="Cambria" w:hAnsi="Cambria"/>
-          <w:sz w:val="28"/>
-          <w:szCs w:val="28"/>
-          <w:lang w:val="ru-RU"/>
-        </w:rPr>
-        <w:t>- Все операции имеют сложность O(1)</w:t>
-      </w:r>
+          <w:b/>
+          <w:bCs/>
+          <w:sz w:val="28"/>
+          <w:szCs w:val="28"/>
+          <w:lang w:val="ru-RU"/>
+        </w:rPr>
+      </w:pPr>
     </w:p>
     <w:p>
       <w:pPr>
@@ -17161,20 +17688,13 @@
         <w:ind w:hanging="709"/>
         <w:rPr>
           <w:rFonts w:ascii="Cambria" w:hAnsi="Cambria"/>
-          <w:sz w:val="28"/>
-          <w:szCs w:val="28"/>
-          <w:lang w:val="ru-RU"/>
-        </w:rPr>
-      </w:pPr>
-      <w:r>
-        <w:rPr>
-          <w:rFonts w:ascii="Cambria" w:hAnsi="Cambria"/>
-          <w:sz w:val="28"/>
-          <w:szCs w:val="28"/>
-          <w:lang w:val="ru-RU"/>
-        </w:rPr>
-        <w:t>- Функции пересечения (&amp;) используют оптимизированные алгоритмы</w:t>
-      </w:r>
+          <w:b/>
+          <w:bCs/>
+          <w:sz w:val="28"/>
+          <w:szCs w:val="28"/>
+          <w:lang w:val="ru-RU"/>
+        </w:rPr>
+      </w:pPr>
     </w:p>
     <w:p>
       <w:pPr>
@@ -17182,19 +17702,24 @@
         <w:ind w:hanging="709"/>
         <w:rPr>
           <w:rFonts w:ascii="Cambria" w:hAnsi="Cambria"/>
-          <w:sz w:val="28"/>
-          <w:szCs w:val="28"/>
-          <w:lang w:val="ru-RU"/>
-        </w:rPr>
-      </w:pPr>
-      <w:r>
-        <w:rPr>
-          <w:rFonts w:ascii="Cambria" w:hAnsi="Cambria"/>
-          <w:sz w:val="28"/>
-          <w:szCs w:val="28"/>
-          <w:lang w:val="ru-RU"/>
-        </w:rPr>
-        <w:t>- Для работы с большим количеством фигур рекомендуется использовать BBox для предварительной фильтрации</w:t>
+          <w:b/>
+          <w:bCs/>
+          <w:sz w:val="28"/>
+          <w:szCs w:val="28"/>
+          <w:lang w:val="ru-RU"/>
+        </w:rPr>
+      </w:pPr>
+      <w:r>
+        <w:rPr>
+          <w:rFonts w:ascii="Cambria" w:hAnsi="Cambria"/>
+          <w:b/>
+          <w:bCs/>
+          <w:sz w:val="28"/>
+          <w:szCs w:val="28"/>
+          <w:lang w:val="ru-RU"/>
+        </w:rPr>
+        <w:lastRenderedPageBreak/>
+        <w:t>Тестирование</w:t>
       </w:r>
     </w:p>
     <w:p>
@@ -17208,6 +17733,59 @@
           <w:lang w:val="ru-RU"/>
         </w:rPr>
       </w:pPr>
+      <w:r>
+        <w:rPr>
+          <w:rFonts w:ascii="Cambria" w:hAnsi="Cambria"/>
+          <w:sz w:val="28"/>
+          <w:szCs w:val="28"/>
+          <w:lang w:val="ru-RU"/>
+        </w:rPr>
+        <w:t>Библиотека протестирована на следующ</w:t>
+      </w:r>
+      <w:r>
+        <w:rPr>
+          <w:rFonts w:ascii="Cambria" w:hAnsi="Cambria"/>
+          <w:sz w:val="28"/>
+          <w:szCs w:val="28"/>
+          <w:lang w:val="ru-RU"/>
+        </w:rPr>
+        <w:t>ем</w:t>
+      </w:r>
+      <w:r>
+        <w:rPr>
+          <w:rFonts w:ascii="Cambria" w:hAnsi="Cambria"/>
+          <w:sz w:val="28"/>
+          <w:szCs w:val="28"/>
+          <w:lang w:val="ru-RU"/>
+        </w:rPr>
+        <w:t xml:space="preserve"> компилятор</w:t>
+      </w:r>
+      <w:r>
+        <w:rPr>
+          <w:rFonts w:ascii="Cambria" w:hAnsi="Cambria"/>
+          <w:sz w:val="28"/>
+          <w:szCs w:val="28"/>
+          <w:lang w:val="ru-RU"/>
+        </w:rPr>
+        <w:t xml:space="preserve">е и </w:t>
+      </w:r>
+      <w:r>
+        <w:rPr>
+          <w:rFonts w:ascii="Cambria" w:hAnsi="Cambria"/>
+          <w:sz w:val="28"/>
+          <w:szCs w:val="28"/>
+        </w:rPr>
+        <w:t>IDE</w:t>
+      </w:r>
+      <w:r>
+        <w:rPr>
+          <w:rFonts w:ascii="Cambria" w:hAnsi="Cambria"/>
+          <w:sz w:val="28"/>
+          <w:szCs w:val="28"/>
+          <w:lang w:val="ru-RU"/>
+        </w:rPr>
+        <w:t>:</w:t>
+      </w:r>
     </w:p>
     <w:p>
       <w:pPr>
@@ -17215,6 +17793,185 @@
         <w:ind w:hanging="709"/>
         <w:rPr>
           <w:rFonts w:ascii="Cambria" w:hAnsi="Cambria"/>
+          <w:sz w:val="28"/>
+          <w:szCs w:val="28"/>
+          <w:lang w:val="ru-RU"/>
+        </w:rPr>
+      </w:pPr>
+      <w:r>
+        <w:rPr>
+          <w:rFonts w:ascii="Cambria" w:hAnsi="Cambria"/>
+          <w:sz w:val="28"/>
+          <w:szCs w:val="28"/>
+          <w:lang w:val="ru-RU"/>
+        </w:rPr>
+        <w:t xml:space="preserve">- </w:t>
+      </w:r>
+      <w:r>
+        <w:rPr>
+          <w:rFonts w:ascii="Cambria" w:hAnsi="Cambria"/>
+          <w:sz w:val="28"/>
+          <w:szCs w:val="28"/>
+        </w:rPr>
+        <w:t>Code</w:t>
+      </w:r>
+      <w:r>
+        <w:rPr>
+          <w:rFonts w:ascii="Cambria" w:hAnsi="Cambria"/>
+          <w:sz w:val="28"/>
+          <w:szCs w:val="28"/>
+          <w:lang w:val="ru-RU"/>
+        </w:rPr>
+        <w:t>::</w:t>
+      </w:r>
+      <w:r>
+        <w:rPr>
+          <w:rFonts w:ascii="Cambria" w:hAnsi="Cambria"/>
+          <w:sz w:val="28"/>
+          <w:szCs w:val="28"/>
+        </w:rPr>
+        <w:t>Blocks</w:t>
+      </w:r>
+      <w:r>
+        <w:rPr>
+          <w:rFonts w:ascii="Cambria" w:hAnsi="Cambria"/>
+          <w:sz w:val="28"/>
+          <w:szCs w:val="28"/>
+          <w:lang w:val="ru-RU"/>
+        </w:rPr>
+        <w:t xml:space="preserve"> </w:t>
+      </w:r>
+      <w:r>
+        <w:rPr>
+          <w:rFonts w:ascii="Cambria" w:hAnsi="Cambria"/>
+          <w:sz w:val="28"/>
+          <w:szCs w:val="28"/>
+          <w:lang w:val="ru-RU"/>
+        </w:rPr>
+        <w:t>версии 20.03</w:t>
+      </w:r>
+    </w:p>
+    <w:p>
+      <w:pPr>
+        <w:spacing w:after="160" w:line="256" w:lineRule="auto"/>
+        <w:ind w:hanging="709"/>
+        <w:rPr>
+          <w:rFonts w:ascii="Cambria" w:hAnsi="Cambria"/>
+          <w:sz w:val="28"/>
+          <w:szCs w:val="28"/>
+          <w:lang w:val="ru-RU"/>
+        </w:rPr>
+      </w:pPr>
+      <w:r>
+        <w:rPr>
+          <w:rFonts w:ascii="Cambria" w:hAnsi="Cambria"/>
+          <w:sz w:val="28"/>
+          <w:szCs w:val="28"/>
+          <w:lang w:val="ru-RU"/>
+        </w:rPr>
+        <w:t xml:space="preserve">- </w:t>
+      </w:r>
+      <w:r>
+        <w:rPr>
+          <w:rFonts w:ascii="Cambria" w:hAnsi="Cambria"/>
+          <w:sz w:val="28"/>
+          <w:szCs w:val="28"/>
+        </w:rPr>
+        <w:t>C</w:t>
+      </w:r>
+      <w:r>
+        <w:rPr>
+          <w:rFonts w:ascii="Cambria" w:hAnsi="Cambria"/>
+          <w:sz w:val="28"/>
+          <w:szCs w:val="28"/>
+          <w:lang w:val="ru-RU"/>
+        </w:rPr>
+        <w:t>+</w:t>
+      </w:r>
+      <w:r>
+        <w:rPr>
+          <w:rFonts w:ascii="Cambria" w:hAnsi="Cambria"/>
+          <w:sz w:val="28"/>
+          <w:szCs w:val="28"/>
+          <w:lang w:val="ru-RU"/>
+        </w:rPr>
+        <w:t xml:space="preserve">+ </w:t>
+      </w:r>
+      <w:r>
+        <w:rPr>
+          <w:rFonts w:ascii="Cambria" w:hAnsi="Cambria"/>
+          <w:sz w:val="28"/>
+          <w:szCs w:val="28"/>
+          <w:lang w:val="ru-RU"/>
+        </w:rPr>
+        <w:t>версии 20</w:t>
+      </w:r>
+    </w:p>
+    <w:p>
+      <w:pPr>
+        <w:spacing w:after="160" w:line="256" w:lineRule="auto"/>
+        <w:ind w:hanging="709"/>
+        <w:rPr>
+          <w:rFonts w:ascii="Cambria" w:hAnsi="Cambria"/>
+          <w:sz w:val="28"/>
+          <w:szCs w:val="28"/>
+          <w:lang w:val="ru-RU"/>
+        </w:rPr>
+      </w:pPr>
+      <w:r>
+        <w:rPr>
+          <w:rFonts w:ascii="Cambria" w:hAnsi="Cambria"/>
+          <w:sz w:val="28"/>
+          <w:szCs w:val="28"/>
+          <w:lang w:val="ru-RU"/>
+        </w:rPr>
+        <w:t xml:space="preserve">- Компилятор </w:t>
+      </w:r>
+      <w:r>
+        <w:rPr>
+          <w:rFonts w:ascii="Cambria" w:hAnsi="Cambria"/>
+          <w:sz w:val="28"/>
+          <w:szCs w:val="28"/>
+        </w:rPr>
+        <w:t>MinGW</w:t>
+      </w:r>
+    </w:p>
+    <w:p>
+      <w:pPr>
+        <w:spacing w:after="160" w:line="256" w:lineRule="auto"/>
+        <w:ind w:hanging="709"/>
+        <w:rPr>
+          <w:rFonts w:ascii="Cambria" w:hAnsi="Cambria"/>
+          <w:sz w:val="28"/>
+          <w:szCs w:val="28"/>
+          <w:lang w:val="ru-RU"/>
+        </w:rPr>
+      </w:pPr>
+      <w:r>
+        <w:rPr>
+          <w:rFonts w:ascii="Cambria" w:hAnsi="Cambria"/>
+          <w:sz w:val="28"/>
+          <w:szCs w:val="28"/>
+          <w:lang w:val="ru-RU"/>
+        </w:rPr>
+        <w:t xml:space="preserve">Рекомендуется запускать юнит-тесты перед использованием в </w:t>
+      </w:r>
+      <w:r>
+        <w:rPr>
+          <w:rFonts w:ascii="Cambria" w:hAnsi="Cambria"/>
+          <w:sz w:val="28"/>
+          <w:szCs w:val="28"/>
+          <w:lang w:val="ru-RU"/>
+        </w:rPr>
+        <w:t>разработке</w:t>
+      </w:r>
+    </w:p>
+    <w:p>
+      <w:pPr>
+        <w:spacing w:after="160" w:line="256" w:lineRule="auto"/>
+        <w:ind w:hanging="709"/>
+        <w:rPr>
+          <w:rFonts w:ascii="Cambria" w:hAnsi="Cambria"/>
           <w:b/>
           <w:bCs/>
           <w:sz w:val="28"/>
@@ -17225,13 +17982,22 @@
       <w:r>
         <w:rPr>
           <w:rFonts w:ascii="Cambria" w:hAnsi="Cambria"/>
+          <w:sz w:val="28"/>
+          <w:szCs w:val="28"/>
+          <w:lang w:val="ru-RU"/>
+        </w:rPr>
+        <w:t xml:space="preserve"> </w:t>
+      </w:r>
+      <w:r>
+        <w:rPr>
+          <w:rFonts w:ascii="Cambria" w:hAnsi="Cambria"/>
           <w:b/>
           <w:bCs/>
           <w:sz w:val="28"/>
           <w:szCs w:val="28"/>
           <w:lang w:val="ru-RU"/>
         </w:rPr>
-        <w:t>Известные ограничения</w:t>
+        <w:t>Источники и алгоритмы</w:t>
       </w:r>
     </w:p>
     <w:p>
@@ -17252,43 +18018,7 @@
           <w:szCs w:val="28"/>
           <w:lang w:val="ru-RU"/>
         </w:rPr>
-        <w:t xml:space="preserve">- Библиотека </w:t>
-      </w:r>
-      <w:r>
-        <w:rPr>
-          <w:rFonts w:ascii="Cambria" w:hAnsi="Cambria"/>
-          <w:sz w:val="28"/>
-          <w:szCs w:val="28"/>
-          <w:lang w:val="ru-RU"/>
-        </w:rPr>
-        <w:t xml:space="preserve">(пока) </w:t>
-      </w:r>
-      <w:r>
-        <w:rPr>
-          <w:rFonts w:ascii="Cambria" w:hAnsi="Cambria"/>
-          <w:sz w:val="28"/>
-          <w:szCs w:val="28"/>
-          <w:lang w:val="ru-RU"/>
-        </w:rPr>
-        <w:t>поддерживает только 2D</w:t>
-      </w:r>
-      <w:r>
-        <w:rPr>
-          <w:rFonts w:ascii="Cambria" w:hAnsi="Cambria"/>
-          <w:sz w:val="28"/>
-          <w:szCs w:val="28"/>
-          <w:lang w:val="ru-RU"/>
-        </w:rPr>
-        <w:t xml:space="preserve"> </w:t>
-      </w:r>
-      <w:r>
-        <w:rPr>
-          <w:rFonts w:ascii="Cambria" w:hAnsi="Cambria"/>
-          <w:sz w:val="28"/>
-          <w:szCs w:val="28"/>
-          <w:lang w:val="ru-RU"/>
-        </w:rPr>
-        <w:t>геометрию</w:t>
+        <w:t>- Пересечение отрезков:** Алгоритм на основе ориентации точек</w:t>
       </w:r>
     </w:p>
     <w:p>
@@ -17309,7 +18039,7 @@
           <w:szCs w:val="28"/>
           <w:lang w:val="ru-RU"/>
         </w:rPr>
-        <w:t>- Все углы принимаются и возвращаются в радианах</w:t>
+        <w:t>- Описанная окружность:** Решение системы линейных уравнений</w:t>
       </w:r>
     </w:p>
     <w:p>
@@ -17330,7 +18060,7 @@
           <w:szCs w:val="28"/>
           <w:lang w:val="ru-RU"/>
         </w:rPr>
-        <w:t>- Компилятор должен поддерживать C++17 или новее.</w:t>
+        <w:t>- Барицентрические координаты:** Формулы площадей</w:t>
       </w:r>
     </w:p>
     <w:p>
@@ -17344,6 +18074,15 @@
           <w:lang w:val="ru-RU"/>
         </w:rPr>
       </w:pPr>
+      <w:r>
+        <w:rPr>
+          <w:rFonts w:ascii="Cambria" w:hAnsi="Cambria"/>
+          <w:sz w:val="28"/>
+          <w:szCs w:val="28"/>
+          <w:lang w:val="ru-RU"/>
+        </w:rPr>
+        <w:t>- Проекция точки:** Ортогональное проектирование</w:t>
+      </w:r>
     </w:p>
     <w:p>
       <w:pPr>
@@ -17351,6 +18090,18 @@
         <w:ind w:hanging="709"/>
         <w:rPr>
           <w:rFonts w:ascii="Cambria" w:hAnsi="Cambria"/>
+          <w:sz w:val="28"/>
+          <w:szCs w:val="28"/>
+          <w:lang w:val="ru-RU"/>
+        </w:rPr>
+      </w:pPr>
+    </w:p>
+    <w:p>
+      <w:pPr>
+        <w:spacing w:after="160" w:line="256" w:lineRule="auto"/>
+        <w:ind w:hanging="709"/>
+        <w:rPr>
+          <w:rFonts w:ascii="Cambria" w:hAnsi="Cambria"/>
           <w:b/>
           <w:bCs/>
           <w:sz w:val="28"/>
@@ -17367,7 +18118,7 @@
           <w:szCs w:val="28"/>
           <w:lang w:val="ru-RU"/>
         </w:rPr>
-        <w:t>Тестирование</w:t>
+        <w:t>Совместимость</w:t>
       </w:r>
     </w:p>
     <w:p>
@@ -17388,51 +18139,7 @@
           <w:szCs w:val="28"/>
           <w:lang w:val="ru-RU"/>
         </w:rPr>
-        <w:t>Библиотека протестирована на следующ</w:t>
-      </w:r>
-      <w:r>
-        <w:rPr>
-          <w:rFonts w:ascii="Cambria" w:hAnsi="Cambria"/>
-          <w:sz w:val="28"/>
-          <w:szCs w:val="28"/>
-          <w:lang w:val="ru-RU"/>
-        </w:rPr>
-        <w:t>ем</w:t>
-      </w:r>
-      <w:r>
-        <w:rPr>
-          <w:rFonts w:ascii="Cambria" w:hAnsi="Cambria"/>
-          <w:sz w:val="28"/>
-          <w:szCs w:val="28"/>
-          <w:lang w:val="ru-RU"/>
-        </w:rPr>
-        <w:t xml:space="preserve"> компилятор</w:t>
-      </w:r>
-      <w:r>
-        <w:rPr>
-          <w:rFonts w:ascii="Cambria" w:hAnsi="Cambria"/>
-          <w:sz w:val="28"/>
-          <w:szCs w:val="28"/>
-          <w:lang w:val="ru-RU"/>
-        </w:rPr>
-        <w:t xml:space="preserve">е и </w:t>
-      </w:r>
-      <w:r>
-        <w:rPr>
-          <w:rFonts w:ascii="Cambria" w:hAnsi="Cambria"/>
-          <w:sz w:val="28"/>
-          <w:szCs w:val="28"/>
-        </w:rPr>
-        <w:t>IDE</w:t>
-      </w:r>
-      <w:r>
-        <w:rPr>
-          <w:rFonts w:ascii="Cambria" w:hAnsi="Cambria"/>
-          <w:sz w:val="28"/>
-          <w:szCs w:val="28"/>
-          <w:lang w:val="ru-RU"/>
-        </w:rPr>
-        <w:t>:</w:t>
+        <w:t>- Не требует внешних зависимостей (только STL)</w:t>
       </w:r>
     </w:p>
     <w:p>
@@ -17453,50 +18160,7 @@
           <w:szCs w:val="28"/>
           <w:lang w:val="ru-RU"/>
         </w:rPr>
-        <w:t xml:space="preserve">- </w:t>
-      </w:r>
-      <w:r>
-        <w:rPr>
-          <w:rFonts w:ascii="Cambria" w:hAnsi="Cambria"/>
-          <w:sz w:val="28"/>
-          <w:szCs w:val="28"/>
-        </w:rPr>
-        <w:t>Code</w:t>
-      </w:r>
-      <w:r>
-        <w:rPr>
-          <w:rFonts w:ascii="Cambria" w:hAnsi="Cambria"/>
-          <w:sz w:val="28"/>
-          <w:szCs w:val="28"/>
-          <w:lang w:val="ru-RU"/>
-        </w:rPr>
-        <w:t>::</w:t>
-      </w:r>
-      <w:r>
-        <w:rPr>
-          <w:rFonts w:ascii="Cambria" w:hAnsi="Cambria"/>
-          <w:sz w:val="28"/>
-          <w:szCs w:val="28"/>
-        </w:rPr>
-        <w:t>Blocks</w:t>
-      </w:r>
-      <w:r>
-        <w:rPr>
-          <w:rFonts w:ascii="Cambria" w:hAnsi="Cambria"/>
-          <w:sz w:val="28"/>
-          <w:szCs w:val="28"/>
-          <w:lang w:val="ru-RU"/>
-        </w:rPr>
-        <w:t xml:space="preserve"> </w:t>
-      </w:r>
-      <w:r>
-        <w:rPr>
-          <w:rFonts w:ascii="Cambria" w:hAnsi="Cambria"/>
-          <w:sz w:val="28"/>
-          <w:szCs w:val="28"/>
-          <w:lang w:val="ru-RU"/>
-        </w:rPr>
-        <w:t>версии 20.03</w:t>
+        <w:t>- Работает на Windows, Linux, macOS</w:t>
       </w:r>
     </w:p>
     <w:p>
@@ -17517,41 +18181,7 @@
           <w:szCs w:val="28"/>
           <w:lang w:val="ru-RU"/>
         </w:rPr>
-        <w:t xml:space="preserve">- </w:t>
-      </w:r>
-      <w:r>
-        <w:rPr>
-          <w:rFonts w:ascii="Cambria" w:hAnsi="Cambria"/>
-          <w:sz w:val="28"/>
-          <w:szCs w:val="28"/>
-        </w:rPr>
-        <w:t>C</w:t>
-      </w:r>
-      <w:r>
-        <w:rPr>
-          <w:rFonts w:ascii="Cambria" w:hAnsi="Cambria"/>
-          <w:sz w:val="28"/>
-          <w:szCs w:val="28"/>
-          <w:lang w:val="ru-RU"/>
-        </w:rPr>
-        <w:t>+</w:t>
-      </w:r>
-      <w:r>
-        <w:rPr>
-          <w:rFonts w:ascii="Cambria" w:hAnsi="Cambria"/>
-          <w:sz w:val="28"/>
-          <w:szCs w:val="28"/>
-        </w:rPr>
-        <w:t xml:space="preserve">+ </w:t>
-      </w:r>
-      <w:r>
-        <w:rPr>
-          <w:rFonts w:ascii="Cambria" w:hAnsi="Cambria"/>
-          <w:sz w:val="28"/>
-          <w:szCs w:val="28"/>
-          <w:lang w:val="ru-RU"/>
-        </w:rPr>
-        <w:t>версии 20</w:t>
+        <w:t>- Можно использовать в любом проекте на C++</w:t>
       </w:r>
     </w:p>
     <w:p>
@@ -17565,23 +18195,6 @@
           <w:lang w:val="ru-RU"/>
         </w:rPr>
       </w:pPr>
-      <w:r>
-        <w:rPr>
-          <w:rFonts w:ascii="Cambria" w:hAnsi="Cambria"/>
-          <w:sz w:val="28"/>
-          <w:szCs w:val="28"/>
-          <w:lang w:val="ru-RU"/>
-        </w:rPr>
-        <w:t xml:space="preserve">- Компилятор </w:t>
-      </w:r>
-      <w:r>
-        <w:rPr>
-          <w:rFonts w:ascii="Cambria" w:hAnsi="Cambria"/>
-          <w:sz w:val="28"/>
-          <w:szCs w:val="28"/>
-        </w:rPr>
-        <w:t>MinGW</w:t>
-      </w:r>
     </w:p>
     <w:p>
       <w:pPr>
@@ -17589,28 +18202,23 @@
         <w:ind w:hanging="709"/>
         <w:rPr>
           <w:rFonts w:ascii="Cambria" w:hAnsi="Cambria"/>
-          <w:sz w:val="28"/>
-          <w:szCs w:val="28"/>
-          <w:lang w:val="ru-RU"/>
-        </w:rPr>
-      </w:pPr>
-      <w:r>
-        <w:rPr>
-          <w:rFonts w:ascii="Cambria" w:hAnsi="Cambria"/>
-          <w:sz w:val="28"/>
-          <w:szCs w:val="28"/>
-          <w:lang w:val="ru-RU"/>
-        </w:rPr>
-        <w:t xml:space="preserve">Рекомендуется запускать юнит-тесты перед использованием в </w:t>
-      </w:r>
-      <w:r>
-        <w:rPr>
-          <w:rFonts w:ascii="Cambria" w:hAnsi="Cambria"/>
-          <w:sz w:val="28"/>
-          <w:szCs w:val="28"/>
-          <w:lang w:val="ru-RU"/>
-        </w:rPr>
-        <w:t>разработке</w:t>
+          <w:b/>
+          <w:bCs/>
+          <w:sz w:val="28"/>
+          <w:szCs w:val="28"/>
+          <w:lang w:val="ru-RU"/>
+        </w:rPr>
+      </w:pPr>
+      <w:r>
+        <w:rPr>
+          <w:rFonts w:ascii="Cambria" w:hAnsi="Cambria"/>
+          <w:b/>
+          <w:bCs/>
+          <w:sz w:val="28"/>
+          <w:szCs w:val="28"/>
+          <w:lang w:val="ru-RU"/>
+        </w:rPr>
+        <w:t>Планы по развитию</w:t>
       </w:r>
     </w:p>
     <w:p>
@@ -17619,33 +18227,28 @@
         <w:ind w:hanging="709"/>
         <w:rPr>
           <w:rFonts w:ascii="Cambria" w:hAnsi="Cambria"/>
-          <w:b/>
-          <w:bCs/>
-          <w:sz w:val="28"/>
-          <w:szCs w:val="28"/>
-          <w:lang w:val="ru-RU"/>
-        </w:rPr>
-      </w:pPr>
-      <w:r>
-        <w:rPr>
-          <w:rFonts w:ascii="Cambria" w:hAnsi="Cambria"/>
-          <w:sz w:val="28"/>
-          <w:szCs w:val="28"/>
-          <w:lang w:val="ru-RU"/>
-        </w:rPr>
-        <w:lastRenderedPageBreak/>
-        <w:t xml:space="preserve"> </w:t>
-      </w:r>
-      <w:r>
-        <w:rPr>
-          <w:rFonts w:ascii="Cambria" w:hAnsi="Cambria"/>
-          <w:b/>
-          <w:bCs/>
-          <w:sz w:val="28"/>
-          <w:szCs w:val="28"/>
-          <w:lang w:val="ru-RU"/>
-        </w:rPr>
-        <w:t>Источники и алгоритмы</w:t>
+          <w:sz w:val="28"/>
+          <w:szCs w:val="28"/>
+          <w:lang w:val="ru-RU"/>
+        </w:rPr>
+      </w:pPr>
+      <w:r>
+        <w:rPr>
+          <w:rFonts w:ascii="Cambria" w:hAnsi="Cambria"/>
+          <w:sz w:val="28"/>
+          <w:szCs w:val="28"/>
+          <w:lang w:val="ru-RU"/>
+        </w:rPr>
+        <w:t xml:space="preserve">- Поддержка </w:t>
+      </w:r>
+      <w:r>
+        <w:rPr>
+          <w:rFonts w:ascii="Cambria" w:hAnsi="Cambria"/>
+          <w:sz w:val="28"/>
+          <w:szCs w:val="28"/>
+          <w:lang w:val="ru-RU"/>
+        </w:rPr>
+        <w:t>других фигур – в разработке</w:t>
       </w:r>
     </w:p>
     <w:p>
@@ -17666,7 +18269,16 @@
           <w:szCs w:val="28"/>
           <w:lang w:val="ru-RU"/>
         </w:rPr>
-        <w:t>- Пересечение отрезков:** Алгоритм на основе ориентации точек</w:t>
+        <w:t>- 3D геометрия</w:t>
+      </w:r>
+      <w:r>
+        <w:rPr>
+          <w:rFonts w:ascii="Cambria" w:hAnsi="Cambria"/>
+          <w:sz w:val="28"/>
+          <w:szCs w:val="28"/>
+          <w:lang w:val="ru-RU"/>
+        </w:rPr>
+        <w:t xml:space="preserve"> – в планах</w:t>
       </w:r>
     </w:p>
     <w:p>
@@ -17687,7 +18299,16 @@
           <w:szCs w:val="28"/>
           <w:lang w:val="ru-RU"/>
         </w:rPr>
-        <w:t>- Описанная окружность:** Решение системы линейных уравнений</w:t>
+        <w:t>- Работа с кривыми</w:t>
+      </w:r>
+      <w:r>
+        <w:rPr>
+          <w:rFonts w:ascii="Cambria" w:hAnsi="Cambria"/>
+          <w:sz w:val="28"/>
+          <w:szCs w:val="28"/>
+          <w:lang w:val="ru-RU"/>
+        </w:rPr>
+        <w:t xml:space="preserve"> – в планах</w:t>
       </w:r>
     </w:p>
     <w:p>
@@ -17708,7 +18329,16 @@
           <w:szCs w:val="28"/>
           <w:lang w:val="ru-RU"/>
         </w:rPr>
-        <w:t>- Барицентрические координаты:** Формулы площадей</w:t>
+        <w:t>- Оптимизация для больших данных</w:t>
+      </w:r>
+      <w:r>
+        <w:rPr>
+          <w:rFonts w:ascii="Cambria" w:hAnsi="Cambria"/>
+          <w:sz w:val="28"/>
+          <w:szCs w:val="28"/>
+          <w:lang w:val="ru-RU"/>
+        </w:rPr>
+        <w:t xml:space="preserve"> – в разработке</w:t>
       </w:r>
     </w:p>
     <w:p>
@@ -17722,15 +18352,6 @@
           <w:lang w:val="ru-RU"/>
         </w:rPr>
       </w:pPr>
-      <w:r>
-        <w:rPr>
-          <w:rFonts w:ascii="Cambria" w:hAnsi="Cambria"/>
-          <w:sz w:val="28"/>
-          <w:szCs w:val="28"/>
-          <w:lang w:val="ru-RU"/>
-        </w:rPr>
-        <w:t>- Проекция точки:** Ортогональное проектирование</w:t>
-      </w:r>
     </w:p>
     <w:p>
       <w:pPr>
@@ -17740,9 +18361,51 @@
           <w:rFonts w:ascii="Cambria" w:hAnsi="Cambria"/>
           <w:sz w:val="28"/>
           <w:szCs w:val="28"/>
-          <w:lang w:val="ru-RU"/>
-        </w:rPr>
-      </w:pPr>
+        </w:rPr>
+      </w:pPr>
+      <w:r>
+        <w:rPr>
+          <w:rFonts w:ascii="Cambria" w:hAnsi="Cambria"/>
+          <w:sz w:val="28"/>
+          <w:szCs w:val="28"/>
+          <w:lang w:val="ru-RU"/>
+        </w:rPr>
+        <w:t>Поддержка</w:t>
+      </w:r>
+      <w:r>
+        <w:rPr>
+          <w:rFonts w:ascii="Cambria" w:hAnsi="Cambria"/>
+          <w:sz w:val="28"/>
+          <w:szCs w:val="28"/>
+        </w:rPr>
+        <w:t xml:space="preserve"> </w:t>
+      </w:r>
+      <w:r>
+        <w:rPr>
+          <w:rFonts w:ascii="Cambria" w:hAnsi="Cambria"/>
+          <w:sz w:val="28"/>
+          <w:szCs w:val="28"/>
+          <w:lang w:val="ru-RU"/>
+        </w:rPr>
+        <w:t>и</w:t>
+      </w:r>
+      <w:r>
+        <w:rPr>
+          <w:rFonts w:ascii="Cambria" w:hAnsi="Cambria"/>
+          <w:sz w:val="28"/>
+          <w:szCs w:val="28"/>
+        </w:rPr>
+        <w:t xml:space="preserve"> </w:t>
+      </w:r>
+      <w:r>
+        <w:rPr>
+          <w:rFonts w:ascii="Cambria" w:hAnsi="Cambria"/>
+          <w:sz w:val="28"/>
+          <w:szCs w:val="28"/>
+          <w:lang w:val="ru-RU"/>
+        </w:rPr>
+        <w:t>контакты</w:t>
+      </w:r>
     </w:p>
     <w:p>
       <w:pPr>
@@ -17750,303 +18413,17 @@
         <w:ind w:hanging="709"/>
         <w:rPr>
           <w:rFonts w:ascii="Cambria" w:hAnsi="Cambria"/>
-          <w:b/>
-          <w:bCs/>
-          <w:sz w:val="28"/>
-          <w:szCs w:val="28"/>
-          <w:lang w:val="ru-RU"/>
-        </w:rPr>
-      </w:pPr>
-      <w:r>
-        <w:rPr>
-          <w:rFonts w:ascii="Cambria" w:hAnsi="Cambria"/>
-          <w:b/>
-          <w:bCs/>
-          <w:sz w:val="28"/>
-          <w:szCs w:val="28"/>
-          <w:lang w:val="ru-RU"/>
-        </w:rPr>
-        <w:t>Совместимость</w:t>
-      </w:r>
-    </w:p>
-    <w:p>
-      <w:pPr>
-        <w:spacing w:after="160" w:line="256" w:lineRule="auto"/>
-        <w:ind w:hanging="709"/>
-        <w:rPr>
-          <w:rFonts w:ascii="Cambria" w:hAnsi="Cambria"/>
-          <w:sz w:val="28"/>
-          <w:szCs w:val="28"/>
-          <w:lang w:val="ru-RU"/>
-        </w:rPr>
-      </w:pPr>
-      <w:r>
-        <w:rPr>
-          <w:rFonts w:ascii="Cambria" w:hAnsi="Cambria"/>
-          <w:sz w:val="28"/>
-          <w:szCs w:val="28"/>
-          <w:lang w:val="ru-RU"/>
-        </w:rPr>
-        <w:t>- Не требует внешних зависимостей (только STL)</w:t>
-      </w:r>
-    </w:p>
-    <w:p>
-      <w:pPr>
-        <w:spacing w:after="160" w:line="256" w:lineRule="auto"/>
-        <w:ind w:hanging="709"/>
-        <w:rPr>
-          <w:rFonts w:ascii="Cambria" w:hAnsi="Cambria"/>
-          <w:sz w:val="28"/>
-          <w:szCs w:val="28"/>
-          <w:lang w:val="ru-RU"/>
-        </w:rPr>
-      </w:pPr>
-      <w:r>
-        <w:rPr>
-          <w:rFonts w:ascii="Cambria" w:hAnsi="Cambria"/>
-          <w:sz w:val="28"/>
-          <w:szCs w:val="28"/>
-          <w:lang w:val="ru-RU"/>
-        </w:rPr>
-        <w:t>- Работает на Windows, Linux, macOS</w:t>
-      </w:r>
-    </w:p>
-    <w:p>
-      <w:pPr>
-        <w:spacing w:after="160" w:line="256" w:lineRule="auto"/>
-        <w:ind w:hanging="709"/>
-        <w:rPr>
-          <w:rFonts w:ascii="Cambria" w:hAnsi="Cambria"/>
-          <w:sz w:val="28"/>
-          <w:szCs w:val="28"/>
-          <w:lang w:val="ru-RU"/>
-        </w:rPr>
-      </w:pPr>
-      <w:r>
-        <w:rPr>
-          <w:rFonts w:ascii="Cambria" w:hAnsi="Cambria"/>
-          <w:sz w:val="28"/>
-          <w:szCs w:val="28"/>
-          <w:lang w:val="ru-RU"/>
-        </w:rPr>
-        <w:t>- Можно использовать в любом проекте на C++</w:t>
-      </w:r>
-    </w:p>
-    <w:p>
-      <w:pPr>
-        <w:spacing w:after="160" w:line="256" w:lineRule="auto"/>
-        <w:ind w:hanging="709"/>
-        <w:rPr>
-          <w:rFonts w:ascii="Cambria" w:hAnsi="Cambria"/>
-          <w:sz w:val="28"/>
-          <w:szCs w:val="28"/>
-          <w:lang w:val="ru-RU"/>
-        </w:rPr>
-      </w:pPr>
-    </w:p>
-    <w:p>
-      <w:pPr>
-        <w:spacing w:after="160" w:line="256" w:lineRule="auto"/>
-        <w:ind w:hanging="709"/>
-        <w:rPr>
-          <w:rFonts w:ascii="Cambria" w:hAnsi="Cambria"/>
-          <w:b/>
-          <w:bCs/>
-          <w:sz w:val="28"/>
-          <w:szCs w:val="28"/>
-          <w:lang w:val="ru-RU"/>
-        </w:rPr>
-      </w:pPr>
-      <w:r>
-        <w:rPr>
-          <w:rFonts w:ascii="Cambria" w:hAnsi="Cambria"/>
-          <w:b/>
-          <w:bCs/>
-          <w:sz w:val="28"/>
-          <w:szCs w:val="28"/>
-          <w:lang w:val="ru-RU"/>
-        </w:rPr>
-        <w:t>Планы по развитию</w:t>
-      </w:r>
-    </w:p>
-    <w:p>
-      <w:pPr>
-        <w:spacing w:after="160" w:line="256" w:lineRule="auto"/>
-        <w:ind w:hanging="709"/>
-        <w:rPr>
-          <w:rFonts w:ascii="Cambria" w:hAnsi="Cambria"/>
-          <w:sz w:val="28"/>
-          <w:szCs w:val="28"/>
-          <w:lang w:val="ru-RU"/>
-        </w:rPr>
-      </w:pPr>
-      <w:r>
-        <w:rPr>
-          <w:rFonts w:ascii="Cambria" w:hAnsi="Cambria"/>
-          <w:sz w:val="28"/>
-          <w:szCs w:val="28"/>
-          <w:lang w:val="ru-RU"/>
-        </w:rPr>
-        <w:t xml:space="preserve">- Поддержка </w:t>
-      </w:r>
-      <w:r>
-        <w:rPr>
-          <w:rFonts w:ascii="Cambria" w:hAnsi="Cambria"/>
-          <w:sz w:val="28"/>
-          <w:szCs w:val="28"/>
-          <w:lang w:val="ru-RU"/>
-        </w:rPr>
-        <w:t>других фигур – в разработке</w:t>
-      </w:r>
-    </w:p>
-    <w:p>
-      <w:pPr>
-        <w:spacing w:after="160" w:line="256" w:lineRule="auto"/>
-        <w:ind w:hanging="709"/>
-        <w:rPr>
-          <w:rFonts w:ascii="Cambria" w:hAnsi="Cambria"/>
-          <w:sz w:val="28"/>
-          <w:szCs w:val="28"/>
-          <w:lang w:val="ru-RU"/>
-        </w:rPr>
-      </w:pPr>
-      <w:r>
-        <w:rPr>
-          <w:rFonts w:ascii="Cambria" w:hAnsi="Cambria"/>
-          <w:sz w:val="28"/>
-          <w:szCs w:val="28"/>
-          <w:lang w:val="ru-RU"/>
-        </w:rPr>
-        <w:t>- 3D геометрия</w:t>
-      </w:r>
-      <w:r>
-        <w:rPr>
-          <w:rFonts w:ascii="Cambria" w:hAnsi="Cambria"/>
-          <w:sz w:val="28"/>
-          <w:szCs w:val="28"/>
-          <w:lang w:val="ru-RU"/>
-        </w:rPr>
-        <w:t xml:space="preserve"> – в планах</w:t>
-      </w:r>
-    </w:p>
-    <w:p>
-      <w:pPr>
-        <w:spacing w:after="160" w:line="256" w:lineRule="auto"/>
-        <w:ind w:hanging="709"/>
-        <w:rPr>
-          <w:rFonts w:ascii="Cambria" w:hAnsi="Cambria"/>
-          <w:sz w:val="28"/>
-          <w:szCs w:val="28"/>
-          <w:lang w:val="ru-RU"/>
-        </w:rPr>
-      </w:pPr>
-      <w:r>
-        <w:rPr>
-          <w:rFonts w:ascii="Cambria" w:hAnsi="Cambria"/>
-          <w:sz w:val="28"/>
-          <w:szCs w:val="28"/>
-          <w:lang w:val="ru-RU"/>
-        </w:rPr>
-        <w:t>- Работа с кривыми</w:t>
-      </w:r>
-      <w:r>
-        <w:rPr>
-          <w:rFonts w:ascii="Cambria" w:hAnsi="Cambria"/>
-          <w:sz w:val="28"/>
-          <w:szCs w:val="28"/>
-          <w:lang w:val="ru-RU"/>
-        </w:rPr>
-        <w:t xml:space="preserve"> – в планах</w:t>
-      </w:r>
-    </w:p>
-    <w:p>
-      <w:pPr>
-        <w:spacing w:after="160" w:line="256" w:lineRule="auto"/>
-        <w:ind w:hanging="709"/>
-        <w:rPr>
-          <w:rFonts w:ascii="Cambria" w:hAnsi="Cambria"/>
-          <w:sz w:val="28"/>
-          <w:szCs w:val="28"/>
-          <w:lang w:val="ru-RU"/>
-        </w:rPr>
-      </w:pPr>
-      <w:r>
-        <w:rPr>
-          <w:rFonts w:ascii="Cambria" w:hAnsi="Cambria"/>
-          <w:sz w:val="28"/>
-          <w:szCs w:val="28"/>
-          <w:lang w:val="ru-RU"/>
-        </w:rPr>
-        <w:t>- Оптимизация для больших данных</w:t>
-      </w:r>
-      <w:r>
-        <w:rPr>
-          <w:rFonts w:ascii="Cambria" w:hAnsi="Cambria"/>
-          <w:sz w:val="28"/>
-          <w:szCs w:val="28"/>
-          <w:lang w:val="ru-RU"/>
-        </w:rPr>
-        <w:t xml:space="preserve"> – в разработке</w:t>
-      </w:r>
-    </w:p>
-    <w:p>
-      <w:pPr>
-        <w:spacing w:after="160" w:line="256" w:lineRule="auto"/>
-        <w:ind w:hanging="709"/>
-        <w:rPr>
-          <w:rFonts w:ascii="Cambria" w:hAnsi="Cambria"/>
-          <w:sz w:val="28"/>
-          <w:szCs w:val="28"/>
-          <w:lang w:val="ru-RU"/>
-        </w:rPr>
-      </w:pPr>
-    </w:p>
-    <w:p>
-      <w:pPr>
-        <w:spacing w:after="160" w:line="256" w:lineRule="auto"/>
-        <w:ind w:hanging="709"/>
-        <w:rPr>
-          <w:rFonts w:ascii="Cambria" w:hAnsi="Cambria"/>
-          <w:sz w:val="28"/>
-          <w:szCs w:val="28"/>
-          <w:lang w:val="ru-RU"/>
-        </w:rPr>
-      </w:pPr>
-      <w:r>
-        <w:rPr>
-          <w:rFonts w:ascii="Cambria" w:hAnsi="Cambria"/>
-          <w:sz w:val="28"/>
-          <w:szCs w:val="28"/>
-          <w:lang w:val="ru-RU"/>
-        </w:rPr>
-        <w:t>Поддержка и контакты</w:t>
-      </w:r>
-    </w:p>
-    <w:p>
-      <w:pPr>
-        <w:spacing w:after="160" w:line="256" w:lineRule="auto"/>
-        <w:ind w:hanging="709"/>
-        <w:rPr>
-          <w:rFonts w:ascii="Cambria" w:hAnsi="Cambria"/>
-          <w:sz w:val="28"/>
-          <w:szCs w:val="28"/>
-        </w:rPr>
-      </w:pPr>
-      <w:r>
-        <w:rPr>
-          <w:rFonts w:ascii="Cambria" w:hAnsi="Cambria"/>
-          <w:sz w:val="28"/>
-          <w:szCs w:val="28"/>
-        </w:rPr>
-        <w:t>- GitHub:</w:t>
-      </w:r>
-      <w:r>
-        <w:rPr>
-          <w:rFonts w:ascii="Cambria" w:hAnsi="Cambria"/>
-          <w:sz w:val="28"/>
-          <w:szCs w:val="28"/>
-        </w:rPr>
-        <w:t xml:space="preserve"> </w:t>
+          <w:sz w:val="28"/>
+          <w:szCs w:val="28"/>
+        </w:rPr>
+      </w:pPr>
+      <w:r>
+        <w:rPr>
+          <w:rFonts w:ascii="Cambria" w:hAnsi="Cambria"/>
+          <w:sz w:val="28"/>
+          <w:szCs w:val="28"/>
+        </w:rPr>
+        <w:t xml:space="preserve">- GitHub: </w:t>
       </w:r>
       <w:hyperlink r:id="rId8" w:history="1">
         <w:r>

--- a/Geometry++_Документация.docx
+++ b/Geometry++_Документация.docx
@@ -3126,6 +3126,105 @@
           </w:p>
         </w:tc>
       </w:tr>
+      <w:tr>
+        <w:trPr>
+          <w:trHeight w:val="340"/>
+        </w:trPr>
+        <w:tc>
+          <w:tcPr>
+            <w:tcW w:w="1912" w:type="dxa"/>
+          </w:tcPr>
+          <w:p>
+            <w:pPr>
+              <w:spacing w:line="240" w:lineRule="auto"/>
+              <w:rPr>
+                <w:rFonts w:ascii="Consolas" w:hAnsi="Consolas"/>
+                <w:sz w:val="28"/>
+                <w:szCs w:val="28"/>
+              </w:rPr>
+            </w:pPr>
+            <w:r>
+              <w:rPr>
+                <w:rFonts w:ascii="Consolas" w:hAnsi="Consolas"/>
+                <w:sz w:val="28"/>
+                <w:szCs w:val="28"/>
+              </w:rPr>
+              <w:t>BARYCENTER</w:t>
+            </w:r>
+          </w:p>
+        </w:tc>
+        <w:tc>
+          <w:tcPr>
+            <w:tcW w:w="2199" w:type="dxa"/>
+          </w:tcPr>
+          <w:p>
+            <w:pPr>
+              <w:spacing w:line="240" w:lineRule="auto"/>
+              <w:rPr>
+                <w:rFonts w:ascii="Consolas" w:hAnsi="Consolas"/>
+                <w:sz w:val="28"/>
+                <w:szCs w:val="28"/>
+              </w:rPr>
+            </w:pPr>
+            <w:r>
+              <w:rPr>
+                <w:rFonts w:ascii="Consolas" w:hAnsi="Consolas"/>
+                <w:sz w:val="28"/>
+                <w:szCs w:val="28"/>
+              </w:rPr>
+              <w:t>BaryCoords</w:t>
+            </w:r>
+          </w:p>
+        </w:tc>
+        <w:tc>
+          <w:tcPr>
+            <w:tcW w:w="3119" w:type="dxa"/>
+          </w:tcPr>
+          <w:p>
+            <w:pPr>
+              <w:spacing w:line="240" w:lineRule="auto"/>
+              <w:rPr>
+                <w:rFonts w:ascii="Consolas" w:hAnsi="Consolas"/>
+                <w:sz w:val="28"/>
+                <w:szCs w:val="28"/>
+              </w:rPr>
+            </w:pPr>
+            <w:r>
+              <w:rPr>
+                <w:rFonts w:ascii="Consolas" w:hAnsi="Consolas"/>
+                <w:sz w:val="28"/>
+                <w:szCs w:val="28"/>
+              </w:rPr>
+              <w:t>{1/3, 1/3, 1/3}</w:t>
+            </w:r>
+          </w:p>
+        </w:tc>
+        <w:tc>
+          <w:tcPr>
+            <w:tcW w:w="2977" w:type="dxa"/>
+          </w:tcPr>
+          <w:p>
+            <w:pPr>
+              <w:spacing w:line="240" w:lineRule="auto"/>
+              <w:rPr>
+                <w:rFonts w:ascii="Cambria" w:hAnsi="Cambria"/>
+                <w:sz w:val="28"/>
+                <w:szCs w:val="28"/>
+                <w:lang w:val="ru-RU"/>
+              </w:rPr>
+            </w:pPr>
+            <w:r>
+              <w:rPr>
+                <w:rFonts w:ascii="Cambria" w:hAnsi="Cambria"/>
+                <w:sz w:val="28"/>
+                <w:szCs w:val="28"/>
+                <w:lang w:val="ru-RU"/>
+              </w:rPr>
+              <w:t xml:space="preserve">Барицентр </w:t>
+            </w:r>
+          </w:p>
+        </w:tc>
+      </w:tr>
     </w:tbl>
     <w:p>
       <w:pPr>
@@ -3728,7 +3827,7 @@
     </w:tbl>
     <w:p>
       <w:pPr>
-        <w:jc w:val="right"/>
+        <w:spacing w:after="160" w:line="259" w:lineRule="auto"/>
         <w:rPr>
           <w:rFonts w:ascii="Cambria" w:hAnsi="Cambria"/>
           <w:sz w:val="28"/>
@@ -3740,134 +3839,13 @@
     <w:p>
       <w:pPr>
         <w:spacing w:after="160" w:line="259" w:lineRule="auto"/>
-        <w:jc w:val="right"/>
-        <w:rPr>
-          <w:rFonts w:ascii="Cambria" w:hAnsi="Cambria"/>
-          <w:b/>
-          <w:bCs/>
-          <w:sz w:val="28"/>
-          <w:szCs w:val="28"/>
-          <w:lang w:val="ru-RU"/>
-        </w:rPr>
-      </w:pPr>
-      <w:r>
-        <w:rPr>
-          <w:rFonts w:ascii="Cambria" w:hAnsi="Cambria"/>
-          <w:b/>
-          <w:bCs/>
-          <w:sz w:val="28"/>
-          <w:szCs w:val="28"/>
-          <w:lang w:val="ru-RU"/>
-        </w:rPr>
-        <w:t>Важное примечание!</w:t>
-      </w:r>
-    </w:p>
-    <w:p>
-      <w:pPr>
-        <w:spacing w:after="160" w:line="259" w:lineRule="auto"/>
-        <w:jc w:val="right"/>
-        <w:rPr>
-          <w:rFonts w:ascii="Cambria" w:hAnsi="Cambria"/>
-          <w:sz w:val="28"/>
-          <w:szCs w:val="28"/>
-          <w:lang w:val="ru-RU"/>
-        </w:rPr>
-      </w:pPr>
-      <w:r>
-        <w:rPr>
-          <w:rFonts w:ascii="Cambria" w:hAnsi="Cambria"/>
-          <w:sz w:val="28"/>
-          <w:szCs w:val="28"/>
-          <w:lang w:val="ru-RU"/>
-        </w:rPr>
-        <w:t xml:space="preserve">Программа работает только с радианами, </w:t>
-      </w:r>
-      <w:r>
-        <w:rPr>
-          <w:rFonts w:ascii="Consolas" w:hAnsi="Consolas"/>
-          <w:sz w:val="28"/>
-          <w:szCs w:val="28"/>
-        </w:rPr>
-        <w:t>r</w:t>
-      </w:r>
-      <w:r>
-        <w:rPr>
-          <w:rFonts w:ascii="Consolas" w:hAnsi="Consolas"/>
-          <w:sz w:val="28"/>
-          <w:szCs w:val="28"/>
-          <w:lang w:val="ru-RU"/>
-        </w:rPr>
-        <w:t>2</w:t>
-      </w:r>
-      <w:r>
-        <w:rPr>
-          <w:rFonts w:ascii="Consolas" w:hAnsi="Consolas"/>
-          <w:sz w:val="28"/>
-          <w:szCs w:val="28"/>
-        </w:rPr>
-        <w:t>d</w:t>
-      </w:r>
-      <w:r>
-        <w:rPr>
-          <w:rFonts w:ascii="Consolas" w:hAnsi="Consolas"/>
-          <w:sz w:val="28"/>
-          <w:szCs w:val="28"/>
-          <w:lang w:val="ru-RU"/>
-        </w:rPr>
-        <w:t>(</w:t>
-      </w:r>
-      <w:r>
-        <w:rPr>
-          <w:rFonts w:ascii="Consolas" w:hAnsi="Consolas"/>
-          <w:sz w:val="28"/>
-          <w:szCs w:val="28"/>
-        </w:rPr>
-        <w:t>double</w:t>
-      </w:r>
-      <w:r>
-        <w:rPr>
-          <w:rFonts w:ascii="Consolas" w:hAnsi="Consolas"/>
-          <w:sz w:val="28"/>
-          <w:szCs w:val="28"/>
-          <w:lang w:val="ru-RU"/>
-        </w:rPr>
-        <w:t xml:space="preserve"> </w:t>
-      </w:r>
-      <w:r>
-        <w:rPr>
-          <w:rFonts w:ascii="Consolas" w:hAnsi="Consolas"/>
-          <w:sz w:val="28"/>
-          <w:szCs w:val="28"/>
-        </w:rPr>
-        <w:t>radians</w:t>
-      </w:r>
-      <w:r>
-        <w:rPr>
-          <w:rFonts w:ascii="Consolas" w:hAnsi="Consolas"/>
-          <w:sz w:val="28"/>
-          <w:szCs w:val="28"/>
-          <w:lang w:val="ru-RU"/>
-        </w:rPr>
-        <w:t>)</w:t>
-      </w:r>
-      <w:r>
-        <w:rPr>
-          <w:rFonts w:ascii="Cambria" w:hAnsi="Cambria"/>
-          <w:sz w:val="28"/>
-          <w:szCs w:val="28"/>
-          <w:lang w:val="ru-RU"/>
-        </w:rPr>
-        <w:t xml:space="preserve"> создано только для удобства</w:t>
-      </w:r>
-      <w:r>
-        <w:rPr>
-          <w:rFonts w:ascii="Cambria" w:hAnsi="Cambria"/>
-          <w:sz w:val="28"/>
-          <w:szCs w:val="28"/>
-          <w:lang w:val="ru-RU"/>
-        </w:rPr>
-        <w:t xml:space="preserve"> вывода и тому подобного</w:t>
-      </w:r>
+        <w:rPr>
+          <w:rFonts w:ascii="Cambria" w:hAnsi="Cambria"/>
+          <w:sz w:val="28"/>
+          <w:szCs w:val="28"/>
+          <w:lang w:val="ru-RU"/>
+        </w:rPr>
+      </w:pPr>
     </w:p>
     <w:p>
       <w:pPr>

--- a/Geometry++_Документация.docx
+++ b/Geometry++_Документация.docx
@@ -678,31 +678,6 @@
           <w:szCs w:val="28"/>
           <w:lang w:val="ru-RU"/>
         </w:rPr>
-        <w:t xml:space="preserve"> Универсальные</w:t>
-      </w:r>
-    </w:p>
-    <w:p>
-      <w:pPr>
-        <w:pStyle w:val="a4"/>
-        <w:numPr>
-          <w:ilvl w:val="2"/>
-          <w:numId w:val="3"/>
-        </w:numPr>
-        <w:spacing w:line="240" w:lineRule="auto"/>
-        <w:rPr>
-          <w:rFonts w:ascii="Cambria" w:hAnsi="Cambria"/>
-          <w:sz w:val="28"/>
-          <w:szCs w:val="28"/>
-          <w:lang w:val="ru-RU"/>
-        </w:rPr>
-      </w:pPr>
-      <w:r>
-        <w:rPr>
-          <w:rFonts w:ascii="Cambria" w:hAnsi="Cambria"/>
-          <w:sz w:val="28"/>
-          <w:szCs w:val="28"/>
-          <w:lang w:val="ru-RU"/>
-        </w:rPr>
         <w:t xml:space="preserve"> </w:t>
       </w:r>
       <w:r>
@@ -713,58 +688,6 @@
           <w:lang w:val="ru-RU"/>
         </w:rPr>
         <w:t>Основные</w:t>
-      </w:r>
-    </w:p>
-    <w:p>
-      <w:pPr>
-        <w:pStyle w:val="a4"/>
-        <w:numPr>
-          <w:ilvl w:val="2"/>
-          <w:numId w:val="3"/>
-        </w:numPr>
-        <w:spacing w:line="240" w:lineRule="auto"/>
-        <w:rPr>
-          <w:rFonts w:ascii="Cambria" w:hAnsi="Cambria"/>
-          <w:sz w:val="28"/>
-          <w:szCs w:val="28"/>
-          <w:lang w:val="ru-RU"/>
-        </w:rPr>
-      </w:pPr>
-      <w:r>
-        <w:rPr>
-          <w:rFonts w:ascii="Cambria" w:hAnsi="Cambria"/>
-          <w:sz w:val="28"/>
-          <w:szCs w:val="28"/>
-          <w:lang w:val="ru-RU"/>
-        </w:rPr>
-        <w:t xml:space="preserve"> </w:t>
-      </w:r>
-      <w:r>
-        <w:rPr>
-          <w:rFonts w:ascii="Cambria" w:hAnsi="Cambria"/>
-          <w:sz w:val="28"/>
-          <w:szCs w:val="28"/>
-          <w:lang w:val="ru-RU"/>
-        </w:rPr>
-        <w:t>П</w:t>
-      </w:r>
-      <w:r>
-        <w:rPr>
-          <w:rFonts w:ascii="Cambria" w:hAnsi="Cambria"/>
-          <w:sz w:val="28"/>
-          <w:szCs w:val="28"/>
-          <w:lang w:val="ru-RU"/>
-        </w:rPr>
-        <w:t>ересечени</w:t>
-      </w:r>
-      <w:r>
-        <w:rPr>
-          <w:rFonts w:ascii="Cambria" w:hAnsi="Cambria"/>
-          <w:sz w:val="28"/>
-          <w:szCs w:val="28"/>
-          <w:lang w:val="ru-RU"/>
-        </w:rPr>
-        <w:t>я</w:t>
       </w:r>
     </w:p>
     <w:p>
@@ -789,7 +712,34 @@
           <w:szCs w:val="28"/>
           <w:lang w:val="ru-RU"/>
         </w:rPr>
-        <w:t xml:space="preserve"> Векторы</w:t>
+        <w:t xml:space="preserve"> </w:t>
+      </w:r>
+      <w:r>
+        <w:rPr>
+          <w:rFonts w:ascii="Cambria" w:hAnsi="Cambria"/>
+          <w:sz w:val="28"/>
+          <w:szCs w:val="28"/>
+          <w:lang w:val="ru-RU"/>
+        </w:rPr>
+        <w:t>П</w:t>
+      </w:r>
+      <w:r>
+        <w:rPr>
+          <w:rFonts w:ascii="Cambria" w:hAnsi="Cambria"/>
+          <w:sz w:val="28"/>
+          <w:szCs w:val="28"/>
+          <w:lang w:val="ru-RU"/>
+        </w:rPr>
+        <w:t>ересечени</w:t>
+      </w:r>
+      <w:r>
+        <w:rPr>
+          <w:rFonts w:ascii="Cambria" w:hAnsi="Cambria"/>
+          <w:sz w:val="28"/>
+          <w:szCs w:val="28"/>
+          <w:lang w:val="ru-RU"/>
+        </w:rPr>
+        <w:t>я</w:t>
       </w:r>
     </w:p>
     <w:p>
@@ -814,6 +764,31 @@
           <w:szCs w:val="28"/>
           <w:lang w:val="ru-RU"/>
         </w:rPr>
+        <w:t xml:space="preserve"> Векторы</w:t>
+      </w:r>
+    </w:p>
+    <w:p>
+      <w:pPr>
+        <w:pStyle w:val="a4"/>
+        <w:numPr>
+          <w:ilvl w:val="1"/>
+          <w:numId w:val="3"/>
+        </w:numPr>
+        <w:spacing w:line="240" w:lineRule="auto"/>
+        <w:rPr>
+          <w:rFonts w:ascii="Cambria" w:hAnsi="Cambria"/>
+          <w:sz w:val="28"/>
+          <w:szCs w:val="28"/>
+          <w:lang w:val="ru-RU"/>
+        </w:rPr>
+      </w:pPr>
+      <w:r>
+        <w:rPr>
+          <w:rFonts w:ascii="Cambria" w:hAnsi="Cambria"/>
+          <w:sz w:val="28"/>
+          <w:szCs w:val="28"/>
+          <w:lang w:val="ru-RU"/>
+        </w:rPr>
         <w:t xml:space="preserve"> Точки</w:t>
       </w:r>
     </w:p>
@@ -998,6 +973,31 @@
           <w:szCs w:val="28"/>
           <w:lang w:val="ru-RU"/>
         </w:rPr>
+        <w:t>Установка</w:t>
+      </w:r>
+    </w:p>
+    <w:p>
+      <w:pPr>
+        <w:pStyle w:val="a4"/>
+        <w:numPr>
+          <w:ilvl w:val="0"/>
+          <w:numId w:val="3"/>
+        </w:numPr>
+        <w:spacing w:line="240" w:lineRule="auto"/>
+        <w:rPr>
+          <w:rFonts w:ascii="Cambria" w:hAnsi="Cambria"/>
+          <w:sz w:val="28"/>
+          <w:szCs w:val="28"/>
+          <w:lang w:val="ru-RU"/>
+        </w:rPr>
+      </w:pPr>
+      <w:r>
+        <w:rPr>
+          <w:rFonts w:ascii="Cambria" w:hAnsi="Cambria"/>
+          <w:sz w:val="28"/>
+          <w:szCs w:val="28"/>
+          <w:lang w:val="ru-RU"/>
+        </w:rPr>
         <w:t>Доп. Сведения</w:t>
       </w:r>
     </w:p>
@@ -1305,6 +1305,310 @@
     </w:p>
     <w:p>
       <w:pPr>
+        <w:pStyle w:val="a"/>
+        <w:numPr>
+          <w:ilvl w:val="0"/>
+          <w:numId w:val="0"/>
+        </w:numPr>
+        <w:ind w:left="360" w:hanging="360"/>
+        <w:rPr>
+          <w:rFonts w:ascii="Cambria" w:hAnsi="Cambria"/>
+          <w:sz w:val="28"/>
+          <w:szCs w:val="28"/>
+          <w:lang w:val="ru-RU"/>
+        </w:rPr>
+      </w:pPr>
+    </w:p>
+    <w:p>
+      <w:pPr>
+        <w:pStyle w:val="a"/>
+        <w:numPr>
+          <w:ilvl w:val="0"/>
+          <w:numId w:val="0"/>
+        </w:numPr>
+        <w:ind w:left="360" w:hanging="360"/>
+        <w:rPr>
+          <w:rFonts w:ascii="Cambria" w:hAnsi="Cambria"/>
+          <w:sz w:val="28"/>
+          <w:szCs w:val="28"/>
+          <w:lang w:val="ru-RU"/>
+        </w:rPr>
+      </w:pPr>
+    </w:p>
+    <w:p>
+      <w:pPr>
+        <w:pStyle w:val="a"/>
+        <w:numPr>
+          <w:ilvl w:val="0"/>
+          <w:numId w:val="0"/>
+        </w:numPr>
+        <w:ind w:left="360" w:hanging="360"/>
+        <w:rPr>
+          <w:rFonts w:ascii="Cambria" w:hAnsi="Cambria"/>
+          <w:sz w:val="28"/>
+          <w:szCs w:val="28"/>
+          <w:lang w:val="ru-RU"/>
+        </w:rPr>
+      </w:pPr>
+    </w:p>
+    <w:p>
+      <w:pPr>
+        <w:pStyle w:val="a"/>
+        <w:numPr>
+          <w:ilvl w:val="0"/>
+          <w:numId w:val="0"/>
+        </w:numPr>
+        <w:ind w:left="360" w:hanging="360"/>
+        <w:rPr>
+          <w:rFonts w:ascii="Cambria" w:hAnsi="Cambria"/>
+          <w:sz w:val="28"/>
+          <w:szCs w:val="28"/>
+          <w:lang w:val="ru-RU"/>
+        </w:rPr>
+      </w:pPr>
+    </w:p>
+    <w:p>
+      <w:pPr>
+        <w:pStyle w:val="a"/>
+        <w:numPr>
+          <w:ilvl w:val="0"/>
+          <w:numId w:val="0"/>
+        </w:numPr>
+        <w:ind w:left="360" w:hanging="360"/>
+        <w:rPr>
+          <w:rFonts w:ascii="Cambria" w:hAnsi="Cambria"/>
+          <w:sz w:val="28"/>
+          <w:szCs w:val="28"/>
+          <w:lang w:val="ru-RU"/>
+        </w:rPr>
+      </w:pPr>
+    </w:p>
+    <w:p>
+      <w:pPr>
+        <w:pStyle w:val="a"/>
+        <w:numPr>
+          <w:ilvl w:val="0"/>
+          <w:numId w:val="0"/>
+        </w:numPr>
+        <w:ind w:left="360" w:hanging="360"/>
+        <w:rPr>
+          <w:rFonts w:ascii="Cambria" w:hAnsi="Cambria"/>
+          <w:sz w:val="28"/>
+          <w:szCs w:val="28"/>
+          <w:lang w:val="ru-RU"/>
+        </w:rPr>
+      </w:pPr>
+    </w:p>
+    <w:p>
+      <w:pPr>
+        <w:pStyle w:val="a"/>
+        <w:numPr>
+          <w:ilvl w:val="0"/>
+          <w:numId w:val="0"/>
+        </w:numPr>
+        <w:ind w:left="360" w:hanging="360"/>
+        <w:rPr>
+          <w:rFonts w:ascii="Cambria" w:hAnsi="Cambria"/>
+          <w:sz w:val="28"/>
+          <w:szCs w:val="28"/>
+          <w:lang w:val="ru-RU"/>
+        </w:rPr>
+      </w:pPr>
+    </w:p>
+    <w:p>
+      <w:pPr>
+        <w:pStyle w:val="a"/>
+        <w:numPr>
+          <w:ilvl w:val="0"/>
+          <w:numId w:val="0"/>
+        </w:numPr>
+        <w:ind w:left="360" w:hanging="360"/>
+        <w:rPr>
+          <w:rFonts w:ascii="Cambria" w:hAnsi="Cambria"/>
+          <w:sz w:val="28"/>
+          <w:szCs w:val="28"/>
+          <w:lang w:val="ru-RU"/>
+        </w:rPr>
+      </w:pPr>
+    </w:p>
+    <w:p>
+      <w:pPr>
+        <w:pStyle w:val="a"/>
+        <w:numPr>
+          <w:ilvl w:val="0"/>
+          <w:numId w:val="0"/>
+        </w:numPr>
+        <w:ind w:left="360" w:hanging="360"/>
+        <w:rPr>
+          <w:rFonts w:ascii="Cambria" w:hAnsi="Cambria"/>
+          <w:sz w:val="28"/>
+          <w:szCs w:val="28"/>
+          <w:lang w:val="ru-RU"/>
+        </w:rPr>
+      </w:pPr>
+    </w:p>
+    <w:p>
+      <w:pPr>
+        <w:pStyle w:val="a"/>
+        <w:numPr>
+          <w:ilvl w:val="0"/>
+          <w:numId w:val="0"/>
+        </w:numPr>
+        <w:ind w:left="360" w:hanging="360"/>
+        <w:rPr>
+          <w:rFonts w:ascii="Cambria" w:hAnsi="Cambria"/>
+          <w:sz w:val="28"/>
+          <w:szCs w:val="28"/>
+          <w:lang w:val="ru-RU"/>
+        </w:rPr>
+      </w:pPr>
+    </w:p>
+    <w:p>
+      <w:pPr>
+        <w:pStyle w:val="a"/>
+        <w:numPr>
+          <w:ilvl w:val="0"/>
+          <w:numId w:val="0"/>
+        </w:numPr>
+        <w:ind w:left="360" w:hanging="360"/>
+        <w:rPr>
+          <w:rFonts w:ascii="Cambria" w:hAnsi="Cambria"/>
+          <w:sz w:val="28"/>
+          <w:szCs w:val="28"/>
+          <w:lang w:val="ru-RU"/>
+        </w:rPr>
+      </w:pPr>
+    </w:p>
+    <w:p>
+      <w:pPr>
+        <w:pStyle w:val="a"/>
+        <w:numPr>
+          <w:ilvl w:val="0"/>
+          <w:numId w:val="0"/>
+        </w:numPr>
+        <w:ind w:left="360" w:hanging="360"/>
+        <w:rPr>
+          <w:rFonts w:ascii="Cambria" w:hAnsi="Cambria"/>
+          <w:sz w:val="28"/>
+          <w:szCs w:val="28"/>
+          <w:lang w:val="ru-RU"/>
+        </w:rPr>
+      </w:pPr>
+    </w:p>
+    <w:p>
+      <w:pPr>
+        <w:pStyle w:val="a"/>
+        <w:numPr>
+          <w:ilvl w:val="0"/>
+          <w:numId w:val="0"/>
+        </w:numPr>
+        <w:ind w:left="360" w:hanging="360"/>
+        <w:rPr>
+          <w:rFonts w:ascii="Cambria" w:hAnsi="Cambria"/>
+          <w:sz w:val="28"/>
+          <w:szCs w:val="28"/>
+          <w:lang w:val="ru-RU"/>
+        </w:rPr>
+      </w:pPr>
+    </w:p>
+    <w:p>
+      <w:pPr>
+        <w:pStyle w:val="a"/>
+        <w:numPr>
+          <w:ilvl w:val="0"/>
+          <w:numId w:val="0"/>
+        </w:numPr>
+        <w:ind w:left="360" w:hanging="360"/>
+        <w:rPr>
+          <w:rFonts w:ascii="Cambria" w:hAnsi="Cambria"/>
+          <w:sz w:val="28"/>
+          <w:szCs w:val="28"/>
+          <w:lang w:val="ru-RU"/>
+        </w:rPr>
+      </w:pPr>
+    </w:p>
+    <w:p>
+      <w:pPr>
+        <w:pStyle w:val="a"/>
+        <w:numPr>
+          <w:ilvl w:val="0"/>
+          <w:numId w:val="0"/>
+        </w:numPr>
+        <w:ind w:left="360" w:hanging="360"/>
+        <w:rPr>
+          <w:rFonts w:ascii="Cambria" w:hAnsi="Cambria"/>
+          <w:sz w:val="28"/>
+          <w:szCs w:val="28"/>
+          <w:lang w:val="ru-RU"/>
+        </w:rPr>
+      </w:pPr>
+    </w:p>
+    <w:p>
+      <w:pPr>
+        <w:pStyle w:val="a"/>
+        <w:numPr>
+          <w:ilvl w:val="0"/>
+          <w:numId w:val="0"/>
+        </w:numPr>
+        <w:ind w:left="360" w:hanging="360"/>
+        <w:rPr>
+          <w:rFonts w:ascii="Cambria" w:hAnsi="Cambria"/>
+          <w:sz w:val="28"/>
+          <w:szCs w:val="28"/>
+          <w:lang w:val="ru-RU"/>
+        </w:rPr>
+      </w:pPr>
+    </w:p>
+    <w:p>
+      <w:pPr>
+        <w:pStyle w:val="a"/>
+        <w:numPr>
+          <w:ilvl w:val="0"/>
+          <w:numId w:val="0"/>
+        </w:numPr>
+        <w:ind w:left="360" w:hanging="360"/>
+        <w:rPr>
+          <w:rFonts w:ascii="Cambria" w:hAnsi="Cambria"/>
+          <w:sz w:val="28"/>
+          <w:szCs w:val="28"/>
+          <w:lang w:val="ru-RU"/>
+        </w:rPr>
+      </w:pPr>
+    </w:p>
+    <w:p>
+      <w:pPr>
+        <w:pStyle w:val="a"/>
+        <w:numPr>
+          <w:ilvl w:val="0"/>
+          <w:numId w:val="0"/>
+        </w:numPr>
+        <w:ind w:left="360" w:hanging="360"/>
+        <w:rPr>
+          <w:rFonts w:ascii="Cambria" w:hAnsi="Cambria"/>
+          <w:sz w:val="28"/>
+          <w:szCs w:val="28"/>
+          <w:lang w:val="ru-RU"/>
+        </w:rPr>
+      </w:pPr>
+    </w:p>
+    <w:p>
+      <w:pPr>
+        <w:pStyle w:val="a"/>
+        <w:numPr>
+          <w:ilvl w:val="0"/>
+          <w:numId w:val="0"/>
+        </w:numPr>
+        <w:ind w:left="360" w:hanging="360"/>
+        <w:rPr>
+          <w:rFonts w:ascii="Cambria" w:hAnsi="Cambria"/>
+          <w:sz w:val="28"/>
+          <w:szCs w:val="28"/>
+          <w:lang w:val="ru-RU"/>
+        </w:rPr>
+      </w:pPr>
+    </w:p>
+    <w:p>
+      <w:pPr>
         <w:spacing w:after="160" w:line="259" w:lineRule="auto"/>
         <w:ind w:hanging="709"/>
         <w:rPr>
@@ -1327,6 +1631,7 @@
           <w:szCs w:val="40"/>
           <w:lang w:val="ru-RU"/>
         </w:rPr>
+        <w:lastRenderedPageBreak/>
         <w:t>2</w:t>
       </w:r>
       <w:r>
@@ -1363,8 +1668,8 @@
       </w:tblPr>
       <w:tblGrid>
         <w:gridCol w:w="2408"/>
-        <w:gridCol w:w="3549"/>
-        <w:gridCol w:w="4250"/>
+        <w:gridCol w:w="3830"/>
+        <w:gridCol w:w="3969"/>
       </w:tblGrid>
       <w:tr>
         <w:trPr>
@@ -1401,7 +1706,7 @@
         </w:tc>
         <w:tc>
           <w:tcPr>
-            <w:tcW w:w="3549" w:type="dxa"/>
+            <w:tcW w:w="3830" w:type="dxa"/>
           </w:tcPr>
           <w:p>
             <w:pPr>
@@ -1430,7 +1735,7 @@
         </w:tc>
         <w:tc>
           <w:tcPr>
-            <w:tcW w:w="4250" w:type="dxa"/>
+            <w:tcW w:w="3969" w:type="dxa"/>
           </w:tcPr>
           <w:p>
             <w:pPr>
@@ -1487,7 +1792,7 @@
         </w:tc>
         <w:tc>
           <w:tcPr>
-            <w:tcW w:w="3549" w:type="dxa"/>
+            <w:tcW w:w="3830" w:type="dxa"/>
           </w:tcPr>
           <w:p>
             <w:pPr>
@@ -1510,7 +1815,7 @@
         </w:tc>
         <w:tc>
           <w:tcPr>
-            <w:tcW w:w="4250" w:type="dxa"/>
+            <w:tcW w:w="3969" w:type="dxa"/>
           </w:tcPr>
           <w:p>
             <w:pPr>
@@ -1563,7 +1868,7 @@
         </w:tc>
         <w:tc>
           <w:tcPr>
-            <w:tcW w:w="3549" w:type="dxa"/>
+            <w:tcW w:w="3830" w:type="dxa"/>
           </w:tcPr>
           <w:p>
             <w:pPr>
@@ -1586,7 +1891,7 @@
         </w:tc>
         <w:tc>
           <w:tcPr>
-            <w:tcW w:w="4250" w:type="dxa"/>
+            <w:tcW w:w="3969" w:type="dxa"/>
           </w:tcPr>
           <w:p>
             <w:pPr>
@@ -1648,7 +1953,7 @@
         </w:tc>
         <w:tc>
           <w:tcPr>
-            <w:tcW w:w="3549" w:type="dxa"/>
+            <w:tcW w:w="3830" w:type="dxa"/>
           </w:tcPr>
           <w:p>
             <w:pPr>
@@ -1671,7 +1976,7 @@
         </w:tc>
         <w:tc>
           <w:tcPr>
-            <w:tcW w:w="4250" w:type="dxa"/>
+            <w:tcW w:w="3969" w:type="dxa"/>
           </w:tcPr>
           <w:p>
             <w:pPr>
@@ -1731,7 +2036,7 @@
         </w:tc>
         <w:tc>
           <w:tcPr>
-            <w:tcW w:w="3549" w:type="dxa"/>
+            <w:tcW w:w="3830" w:type="dxa"/>
           </w:tcPr>
           <w:p>
             <w:pPr>
@@ -1756,7 +2061,7 @@
         </w:tc>
         <w:tc>
           <w:tcPr>
-            <w:tcW w:w="4250" w:type="dxa"/>
+            <w:tcW w:w="3969" w:type="dxa"/>
           </w:tcPr>
           <w:p>
             <w:pPr>
@@ -1818,7 +2123,7 @@
         </w:tc>
         <w:tc>
           <w:tcPr>
-            <w:tcW w:w="3549" w:type="dxa"/>
+            <w:tcW w:w="3830" w:type="dxa"/>
           </w:tcPr>
           <w:p>
             <w:pPr>
@@ -1841,7 +2146,7 @@
         </w:tc>
         <w:tc>
           <w:tcPr>
-            <w:tcW w:w="4250" w:type="dxa"/>
+            <w:tcW w:w="3969" w:type="dxa"/>
           </w:tcPr>
           <w:p>
             <w:pPr>
@@ -1894,7 +2199,7 @@
         </w:tc>
         <w:tc>
           <w:tcPr>
-            <w:tcW w:w="3549" w:type="dxa"/>
+            <w:tcW w:w="3830" w:type="dxa"/>
           </w:tcPr>
           <w:p>
             <w:pPr>
@@ -1917,7 +2222,7 @@
         </w:tc>
         <w:tc>
           <w:tcPr>
-            <w:tcW w:w="4250" w:type="dxa"/>
+            <w:tcW w:w="3969" w:type="dxa"/>
           </w:tcPr>
           <w:p>
             <w:pPr>
@@ -1971,7 +2276,7 @@
         </w:tc>
         <w:tc>
           <w:tcPr>
-            <w:tcW w:w="3549" w:type="dxa"/>
+            <w:tcW w:w="3830" w:type="dxa"/>
           </w:tcPr>
           <w:p>
             <w:pPr>
@@ -1995,7 +2300,7 @@
         </w:tc>
         <w:tc>
           <w:tcPr>
-            <w:tcW w:w="4250" w:type="dxa"/>
+            <w:tcW w:w="3969" w:type="dxa"/>
           </w:tcPr>
           <w:p>
             <w:pPr>
@@ -2048,7 +2353,7 @@
         </w:tc>
         <w:tc>
           <w:tcPr>
-            <w:tcW w:w="3549" w:type="dxa"/>
+            <w:tcW w:w="3830" w:type="dxa"/>
           </w:tcPr>
           <w:p>
             <w:pPr>
@@ -2071,7 +2376,7 @@
         </w:tc>
         <w:tc>
           <w:tcPr>
-            <w:tcW w:w="4250" w:type="dxa"/>
+            <w:tcW w:w="3969" w:type="dxa"/>
           </w:tcPr>
           <w:p>
             <w:pPr>
@@ -2124,7 +2429,7 @@
         </w:tc>
         <w:tc>
           <w:tcPr>
-            <w:tcW w:w="3549" w:type="dxa"/>
+            <w:tcW w:w="3830" w:type="dxa"/>
           </w:tcPr>
           <w:p>
             <w:pPr>
@@ -2141,13 +2446,21 @@
                 <w:sz w:val="28"/>
                 <w:szCs w:val="28"/>
               </w:rPr>
-              <w:t>Point P1, P2; int num</w:t>
-            </w:r>
-          </w:p>
-        </w:tc>
-        <w:tc>
-          <w:tcPr>
-            <w:tcW w:w="4250" w:type="dxa"/>
+              <w:t>set&lt;Point, CMPPOINT&gt; P</w:t>
+            </w:r>
+            <w:r>
+              <w:rPr>
+                <w:rFonts w:ascii="Consolas" w:hAnsi="Consolas"/>
+                <w:sz w:val="28"/>
+                <w:szCs w:val="28"/>
+              </w:rPr>
+              <w:t>; int num</w:t>
+            </w:r>
+          </w:p>
+        </w:tc>
+        <w:tc>
+          <w:tcPr>
+            <w:tcW w:w="3969" w:type="dxa"/>
           </w:tcPr>
           <w:p>
             <w:pPr>
@@ -2175,21 +2488,53 @@
                 <w:szCs w:val="28"/>
                 <w:lang w:val="ru-RU"/>
               </w:rPr>
-              <w:t>1.</w:t>
-            </w:r>
-            <w:r>
-              <w:rPr>
-                <w:rFonts w:ascii="Cambria" w:hAnsi="Cambria"/>
-                <w:sz w:val="28"/>
-                <w:szCs w:val="28"/>
-                <w:lang w:val="ru-RU"/>
-              </w:rPr>
-              <w:t>3</w:t>
+              <w:t>2.</w:t>
             </w:r>
           </w:p>
         </w:tc>
       </w:tr>
     </w:tbl>
+    <w:p>
+      <w:pPr>
+        <w:spacing w:after="160" w:line="259" w:lineRule="auto"/>
+        <w:ind w:hanging="709"/>
+        <w:rPr>
+          <w:rFonts w:ascii="Cambria" w:hAnsi="Cambria"/>
+          <w:b/>
+          <w:bCs/>
+          <w:color w:val="4472C4" w:themeColor="accent1"/>
+          <w:sz w:val="40"/>
+          <w:szCs w:val="40"/>
+          <w:lang w:val="ru-RU"/>
+        </w:rPr>
+      </w:pPr>
+    </w:p>
+    <w:p>
+      <w:pPr>
+        <w:spacing w:after="160" w:line="259" w:lineRule="auto"/>
+        <w:rPr>
+          <w:rFonts w:ascii="Cambria" w:hAnsi="Cambria"/>
+          <w:b/>
+          <w:bCs/>
+          <w:color w:val="4472C4" w:themeColor="accent1"/>
+          <w:sz w:val="40"/>
+          <w:szCs w:val="40"/>
+          <w:lang w:val="ru-RU"/>
+        </w:rPr>
+      </w:pPr>
+      <w:r>
+        <w:rPr>
+          <w:rFonts w:ascii="Cambria" w:hAnsi="Cambria"/>
+          <w:b/>
+          <w:bCs/>
+          <w:color w:val="4472C4" w:themeColor="accent1"/>
+          <w:sz w:val="40"/>
+          <w:szCs w:val="40"/>
+          <w:lang w:val="ru-RU"/>
+        </w:rPr>
+        <w:br w:type="page"/>
+      </w:r>
+    </w:p>
     <w:p>
       <w:pPr>
         <w:spacing w:after="160" w:line="259" w:lineRule="auto"/>
@@ -3250,7 +3595,11 @@
           <w:lang w:val="ru-RU"/>
         </w:rPr>
       </w:pPr>
-      <w:r>
+    </w:p>
+    <w:p>
+      <w:pPr>
+        <w:spacing w:after="160" w:line="259" w:lineRule="auto"/>
+        <w:ind w:hanging="709"/>
         <w:rPr>
           <w:rFonts w:ascii="Cambria" w:hAnsi="Cambria"/>
           <w:b/>
@@ -3260,9 +3609,12 @@
           <w:szCs w:val="40"/>
           <w:lang w:val="ru-RU"/>
         </w:rPr>
-        <w:t>4</w:t>
-      </w:r>
-      <w:r>
+      </w:pPr>
+    </w:p>
+    <w:p>
+      <w:pPr>
+        <w:spacing w:after="160" w:line="259" w:lineRule="auto"/>
+        <w:ind w:hanging="709"/>
         <w:rPr>
           <w:rFonts w:ascii="Cambria" w:hAnsi="Cambria"/>
           <w:b/>
@@ -3272,9 +3624,12 @@
           <w:szCs w:val="40"/>
           <w:lang w:val="ru-RU"/>
         </w:rPr>
-        <w:t>.</w:t>
-      </w:r>
-      <w:r>
+      </w:pPr>
+    </w:p>
+    <w:p>
+      <w:pPr>
+        <w:spacing w:after="160" w:line="259" w:lineRule="auto"/>
+        <w:ind w:hanging="709"/>
         <w:rPr>
           <w:rFonts w:ascii="Cambria" w:hAnsi="Cambria"/>
           <w:b/>
@@ -3284,36 +3639,7 @@
           <w:szCs w:val="40"/>
           <w:lang w:val="ru-RU"/>
         </w:rPr>
-        <w:t xml:space="preserve"> ФУНКЦИИ</w:t>
-      </w:r>
-    </w:p>
-    <w:p>
-      <w:pPr>
-        <w:rPr>
-          <w:rFonts w:ascii="Cambria" w:hAnsi="Cambria"/>
-          <w:sz w:val="28"/>
-          <w:szCs w:val="28"/>
-          <w:lang w:val="ru-RU"/>
-        </w:rPr>
-      </w:pPr>
-      <w:r>
-        <w:rPr>
-          <w:rFonts w:ascii="Cambria" w:hAnsi="Cambria"/>
-          <w:sz w:val="28"/>
-          <w:szCs w:val="28"/>
-          <w:lang w:val="ru-RU"/>
-        </w:rPr>
-        <w:t>В этом разделе находятся все</w:t>
-      </w:r>
-      <w:r>
-        <w:rPr>
-          <w:rFonts w:ascii="Cambria" w:hAnsi="Cambria"/>
-          <w:sz w:val="28"/>
-          <w:szCs w:val="28"/>
-          <w:lang w:val="ru-RU"/>
-        </w:rPr>
-        <w:t xml:space="preserve"> базовые функции в программе, не относящиеся к конверторам и операторам</w:t>
-      </w:r>
+      </w:pPr>
     </w:p>
     <w:p>
       <w:pPr>
@@ -3329,7 +3655,11 @@
           <w:lang w:val="ru-RU"/>
         </w:rPr>
       </w:pPr>
-      <w:r>
+    </w:p>
+    <w:p>
+      <w:pPr>
+        <w:spacing w:after="160" w:line="259" w:lineRule="auto"/>
+        <w:ind w:hanging="709"/>
         <w:rPr>
           <w:rFonts w:ascii="Cambria" w:hAnsi="Cambria"/>
           <w:b/>
@@ -3339,9 +3669,12 @@
           <w:szCs w:val="40"/>
           <w:lang w:val="ru-RU"/>
         </w:rPr>
-        <w:t>4</w:t>
-      </w:r>
-      <w:r>
+      </w:pPr>
+    </w:p>
+    <w:p>
+      <w:pPr>
+        <w:spacing w:after="160" w:line="259" w:lineRule="auto"/>
+        <w:ind w:hanging="709"/>
         <w:rPr>
           <w:rFonts w:ascii="Cambria" w:hAnsi="Cambria"/>
           <w:b/>
@@ -3351,9 +3684,12 @@
           <w:szCs w:val="40"/>
           <w:lang w:val="ru-RU"/>
         </w:rPr>
-        <w:t>.</w:t>
-      </w:r>
-      <w:r>
+      </w:pPr>
+    </w:p>
+    <w:p>
+      <w:pPr>
+        <w:spacing w:after="160" w:line="259" w:lineRule="auto"/>
+        <w:ind w:hanging="709"/>
         <w:rPr>
           <w:rFonts w:ascii="Cambria" w:hAnsi="Cambria"/>
           <w:b/>
@@ -3363,7 +3699,149 @@
           <w:szCs w:val="40"/>
           <w:lang w:val="ru-RU"/>
         </w:rPr>
-        <w:t>1. МАТЕМАТИЧЕСКИЕ</w:t>
+      </w:pPr>
+    </w:p>
+    <w:p>
+      <w:pPr>
+        <w:spacing w:after="160" w:line="259" w:lineRule="auto"/>
+        <w:ind w:hanging="709"/>
+        <w:rPr>
+          <w:rFonts w:ascii="Cambria" w:hAnsi="Cambria"/>
+          <w:b/>
+          <w:bCs/>
+          <w:color w:val="4472C4" w:themeColor="accent1"/>
+          <w:sz w:val="40"/>
+          <w:szCs w:val="40"/>
+          <w:lang w:val="ru-RU"/>
+        </w:rPr>
+      </w:pPr>
+    </w:p>
+    <w:p>
+      <w:pPr>
+        <w:spacing w:after="160" w:line="259" w:lineRule="auto"/>
+        <w:ind w:hanging="709"/>
+        <w:rPr>
+          <w:rFonts w:ascii="Cambria" w:hAnsi="Cambria"/>
+          <w:b/>
+          <w:bCs/>
+          <w:color w:val="4472C4" w:themeColor="accent1"/>
+          <w:sz w:val="40"/>
+          <w:szCs w:val="40"/>
+          <w:lang w:val="ru-RU"/>
+        </w:rPr>
+      </w:pPr>
+    </w:p>
+    <w:p>
+      <w:pPr>
+        <w:spacing w:after="160" w:line="259" w:lineRule="auto"/>
+        <w:ind w:hanging="709"/>
+        <w:rPr>
+          <w:rFonts w:ascii="Cambria" w:hAnsi="Cambria"/>
+          <w:b/>
+          <w:bCs/>
+          <w:color w:val="4472C4" w:themeColor="accent1"/>
+          <w:sz w:val="40"/>
+          <w:szCs w:val="40"/>
+          <w:lang w:val="ru-RU"/>
+        </w:rPr>
+      </w:pPr>
+      <w:r>
+        <w:rPr>
+          <w:rFonts w:ascii="Cambria" w:hAnsi="Cambria"/>
+          <w:b/>
+          <w:bCs/>
+          <w:color w:val="4472C4" w:themeColor="accent1"/>
+          <w:sz w:val="40"/>
+          <w:szCs w:val="40"/>
+          <w:lang w:val="ru-RU"/>
+        </w:rPr>
+        <w:lastRenderedPageBreak/>
+        <w:t>4. ФУНКЦИИ</w:t>
+      </w:r>
+    </w:p>
+    <w:p>
+      <w:pPr>
+        <w:rPr>
+          <w:rFonts w:ascii="Cambria" w:hAnsi="Cambria"/>
+          <w:sz w:val="28"/>
+          <w:szCs w:val="28"/>
+          <w:lang w:val="ru-RU"/>
+        </w:rPr>
+      </w:pPr>
+      <w:r>
+        <w:rPr>
+          <w:rFonts w:ascii="Cambria" w:hAnsi="Cambria"/>
+          <w:sz w:val="28"/>
+          <w:szCs w:val="28"/>
+          <w:lang w:val="ru-RU"/>
+        </w:rPr>
+        <w:t>В этом разделе находятся все</w:t>
+      </w:r>
+      <w:r>
+        <w:rPr>
+          <w:rFonts w:ascii="Cambria" w:hAnsi="Cambria"/>
+          <w:sz w:val="28"/>
+          <w:szCs w:val="28"/>
+          <w:lang w:val="ru-RU"/>
+        </w:rPr>
+        <w:t xml:space="preserve"> базовые функции в программе, не относящиеся к конверторам и операторам</w:t>
+      </w:r>
+    </w:p>
+    <w:p>
+      <w:pPr>
+        <w:spacing w:after="160" w:line="259" w:lineRule="auto"/>
+        <w:ind w:hanging="709"/>
+        <w:rPr>
+          <w:rFonts w:ascii="Cambria" w:hAnsi="Cambria"/>
+          <w:b/>
+          <w:bCs/>
+          <w:color w:val="4472C4" w:themeColor="accent1"/>
+          <w:sz w:val="40"/>
+          <w:szCs w:val="40"/>
+          <w:lang w:val="ru-RU"/>
+        </w:rPr>
+      </w:pPr>
+    </w:p>
+    <w:p>
+      <w:pPr>
+        <w:spacing w:after="160" w:line="259" w:lineRule="auto"/>
+        <w:ind w:hanging="709"/>
+        <w:rPr>
+          <w:rFonts w:ascii="Cambria" w:hAnsi="Cambria"/>
+          <w:b/>
+          <w:bCs/>
+          <w:color w:val="4472C4" w:themeColor="accent1"/>
+          <w:sz w:val="40"/>
+          <w:szCs w:val="40"/>
+          <w:lang w:val="ru-RU"/>
+        </w:rPr>
+      </w:pPr>
+    </w:p>
+    <w:p>
+      <w:pPr>
+        <w:spacing w:after="160" w:line="259" w:lineRule="auto"/>
+        <w:ind w:hanging="709"/>
+        <w:rPr>
+          <w:rFonts w:ascii="Cambria" w:hAnsi="Cambria"/>
+          <w:b/>
+          <w:bCs/>
+          <w:color w:val="4472C4" w:themeColor="accent1"/>
+          <w:sz w:val="40"/>
+          <w:szCs w:val="40"/>
+          <w:lang w:val="ru-RU"/>
+        </w:rPr>
+      </w:pPr>
+      <w:r>
+        <w:rPr>
+          <w:rFonts w:ascii="Cambria" w:hAnsi="Cambria"/>
+          <w:b/>
+          <w:bCs/>
+          <w:color w:val="4472C4" w:themeColor="accent1"/>
+          <w:sz w:val="40"/>
+          <w:szCs w:val="40"/>
+          <w:lang w:val="ru-RU"/>
+        </w:rPr>
+        <w:t>4.1. МАТЕМАТИЧЕСКИЕ</w:t>
       </w:r>
     </w:p>
     <w:tbl>
@@ -3514,16 +3992,7 @@
                 <w:szCs w:val="28"/>
                 <w:lang w:val="ru-RU"/>
               </w:rPr>
-              <w:t xml:space="preserve"> </w:t>
-            </w:r>
-            <w:r>
-              <w:rPr>
-                <w:rFonts w:ascii="Cambria" w:hAnsi="Cambria"/>
-                <w:sz w:val="28"/>
-                <w:szCs w:val="28"/>
-                <w:lang w:val="ru-RU"/>
-              </w:rPr>
-              <w:t xml:space="preserve">с учетом </w:t>
+              <w:t xml:space="preserve"> с учетом </w:t>
             </w:r>
             <w:r>
               <w:rPr>
@@ -3618,16 +4087,7 @@
                 <w:szCs w:val="28"/>
                 <w:lang w:val="ru-RU"/>
               </w:rPr>
-              <w:t xml:space="preserve"> </w:t>
-            </w:r>
-            <w:r>
-              <w:rPr>
-                <w:rFonts w:ascii="Cambria" w:hAnsi="Cambria"/>
-                <w:sz w:val="28"/>
-                <w:szCs w:val="28"/>
-                <w:lang w:val="ru-RU"/>
-              </w:rPr>
-              <w:t xml:space="preserve">с учетом </w:t>
+              <w:t xml:space="preserve"> с учетом </w:t>
             </w:r>
             <w:r>
               <w:rPr>
@@ -3846,6 +4306,26 @@
           <w:lang w:val="ru-RU"/>
         </w:rPr>
       </w:pPr>
+    </w:p>
+    <w:p>
+      <w:pPr>
+        <w:spacing w:after="160" w:line="259" w:lineRule="auto"/>
+        <w:rPr>
+          <w:rFonts w:ascii="Cambria" w:hAnsi="Cambria"/>
+          <w:sz w:val="28"/>
+          <w:szCs w:val="28"/>
+          <w:lang w:val="ru-RU"/>
+        </w:rPr>
+      </w:pPr>
+      <w:r>
+        <w:rPr>
+          <w:rFonts w:ascii="Cambria" w:hAnsi="Cambria"/>
+          <w:sz w:val="28"/>
+          <w:szCs w:val="28"/>
+          <w:lang w:val="ru-RU"/>
+        </w:rPr>
+        <w:br w:type="page"/>
+      </w:r>
     </w:p>
     <w:p>
       <w:pPr>
@@ -4408,7 +4888,15 @@
                 <w:sz w:val="28"/>
                 <w:szCs w:val="28"/>
               </w:rPr>
-              <w:t>vector normal(...)</w:t>
+              <w:t>V</w:t>
+            </w:r>
+            <w:r>
+              <w:rPr>
+                <w:rFonts w:ascii="Consolas" w:hAnsi="Consolas"/>
+                <w:sz w:val="28"/>
+                <w:szCs w:val="28"/>
+              </w:rPr>
+              <w:t>ector normal(...)</w:t>
             </w:r>
           </w:p>
         </w:tc>
@@ -4472,6 +4960,79 @@
                 <w:szCs w:val="28"/>
               </w:rPr>
               <w:t>)</w:t>
+            </w:r>
+          </w:p>
+        </w:tc>
+      </w:tr>
+      <w:tr>
+        <w:trPr>
+          <w:trHeight w:val="533"/>
+        </w:trPr>
+        <w:tc>
+          <w:tcPr>
+            <w:tcW w:w="4456" w:type="dxa"/>
+          </w:tcPr>
+          <w:p>
+            <w:pPr>
+              <w:rPr>
+                <w:rFonts w:ascii="Consolas" w:hAnsi="Consolas"/>
+                <w:sz w:val="28"/>
+                <w:szCs w:val="28"/>
+              </w:rPr>
+            </w:pPr>
+            <w:r>
+              <w:rPr>
+                <w:rFonts w:ascii="Consolas" w:hAnsi="Consolas"/>
+                <w:sz w:val="28"/>
+                <w:szCs w:val="28"/>
+              </w:rPr>
+              <w:t>Bool isDeg(...)</w:t>
+            </w:r>
+          </w:p>
+        </w:tc>
+        <w:tc>
+          <w:tcPr>
+            <w:tcW w:w="2446" w:type="dxa"/>
+          </w:tcPr>
+          <w:p>
+            <w:pPr>
+              <w:rPr>
+                <w:rFonts w:ascii="Cambria" w:hAnsi="Cambria"/>
+                <w:sz w:val="28"/>
+                <w:szCs w:val="28"/>
+                <w:lang w:val="ru-RU"/>
+              </w:rPr>
+            </w:pPr>
+            <w:r>
+              <w:rPr>
+                <w:rFonts w:ascii="Cambria" w:hAnsi="Cambria"/>
+                <w:sz w:val="28"/>
+                <w:szCs w:val="28"/>
+                <w:lang w:val="ru-RU"/>
+              </w:rPr>
+              <w:t>Проверка вырожденности</w:t>
+            </w:r>
+          </w:p>
+        </w:tc>
+        <w:tc>
+          <w:tcPr>
+            <w:tcW w:w="3249" w:type="dxa"/>
+          </w:tcPr>
+          <w:p>
+            <w:pPr>
+              <w:rPr>
+                <w:rFonts w:ascii="Consolas" w:hAnsi="Consolas"/>
+                <w:sz w:val="28"/>
+                <w:szCs w:val="28"/>
+              </w:rPr>
+            </w:pPr>
+            <w:r>
+              <w:rPr>
+                <w:rFonts w:ascii="Consolas" w:hAnsi="Consolas"/>
+                <w:sz w:val="28"/>
+                <w:szCs w:val="28"/>
+              </w:rPr>
+              <w:t>Vector, Segment, Circle, Triangle</w:t>
             </w:r>
           </w:p>
         </w:tc>
@@ -4483,7 +5044,6 @@
           <w:rFonts w:ascii="Cambria" w:hAnsi="Cambria"/>
           <w:sz w:val="28"/>
           <w:szCs w:val="28"/>
-          <w:lang w:val="ru-RU"/>
         </w:rPr>
       </w:pPr>
     </w:p>
@@ -4501,7 +5061,11 @@
           <w:lang w:val="ru-RU"/>
         </w:rPr>
       </w:pPr>
-      <w:r>
+    </w:p>
+    <w:p>
+      <w:pPr>
+        <w:spacing w:after="160" w:line="259" w:lineRule="auto"/>
+        <w:ind w:hanging="709"/>
         <w:rPr>
           <w:rFonts w:ascii="Cambria" w:hAnsi="Cambria"/>
           <w:b/>
@@ -4511,6 +5075,168 @@
           <w:szCs w:val="40"/>
           <w:lang w:val="ru-RU"/>
         </w:rPr>
+      </w:pPr>
+    </w:p>
+    <w:p>
+      <w:pPr>
+        <w:spacing w:after="160" w:line="259" w:lineRule="auto"/>
+        <w:ind w:hanging="709"/>
+        <w:rPr>
+          <w:rFonts w:ascii="Cambria" w:hAnsi="Cambria"/>
+          <w:b/>
+          <w:bCs/>
+          <w:color w:val="4472C4" w:themeColor="accent1"/>
+          <w:sz w:val="40"/>
+          <w:szCs w:val="40"/>
+          <w:lang w:val="ru-RU"/>
+        </w:rPr>
+      </w:pPr>
+    </w:p>
+    <w:p>
+      <w:pPr>
+        <w:spacing w:after="160" w:line="259" w:lineRule="auto"/>
+        <w:ind w:hanging="709"/>
+        <w:rPr>
+          <w:rFonts w:ascii="Cambria" w:hAnsi="Cambria"/>
+          <w:b/>
+          <w:bCs/>
+          <w:color w:val="4472C4" w:themeColor="accent1"/>
+          <w:sz w:val="40"/>
+          <w:szCs w:val="40"/>
+          <w:lang w:val="ru-RU"/>
+        </w:rPr>
+      </w:pPr>
+    </w:p>
+    <w:p>
+      <w:pPr>
+        <w:spacing w:after="160" w:line="259" w:lineRule="auto"/>
+        <w:ind w:hanging="709"/>
+        <w:rPr>
+          <w:rFonts w:ascii="Cambria" w:hAnsi="Cambria"/>
+          <w:b/>
+          <w:bCs/>
+          <w:color w:val="4472C4" w:themeColor="accent1"/>
+          <w:sz w:val="40"/>
+          <w:szCs w:val="40"/>
+          <w:lang w:val="ru-RU"/>
+        </w:rPr>
+      </w:pPr>
+    </w:p>
+    <w:p>
+      <w:pPr>
+        <w:spacing w:after="160" w:line="259" w:lineRule="auto"/>
+        <w:ind w:hanging="709"/>
+        <w:rPr>
+          <w:rFonts w:ascii="Cambria" w:hAnsi="Cambria"/>
+          <w:b/>
+          <w:bCs/>
+          <w:color w:val="4472C4" w:themeColor="accent1"/>
+          <w:sz w:val="40"/>
+          <w:szCs w:val="40"/>
+          <w:lang w:val="ru-RU"/>
+        </w:rPr>
+      </w:pPr>
+    </w:p>
+    <w:p>
+      <w:pPr>
+        <w:spacing w:after="160" w:line="259" w:lineRule="auto"/>
+        <w:ind w:hanging="709"/>
+        <w:rPr>
+          <w:rFonts w:ascii="Cambria" w:hAnsi="Cambria"/>
+          <w:b/>
+          <w:bCs/>
+          <w:color w:val="4472C4" w:themeColor="accent1"/>
+          <w:sz w:val="40"/>
+          <w:szCs w:val="40"/>
+          <w:lang w:val="ru-RU"/>
+        </w:rPr>
+      </w:pPr>
+    </w:p>
+    <w:p>
+      <w:pPr>
+        <w:spacing w:after="160" w:line="259" w:lineRule="auto"/>
+        <w:ind w:hanging="709"/>
+        <w:rPr>
+          <w:rFonts w:ascii="Cambria" w:hAnsi="Cambria"/>
+          <w:b/>
+          <w:bCs/>
+          <w:color w:val="4472C4" w:themeColor="accent1"/>
+          <w:sz w:val="40"/>
+          <w:szCs w:val="40"/>
+          <w:lang w:val="ru-RU"/>
+        </w:rPr>
+      </w:pPr>
+    </w:p>
+    <w:p>
+      <w:pPr>
+        <w:spacing w:after="160" w:line="259" w:lineRule="auto"/>
+        <w:ind w:hanging="709"/>
+        <w:rPr>
+          <w:rFonts w:ascii="Cambria" w:hAnsi="Cambria"/>
+          <w:b/>
+          <w:bCs/>
+          <w:color w:val="4472C4" w:themeColor="accent1"/>
+          <w:sz w:val="40"/>
+          <w:szCs w:val="40"/>
+          <w:lang w:val="ru-RU"/>
+        </w:rPr>
+      </w:pPr>
+    </w:p>
+    <w:p>
+      <w:pPr>
+        <w:spacing w:after="160" w:line="259" w:lineRule="auto"/>
+        <w:ind w:hanging="709"/>
+        <w:rPr>
+          <w:rFonts w:ascii="Cambria" w:hAnsi="Cambria"/>
+          <w:b/>
+          <w:bCs/>
+          <w:color w:val="4472C4" w:themeColor="accent1"/>
+          <w:sz w:val="40"/>
+          <w:szCs w:val="40"/>
+          <w:lang w:val="ru-RU"/>
+        </w:rPr>
+      </w:pPr>
+    </w:p>
+    <w:p>
+      <w:pPr>
+        <w:spacing w:after="160" w:line="259" w:lineRule="auto"/>
+        <w:ind w:hanging="709"/>
+        <w:rPr>
+          <w:rFonts w:ascii="Cambria" w:hAnsi="Cambria"/>
+          <w:b/>
+          <w:bCs/>
+          <w:color w:val="4472C4" w:themeColor="accent1"/>
+          <w:sz w:val="40"/>
+          <w:szCs w:val="40"/>
+          <w:lang w:val="ru-RU"/>
+        </w:rPr>
+      </w:pPr>
+    </w:p>
+    <w:p>
+      <w:pPr>
+        <w:spacing w:after="160" w:line="259" w:lineRule="auto"/>
+        <w:ind w:hanging="709"/>
+        <w:rPr>
+          <w:rFonts w:ascii="Cambria" w:hAnsi="Cambria"/>
+          <w:b/>
+          <w:bCs/>
+          <w:color w:val="4472C4" w:themeColor="accent1"/>
+          <w:sz w:val="40"/>
+          <w:szCs w:val="40"/>
+          <w:lang w:val="ru-RU"/>
+        </w:rPr>
+      </w:pPr>
+      <w:r>
+        <w:rPr>
+          <w:rFonts w:ascii="Cambria" w:hAnsi="Cambria"/>
+          <w:b/>
+          <w:bCs/>
+          <w:color w:val="4472C4" w:themeColor="accent1"/>
+          <w:sz w:val="40"/>
+          <w:szCs w:val="40"/>
+          <w:lang w:val="ru-RU"/>
+        </w:rPr>
+        <w:lastRenderedPageBreak/>
         <w:t>4</w:t>
       </w:r>
       <w:r>
@@ -5254,9 +5980,65 @@
           </w:p>
         </w:tc>
       </w:tr>
+      <w:tr>
+        <w:trPr>
+          <w:trHeight w:val="444"/>
+        </w:trPr>
+        <w:tc>
+          <w:tcPr>
+            <w:tcW w:w="5552" w:type="dxa"/>
+          </w:tcPr>
+          <w:p>
+            <w:pPr>
+              <w:spacing w:after="160" w:line="259" w:lineRule="auto"/>
+              <w:rPr>
+                <w:rFonts w:ascii="Consolas" w:hAnsi="Consolas"/>
+                <w:color w:val="000000" w:themeColor="text1"/>
+                <w:sz w:val="28"/>
+                <w:szCs w:val="28"/>
+              </w:rPr>
+            </w:pPr>
+            <w:r>
+              <w:rPr>
+                <w:rFonts w:ascii="Consolas" w:hAnsi="Consolas"/>
+                <w:sz w:val="28"/>
+                <w:szCs w:val="28"/>
+              </w:rPr>
+              <w:t>Bool isDeg(Vector a)</w:t>
+            </w:r>
+          </w:p>
+        </w:tc>
+        <w:tc>
+          <w:tcPr>
+            <w:tcW w:w="4612" w:type="dxa"/>
+          </w:tcPr>
+          <w:p>
+            <w:pPr>
+              <w:spacing w:after="160" w:line="259" w:lineRule="auto"/>
+              <w:rPr>
+                <w:rFonts w:ascii="Cambria" w:hAnsi="Cambria"/>
+                <w:color w:val="000000" w:themeColor="text1"/>
+                <w:sz w:val="28"/>
+                <w:szCs w:val="28"/>
+                <w:lang w:val="ru-RU"/>
+              </w:rPr>
+            </w:pPr>
+            <w:r>
+              <w:rPr>
+                <w:rFonts w:ascii="Cambria" w:hAnsi="Cambria"/>
+                <w:sz w:val="28"/>
+                <w:szCs w:val="28"/>
+                <w:lang w:val="ru-RU"/>
+              </w:rPr>
+              <w:t>Проверка вырожденности</w:t>
+            </w:r>
+          </w:p>
+        </w:tc>
+      </w:tr>
     </w:tbl>
     <w:p>
       <w:pPr>
+        <w:spacing w:after="160" w:line="259" w:lineRule="auto"/>
         <w:rPr>
           <w:rFonts w:ascii="Cambria" w:hAnsi="Cambria"/>
           <w:sz w:val="28"/>
@@ -5774,17 +6556,7 @@
     </w:tbl>
     <w:p>
       <w:pPr>
-        <w:rPr>
-          <w:rFonts w:ascii="Cambria" w:hAnsi="Cambria"/>
-          <w:sz w:val="28"/>
-          <w:szCs w:val="28"/>
-        </w:rPr>
-      </w:pPr>
-    </w:p>
-    <w:p>
-      <w:pPr>
         <w:spacing w:after="160" w:line="259" w:lineRule="auto"/>
-        <w:ind w:hanging="709"/>
         <w:rPr>
           <w:rFonts w:ascii="Cambria" w:hAnsi="Cambria"/>
           <w:b/>
@@ -5794,7 +6566,10 @@
           <w:szCs w:val="40"/>
         </w:rPr>
       </w:pPr>
-      <w:r>
+    </w:p>
+    <w:p>
+      <w:pPr>
+        <w:spacing w:after="160" w:line="259" w:lineRule="auto"/>
         <w:rPr>
           <w:rFonts w:ascii="Cambria" w:hAnsi="Cambria"/>
           <w:b/>
@@ -5803,6 +6578,148 @@
           <w:sz w:val="40"/>
           <w:szCs w:val="40"/>
         </w:rPr>
+      </w:pPr>
+    </w:p>
+    <w:p>
+      <w:pPr>
+        <w:spacing w:after="160" w:line="259" w:lineRule="auto"/>
+        <w:rPr>
+          <w:rFonts w:ascii="Cambria" w:hAnsi="Cambria"/>
+          <w:b/>
+          <w:bCs/>
+          <w:color w:val="4472C4" w:themeColor="accent1"/>
+          <w:sz w:val="40"/>
+          <w:szCs w:val="40"/>
+        </w:rPr>
+      </w:pPr>
+    </w:p>
+    <w:p>
+      <w:pPr>
+        <w:spacing w:after="160" w:line="259" w:lineRule="auto"/>
+        <w:rPr>
+          <w:rFonts w:ascii="Cambria" w:hAnsi="Cambria"/>
+          <w:b/>
+          <w:bCs/>
+          <w:color w:val="4472C4" w:themeColor="accent1"/>
+          <w:sz w:val="40"/>
+          <w:szCs w:val="40"/>
+        </w:rPr>
+      </w:pPr>
+    </w:p>
+    <w:p>
+      <w:pPr>
+        <w:spacing w:after="160" w:line="259" w:lineRule="auto"/>
+        <w:rPr>
+          <w:rFonts w:ascii="Cambria" w:hAnsi="Cambria"/>
+          <w:b/>
+          <w:bCs/>
+          <w:color w:val="4472C4" w:themeColor="accent1"/>
+          <w:sz w:val="40"/>
+          <w:szCs w:val="40"/>
+        </w:rPr>
+      </w:pPr>
+    </w:p>
+    <w:p>
+      <w:pPr>
+        <w:spacing w:after="160" w:line="259" w:lineRule="auto"/>
+        <w:rPr>
+          <w:rFonts w:ascii="Cambria" w:hAnsi="Cambria"/>
+          <w:b/>
+          <w:bCs/>
+          <w:color w:val="4472C4" w:themeColor="accent1"/>
+          <w:sz w:val="40"/>
+          <w:szCs w:val="40"/>
+        </w:rPr>
+      </w:pPr>
+    </w:p>
+    <w:p>
+      <w:pPr>
+        <w:spacing w:after="160" w:line="259" w:lineRule="auto"/>
+        <w:rPr>
+          <w:rFonts w:ascii="Cambria" w:hAnsi="Cambria"/>
+          <w:b/>
+          <w:bCs/>
+          <w:color w:val="4472C4" w:themeColor="accent1"/>
+          <w:sz w:val="40"/>
+          <w:szCs w:val="40"/>
+        </w:rPr>
+      </w:pPr>
+    </w:p>
+    <w:p>
+      <w:pPr>
+        <w:spacing w:after="160" w:line="259" w:lineRule="auto"/>
+        <w:rPr>
+          <w:rFonts w:ascii="Cambria" w:hAnsi="Cambria"/>
+          <w:b/>
+          <w:bCs/>
+          <w:color w:val="4472C4" w:themeColor="accent1"/>
+          <w:sz w:val="40"/>
+          <w:szCs w:val="40"/>
+        </w:rPr>
+      </w:pPr>
+    </w:p>
+    <w:p>
+      <w:pPr>
+        <w:spacing w:after="160" w:line="259" w:lineRule="auto"/>
+        <w:rPr>
+          <w:rFonts w:ascii="Cambria" w:hAnsi="Cambria"/>
+          <w:b/>
+          <w:bCs/>
+          <w:color w:val="4472C4" w:themeColor="accent1"/>
+          <w:sz w:val="40"/>
+          <w:szCs w:val="40"/>
+        </w:rPr>
+      </w:pPr>
+    </w:p>
+    <w:p>
+      <w:pPr>
+        <w:spacing w:after="160" w:line="259" w:lineRule="auto"/>
+        <w:rPr>
+          <w:rFonts w:ascii="Cambria" w:hAnsi="Cambria"/>
+          <w:b/>
+          <w:bCs/>
+          <w:color w:val="4472C4" w:themeColor="accent1"/>
+          <w:sz w:val="40"/>
+          <w:szCs w:val="40"/>
+        </w:rPr>
+      </w:pPr>
+    </w:p>
+    <w:p>
+      <w:pPr>
+        <w:spacing w:after="160" w:line="259" w:lineRule="auto"/>
+        <w:rPr>
+          <w:rFonts w:ascii="Cambria" w:hAnsi="Cambria"/>
+          <w:b/>
+          <w:bCs/>
+          <w:color w:val="4472C4" w:themeColor="accent1"/>
+          <w:sz w:val="40"/>
+          <w:szCs w:val="40"/>
+        </w:rPr>
+      </w:pPr>
+    </w:p>
+    <w:p>
+      <w:pPr>
+        <w:spacing w:after="160" w:line="259" w:lineRule="auto"/>
+        <w:ind w:hanging="709"/>
+        <w:rPr>
+          <w:rFonts w:ascii="Cambria" w:hAnsi="Cambria"/>
+          <w:b/>
+          <w:bCs/>
+          <w:color w:val="4472C4" w:themeColor="accent1"/>
+          <w:sz w:val="40"/>
+          <w:szCs w:val="40"/>
+        </w:rPr>
+      </w:pPr>
+      <w:r>
+        <w:rPr>
+          <w:rFonts w:ascii="Cambria" w:hAnsi="Cambria"/>
+          <w:b/>
+          <w:bCs/>
+          <w:color w:val="4472C4" w:themeColor="accent1"/>
+          <w:sz w:val="40"/>
+          <w:szCs w:val="40"/>
+        </w:rPr>
+        <w:lastRenderedPageBreak/>
         <w:t>4.</w:t>
       </w:r>
       <w:r>
@@ -6439,6 +7356,73 @@
           </w:p>
         </w:tc>
       </w:tr>
+      <w:tr>
+        <w:trPr>
+          <w:trHeight w:val="297"/>
+        </w:trPr>
+        <w:tc>
+          <w:tcPr>
+            <w:tcW w:w="5812" w:type="dxa"/>
+          </w:tcPr>
+          <w:p>
+            <w:pPr>
+              <w:rPr>
+                <w:rFonts w:ascii="Consolas" w:hAnsi="Consolas"/>
+                <w:sz w:val="28"/>
+                <w:szCs w:val="28"/>
+              </w:rPr>
+            </w:pPr>
+            <w:r>
+              <w:rPr>
+                <w:rFonts w:ascii="Consolas" w:hAnsi="Consolas"/>
+                <w:sz w:val="28"/>
+                <w:szCs w:val="28"/>
+              </w:rPr>
+              <w:t xml:space="preserve">Bool isDeg(Line </w:t>
+            </w:r>
+            <w:r>
+              <w:rPr>
+                <w:rFonts w:ascii="Consolas" w:hAnsi="Consolas"/>
+                <w:sz w:val="28"/>
+                <w:szCs w:val="28"/>
+              </w:rPr>
+              <w:t>l</w:t>
+            </w:r>
+            <w:r>
+              <w:rPr>
+                <w:rFonts w:ascii="Consolas" w:hAnsi="Consolas"/>
+                <w:sz w:val="28"/>
+                <w:szCs w:val="28"/>
+              </w:rPr>
+              <w:t>)</w:t>
+            </w:r>
+          </w:p>
+        </w:tc>
+        <w:tc>
+          <w:tcPr>
+            <w:tcW w:w="4395" w:type="dxa"/>
+          </w:tcPr>
+          <w:p>
+            <w:pPr>
+              <w:rPr>
+                <w:rFonts w:ascii="Cambria" w:hAnsi="Cambria"/>
+                <w:sz w:val="28"/>
+                <w:szCs w:val="28"/>
+                <w:lang w:val="ru-RU"/>
+              </w:rPr>
+            </w:pPr>
+            <w:r>
+              <w:rPr>
+                <w:rFonts w:ascii="Cambria" w:hAnsi="Cambria"/>
+                <w:sz w:val="28"/>
+                <w:szCs w:val="28"/>
+                <w:lang w:val="ru-RU"/>
+              </w:rPr>
+              <w:t>Проверка вырожденности</w:t>
+            </w:r>
+          </w:p>
+        </w:tc>
+      </w:tr>
     </w:tbl>
     <w:p>
       <w:pPr>
@@ -6449,6 +7433,24 @@
           <w:szCs w:val="28"/>
         </w:rPr>
       </w:pPr>
+    </w:p>
+    <w:p>
+      <w:pPr>
+        <w:spacing w:after="160" w:line="259" w:lineRule="auto"/>
+        <w:rPr>
+          <w:rFonts w:ascii="Cambria" w:hAnsi="Cambria"/>
+          <w:sz w:val="28"/>
+          <w:szCs w:val="28"/>
+        </w:rPr>
+      </w:pPr>
+      <w:r>
+        <w:rPr>
+          <w:rFonts w:ascii="Cambria" w:hAnsi="Cambria"/>
+          <w:sz w:val="28"/>
+          <w:szCs w:val="28"/>
+        </w:rPr>
+        <w:br w:type="page"/>
+      </w:r>
     </w:p>
     <w:p>
       <w:pPr>
@@ -6472,6 +7474,7 @@
           <w:sz w:val="40"/>
           <w:szCs w:val="40"/>
         </w:rPr>
+        <w:lastRenderedPageBreak/>
         <w:t>4.</w:t>
       </w:r>
       <w:r>
@@ -6787,11 +7790,58 @@
           </w:p>
         </w:tc>
       </w:tr>
+      <w:tr>
+        <w:tc>
+          <w:tcPr>
+            <w:tcW w:w="5386" w:type="dxa"/>
+          </w:tcPr>
+          <w:p>
+            <w:pPr>
+              <w:rPr>
+                <w:rFonts w:ascii="Consolas" w:hAnsi="Consolas"/>
+                <w:sz w:val="28"/>
+                <w:szCs w:val="28"/>
+              </w:rPr>
+            </w:pPr>
+            <w:r>
+              <w:rPr>
+                <w:rFonts w:ascii="Consolas" w:hAnsi="Consolas"/>
+                <w:sz w:val="28"/>
+                <w:szCs w:val="28"/>
+              </w:rPr>
+              <w:t>Bool isDeg(Segment a)</w:t>
+            </w:r>
+          </w:p>
+        </w:tc>
+        <w:tc>
+          <w:tcPr>
+            <w:tcW w:w="4821" w:type="dxa"/>
+          </w:tcPr>
+          <w:p>
+            <w:pPr>
+              <w:rPr>
+                <w:rFonts w:ascii="Cambria" w:hAnsi="Cambria"/>
+                <w:sz w:val="28"/>
+                <w:szCs w:val="28"/>
+                <w:lang w:val="ru-RU"/>
+              </w:rPr>
+            </w:pPr>
+            <w:r>
+              <w:rPr>
+                <w:rFonts w:ascii="Cambria" w:hAnsi="Cambria"/>
+                <w:sz w:val="28"/>
+                <w:szCs w:val="28"/>
+                <w:lang w:val="ru-RU"/>
+              </w:rPr>
+              <w:t>Проверка вырожденности</w:t>
+            </w:r>
+          </w:p>
+        </w:tc>
+      </w:tr>
     </w:tbl>
     <w:p>
       <w:pPr>
         <w:spacing w:after="160" w:line="259" w:lineRule="auto"/>
-        <w:ind w:hanging="709"/>
         <w:rPr>
           <w:rFonts w:ascii="Cambria" w:hAnsi="Cambria"/>
           <w:b/>
@@ -7063,6 +8113,20 @@
           <w:szCs w:val="40"/>
         </w:rPr>
       </w:pPr>
+    </w:p>
+    <w:p>
+      <w:pPr>
+        <w:spacing w:after="160" w:line="256" w:lineRule="auto"/>
+        <w:ind w:hanging="709"/>
+        <w:rPr>
+          <w:rFonts w:ascii="Cambria" w:hAnsi="Cambria"/>
+          <w:b/>
+          <w:bCs/>
+          <w:color w:val="4472C4" w:themeColor="accent1"/>
+          <w:sz w:val="40"/>
+          <w:szCs w:val="40"/>
+        </w:rPr>
+      </w:pPr>
       <w:r>
         <w:rPr>
           <w:rFonts w:ascii="Cambria" w:hAnsi="Cambria"/>
@@ -9276,7 +10340,11 @@
           <w:lang w:val="ru-RU"/>
         </w:rPr>
       </w:pPr>
-      <w:r>
+    </w:p>
+    <w:p>
+      <w:pPr>
+        <w:spacing w:after="160" w:line="256" w:lineRule="auto"/>
+        <w:ind w:hanging="709"/>
         <w:rPr>
           <w:rFonts w:ascii="Cambria" w:hAnsi="Cambria"/>
           <w:b/>
@@ -9286,6 +10354,168 @@
           <w:szCs w:val="40"/>
           <w:lang w:val="ru-RU"/>
         </w:rPr>
+      </w:pPr>
+    </w:p>
+    <w:p>
+      <w:pPr>
+        <w:spacing w:after="160" w:line="256" w:lineRule="auto"/>
+        <w:ind w:hanging="709"/>
+        <w:rPr>
+          <w:rFonts w:ascii="Cambria" w:hAnsi="Cambria"/>
+          <w:b/>
+          <w:bCs/>
+          <w:color w:val="4472C4" w:themeColor="accent1"/>
+          <w:sz w:val="40"/>
+          <w:szCs w:val="40"/>
+          <w:lang w:val="ru-RU"/>
+        </w:rPr>
+      </w:pPr>
+    </w:p>
+    <w:p>
+      <w:pPr>
+        <w:spacing w:after="160" w:line="256" w:lineRule="auto"/>
+        <w:ind w:hanging="709"/>
+        <w:rPr>
+          <w:rFonts w:ascii="Cambria" w:hAnsi="Cambria"/>
+          <w:b/>
+          <w:bCs/>
+          <w:color w:val="4472C4" w:themeColor="accent1"/>
+          <w:sz w:val="40"/>
+          <w:szCs w:val="40"/>
+          <w:lang w:val="ru-RU"/>
+        </w:rPr>
+      </w:pPr>
+    </w:p>
+    <w:p>
+      <w:pPr>
+        <w:spacing w:after="160" w:line="256" w:lineRule="auto"/>
+        <w:ind w:hanging="709"/>
+        <w:rPr>
+          <w:rFonts w:ascii="Cambria" w:hAnsi="Cambria"/>
+          <w:b/>
+          <w:bCs/>
+          <w:color w:val="4472C4" w:themeColor="accent1"/>
+          <w:sz w:val="40"/>
+          <w:szCs w:val="40"/>
+          <w:lang w:val="ru-RU"/>
+        </w:rPr>
+      </w:pPr>
+    </w:p>
+    <w:p>
+      <w:pPr>
+        <w:spacing w:after="160" w:line="256" w:lineRule="auto"/>
+        <w:ind w:hanging="709"/>
+        <w:rPr>
+          <w:rFonts w:ascii="Cambria" w:hAnsi="Cambria"/>
+          <w:b/>
+          <w:bCs/>
+          <w:color w:val="4472C4" w:themeColor="accent1"/>
+          <w:sz w:val="40"/>
+          <w:szCs w:val="40"/>
+          <w:lang w:val="ru-RU"/>
+        </w:rPr>
+      </w:pPr>
+    </w:p>
+    <w:p>
+      <w:pPr>
+        <w:spacing w:after="160" w:line="256" w:lineRule="auto"/>
+        <w:ind w:hanging="709"/>
+        <w:rPr>
+          <w:rFonts w:ascii="Cambria" w:hAnsi="Cambria"/>
+          <w:b/>
+          <w:bCs/>
+          <w:color w:val="4472C4" w:themeColor="accent1"/>
+          <w:sz w:val="40"/>
+          <w:szCs w:val="40"/>
+          <w:lang w:val="ru-RU"/>
+        </w:rPr>
+      </w:pPr>
+    </w:p>
+    <w:p>
+      <w:pPr>
+        <w:spacing w:after="160" w:line="256" w:lineRule="auto"/>
+        <w:ind w:hanging="709"/>
+        <w:rPr>
+          <w:rFonts w:ascii="Cambria" w:hAnsi="Cambria"/>
+          <w:b/>
+          <w:bCs/>
+          <w:color w:val="4472C4" w:themeColor="accent1"/>
+          <w:sz w:val="40"/>
+          <w:szCs w:val="40"/>
+          <w:lang w:val="ru-RU"/>
+        </w:rPr>
+      </w:pPr>
+    </w:p>
+    <w:p>
+      <w:pPr>
+        <w:spacing w:after="160" w:line="256" w:lineRule="auto"/>
+        <w:ind w:hanging="709"/>
+        <w:rPr>
+          <w:rFonts w:ascii="Cambria" w:hAnsi="Cambria"/>
+          <w:b/>
+          <w:bCs/>
+          <w:color w:val="4472C4" w:themeColor="accent1"/>
+          <w:sz w:val="40"/>
+          <w:szCs w:val="40"/>
+          <w:lang w:val="ru-RU"/>
+        </w:rPr>
+      </w:pPr>
+    </w:p>
+    <w:p>
+      <w:pPr>
+        <w:spacing w:after="160" w:line="256" w:lineRule="auto"/>
+        <w:ind w:hanging="709"/>
+        <w:rPr>
+          <w:rFonts w:ascii="Cambria" w:hAnsi="Cambria"/>
+          <w:b/>
+          <w:bCs/>
+          <w:color w:val="4472C4" w:themeColor="accent1"/>
+          <w:sz w:val="40"/>
+          <w:szCs w:val="40"/>
+          <w:lang w:val="ru-RU"/>
+        </w:rPr>
+      </w:pPr>
+    </w:p>
+    <w:p>
+      <w:pPr>
+        <w:spacing w:after="160" w:line="256" w:lineRule="auto"/>
+        <w:ind w:hanging="709"/>
+        <w:rPr>
+          <w:rFonts w:ascii="Cambria" w:hAnsi="Cambria"/>
+          <w:b/>
+          <w:bCs/>
+          <w:color w:val="4472C4" w:themeColor="accent1"/>
+          <w:sz w:val="40"/>
+          <w:szCs w:val="40"/>
+          <w:lang w:val="ru-RU"/>
+        </w:rPr>
+      </w:pPr>
+    </w:p>
+    <w:p>
+      <w:pPr>
+        <w:spacing w:after="160" w:line="256" w:lineRule="auto"/>
+        <w:ind w:hanging="709"/>
+        <w:rPr>
+          <w:rFonts w:ascii="Cambria" w:hAnsi="Cambria"/>
+          <w:b/>
+          <w:bCs/>
+          <w:color w:val="4472C4" w:themeColor="accent1"/>
+          <w:sz w:val="40"/>
+          <w:szCs w:val="40"/>
+          <w:lang w:val="ru-RU"/>
+        </w:rPr>
+      </w:pPr>
+      <w:r>
+        <w:rPr>
+          <w:rFonts w:ascii="Cambria" w:hAnsi="Cambria"/>
+          <w:b/>
+          <w:bCs/>
+          <w:color w:val="4472C4" w:themeColor="accent1"/>
+          <w:sz w:val="40"/>
+          <w:szCs w:val="40"/>
+          <w:lang w:val="ru-RU"/>
+        </w:rPr>
+        <w:lastRenderedPageBreak/>
         <w:t>4.</w:t>
       </w:r>
       <w:r>
@@ -9882,6 +11112,26 @@
         <w:ind w:hanging="709"/>
         <w:rPr>
           <w:rFonts w:ascii="Cambria" w:hAnsi="Cambria"/>
+          <w:sz w:val="28"/>
+          <w:szCs w:val="28"/>
+          <w:lang w:val="ru-RU"/>
+        </w:rPr>
+      </w:pPr>
+    </w:p>
+    <w:p>
+      <w:pPr>
+        <w:spacing w:after="160" w:line="259" w:lineRule="auto"/>
+        <w:ind w:hanging="709"/>
+        <w:rPr>
+          <w:rFonts w:ascii="Cambria" w:hAnsi="Cambria"/>
+          <w:sz w:val="28"/>
+          <w:szCs w:val="28"/>
+          <w:lang w:val="ru-RU"/>
+        </w:rPr>
+      </w:pPr>
+      <w:r>
+        <w:rPr>
+          <w:rFonts w:ascii="Cambria" w:hAnsi="Cambria"/>
           <w:b/>
           <w:bCs/>
           <w:color w:val="4472C4" w:themeColor="accent1"/>
@@ -9889,8 +11139,55 @@
           <w:szCs w:val="40"/>
           <w:lang w:val="ru-RU"/>
         </w:rPr>
-      </w:pPr>
-      <w:r>
+        <w:t>5. ОПЕРАТОРЫ</w:t>
+      </w:r>
+    </w:p>
+    <w:p>
+      <w:pPr>
+        <w:spacing w:after="160" w:line="256" w:lineRule="auto"/>
+        <w:rPr>
+          <w:rFonts w:ascii="Cambria" w:hAnsi="Cambria"/>
+          <w:sz w:val="28"/>
+          <w:szCs w:val="28"/>
+          <w:lang w:val="ru-RU"/>
+        </w:rPr>
+      </w:pPr>
+      <w:r>
+        <w:rPr>
+          <w:rFonts w:ascii="Cambria" w:hAnsi="Cambria"/>
+          <w:sz w:val="28"/>
+          <w:szCs w:val="28"/>
+          <w:lang w:val="ru-RU"/>
+        </w:rPr>
+        <w:t>В этом разделе описаны все перегруженные операторы этой библиотеки</w:t>
+      </w:r>
+    </w:p>
+    <w:p>
+      <w:pPr>
+        <w:spacing w:after="160" w:line="256" w:lineRule="auto"/>
+        <w:rPr>
+          <w:rFonts w:ascii="Cambria" w:hAnsi="Cambria"/>
+          <w:sz w:val="28"/>
+          <w:szCs w:val="28"/>
+          <w:lang w:val="ru-RU"/>
+        </w:rPr>
+      </w:pPr>
+    </w:p>
+    <w:p>
+      <w:pPr>
+        <w:spacing w:after="160" w:line="256" w:lineRule="auto"/>
+        <w:rPr>
+          <w:rFonts w:ascii="Cambria" w:hAnsi="Cambria"/>
+          <w:sz w:val="28"/>
+          <w:szCs w:val="28"/>
+          <w:lang w:val="ru-RU"/>
+        </w:rPr>
+      </w:pPr>
+    </w:p>
+    <w:p>
+      <w:pPr>
+        <w:spacing w:after="160" w:line="256" w:lineRule="auto"/>
+        <w:ind w:hanging="709"/>
         <w:rPr>
           <w:rFonts w:ascii="Cambria" w:hAnsi="Cambria"/>
           <w:b/>
@@ -9900,45 +11197,8 @@
           <w:szCs w:val="40"/>
           <w:lang w:val="ru-RU"/>
         </w:rPr>
-        <w:lastRenderedPageBreak/>
-        <w:t>5. ОПЕРАТОРЫ</w:t>
-      </w:r>
-    </w:p>
-    <w:p>
-      <w:pPr>
-        <w:spacing w:after="160" w:line="256" w:lineRule="auto"/>
-        <w:rPr>
-          <w:rFonts w:ascii="Cambria" w:hAnsi="Cambria"/>
-          <w:sz w:val="28"/>
-          <w:szCs w:val="28"/>
-          <w:lang w:val="ru-RU"/>
-        </w:rPr>
-      </w:pPr>
-      <w:r>
-        <w:rPr>
-          <w:rFonts w:ascii="Cambria" w:hAnsi="Cambria"/>
-          <w:sz w:val="28"/>
-          <w:szCs w:val="28"/>
-          <w:lang w:val="ru-RU"/>
-        </w:rPr>
-        <w:t>В этом разделе описаны все перегруженные операторы этой библиотеки</w:t>
-      </w:r>
-    </w:p>
-    <w:p>
-      <w:pPr>
-        <w:spacing w:after="160" w:line="256" w:lineRule="auto"/>
-        <w:rPr>
-          <w:rFonts w:ascii="Cambria" w:hAnsi="Cambria"/>
-          <w:sz w:val="28"/>
-          <w:szCs w:val="28"/>
-          <w:lang w:val="ru-RU"/>
-        </w:rPr>
-      </w:pPr>
-    </w:p>
-    <w:p>
-      <w:pPr>
-        <w:spacing w:after="160" w:line="256" w:lineRule="auto"/>
-        <w:ind w:hanging="709"/>
+      </w:pPr>
+      <w:r>
         <w:rPr>
           <w:rFonts w:ascii="Cambria" w:hAnsi="Cambria"/>
           <w:b/>
@@ -9948,76 +11208,7 @@
           <w:szCs w:val="40"/>
           <w:lang w:val="ru-RU"/>
         </w:rPr>
-      </w:pPr>
-      <w:r>
-        <w:rPr>
-          <w:rFonts w:ascii="Cambria" w:hAnsi="Cambria"/>
-          <w:b/>
-          <w:bCs/>
-          <w:color w:val="4472C4" w:themeColor="accent1"/>
-          <w:sz w:val="40"/>
-          <w:szCs w:val="40"/>
-          <w:lang w:val="ru-RU"/>
-        </w:rPr>
-        <w:t>5.1. УНИВЕРСАЛЬНЫЕ ОПЕРАТОРЫ</w:t>
-      </w:r>
-    </w:p>
-    <w:p>
-      <w:pPr>
-        <w:spacing w:after="160" w:line="256" w:lineRule="auto"/>
-        <w:rPr>
-          <w:rFonts w:ascii="Cambria" w:hAnsi="Cambria"/>
-          <w:sz w:val="28"/>
-          <w:szCs w:val="28"/>
-          <w:lang w:val="ru-RU"/>
-        </w:rPr>
-      </w:pPr>
-      <w:r>
-        <w:rPr>
-          <w:rFonts w:ascii="Cambria" w:hAnsi="Cambria"/>
-          <w:sz w:val="28"/>
-          <w:szCs w:val="28"/>
-          <w:lang w:val="ru-RU"/>
-        </w:rPr>
-        <w:t>Здесь описаны все операторы, применяемые на разных операндах</w:t>
-      </w:r>
-    </w:p>
-    <w:p>
-      <w:pPr>
-        <w:spacing w:after="160" w:line="256" w:lineRule="auto"/>
-        <w:rPr>
-          <w:rFonts w:ascii="Cambria" w:hAnsi="Cambria"/>
-          <w:sz w:val="28"/>
-          <w:szCs w:val="28"/>
-          <w:lang w:val="ru-RU"/>
-        </w:rPr>
-      </w:pPr>
-    </w:p>
-    <w:p>
-      <w:pPr>
-        <w:spacing w:after="160" w:line="256" w:lineRule="auto"/>
-        <w:ind w:hanging="709"/>
-        <w:rPr>
-          <w:rFonts w:ascii="Cambria" w:hAnsi="Cambria"/>
-          <w:b/>
-          <w:bCs/>
-          <w:color w:val="4472C4" w:themeColor="accent1"/>
-          <w:sz w:val="40"/>
-          <w:szCs w:val="40"/>
-          <w:lang w:val="ru-RU"/>
-        </w:rPr>
-      </w:pPr>
-      <w:r>
-        <w:rPr>
-          <w:rFonts w:ascii="Cambria" w:hAnsi="Cambria"/>
-          <w:b/>
-          <w:bCs/>
-          <w:color w:val="4472C4" w:themeColor="accent1"/>
-          <w:sz w:val="40"/>
-          <w:szCs w:val="40"/>
-          <w:lang w:val="ru-RU"/>
-        </w:rPr>
-        <w:t>5.1.1. ОСНОВНЫЕ ОПЕРАТОРЫ</w:t>
+        <w:t>5.1. ОСНОВНЫЕ ОПЕРАТОРЫ</w:t>
       </w:r>
     </w:p>
     <w:tbl>
@@ -10631,6 +11822,55 @@
               </w:rPr>
               <w:t>Point</w:t>
             </w:r>
+            <w:r>
+              <w:rPr>
+                <w:rFonts w:ascii="Consolas" w:hAnsi="Consolas"/>
+                <w:sz w:val="28"/>
+                <w:szCs w:val="28"/>
+              </w:rPr>
+              <w:t>,</w:t>
+            </w:r>
+            <w:r>
+              <w:rPr>
+                <w:rFonts w:ascii="Consolas" w:hAnsi="Consolas"/>
+                <w:sz w:val="28"/>
+                <w:szCs w:val="28"/>
+                <w:lang w:val="ru-RU"/>
+              </w:rPr>
+              <w:t xml:space="preserve"> Line</w:t>
+            </w:r>
+            <w:r>
+              <w:rPr>
+                <w:rFonts w:ascii="Consolas" w:hAnsi="Consolas"/>
+                <w:sz w:val="28"/>
+                <w:szCs w:val="28"/>
+              </w:rPr>
+              <w:t xml:space="preserve">, </w:t>
+            </w:r>
+            <w:r>
+              <w:rPr>
+                <w:rFonts w:ascii="Consolas" w:hAnsi="Consolas"/>
+                <w:sz w:val="28"/>
+                <w:szCs w:val="28"/>
+              </w:rPr>
+              <w:t>Segment</w:t>
+            </w:r>
+            <w:r>
+              <w:rPr>
+                <w:rFonts w:ascii="Consolas" w:hAnsi="Consolas"/>
+                <w:sz w:val="28"/>
+                <w:szCs w:val="28"/>
+              </w:rPr>
+              <w:t xml:space="preserve">, </w:t>
+            </w:r>
+            <w:r>
+              <w:rPr>
+                <w:rFonts w:ascii="Consolas" w:hAnsi="Consolas"/>
+                <w:sz w:val="28"/>
+                <w:szCs w:val="28"/>
+              </w:rPr>
+              <w:t>Circle</w:t>
+            </w:r>
           </w:p>
         </w:tc>
         <w:tc>
@@ -11039,7 +12279,6 @@
                 <w:rFonts w:ascii="Consolas" w:hAnsi="Consolas"/>
                 <w:sz w:val="28"/>
                 <w:szCs w:val="28"/>
-                <w:lang w:val="ru-RU"/>
               </w:rPr>
               <w:t>Line</w:t>
             </w:r>
@@ -11091,11 +12330,20 @@
               </w:rPr>
               <w:t>BBox</w:t>
             </w:r>
+            <w:r>
+              <w:rPr>
+                <w:rFonts w:ascii="Consolas" w:hAnsi="Consolas"/>
+                <w:sz w:val="28"/>
+                <w:szCs w:val="28"/>
+              </w:rPr>
+              <w:t>, Triangle</w:t>
+            </w:r>
           </w:p>
         </w:tc>
         <w:tc>
           <w:tcPr>
             <w:tcW w:w="2533" w:type="dxa"/>
+            <w:vMerge w:val="restart"/>
           </w:tcPr>
           <w:p>
             <w:pPr>
@@ -11120,6 +12368,7 @@
         <w:tc>
           <w:tcPr>
             <w:tcW w:w="1858" w:type="dxa"/>
+            <w:vMerge w:val="restart"/>
           </w:tcPr>
           <w:p>
             <w:pPr>
@@ -11138,6 +12387,110 @@
               </w:rPr>
               <w:t>bool</w:t>
             </w:r>
+          </w:p>
+        </w:tc>
+      </w:tr>
+      <w:tr>
+        <w:tc>
+          <w:tcPr>
+            <w:tcW w:w="1518" w:type="dxa"/>
+          </w:tcPr>
+          <w:p>
+            <w:pPr>
+              <w:spacing w:after="160" w:line="256" w:lineRule="auto"/>
+              <w:rPr>
+                <w:rFonts w:ascii="Consolas" w:hAnsi="Consolas"/>
+                <w:sz w:val="28"/>
+                <w:szCs w:val="28"/>
+              </w:rPr>
+            </w:pPr>
+            <w:r>
+              <w:rPr>
+                <w:rFonts w:ascii="Consolas" w:hAnsi="Consolas"/>
+                <w:sz w:val="28"/>
+                <w:szCs w:val="28"/>
+              </w:rPr>
+              <w:t>|</w:t>
+            </w:r>
+          </w:p>
+        </w:tc>
+        <w:tc>
+          <w:tcPr>
+            <w:tcW w:w="1981" w:type="dxa"/>
+          </w:tcPr>
+          <w:p>
+            <w:pPr>
+              <w:spacing w:after="160" w:line="256" w:lineRule="auto"/>
+              <w:rPr>
+                <w:rFonts w:ascii="Consolas" w:hAnsi="Consolas"/>
+                <w:sz w:val="28"/>
+                <w:szCs w:val="28"/>
+              </w:rPr>
+            </w:pPr>
+            <w:r>
+              <w:rPr>
+                <w:rFonts w:ascii="Consolas" w:hAnsi="Consolas"/>
+                <w:sz w:val="28"/>
+                <w:szCs w:val="28"/>
+              </w:rPr>
+              <w:t>Segment</w:t>
+            </w:r>
+          </w:p>
+        </w:tc>
+        <w:tc>
+          <w:tcPr>
+            <w:tcW w:w="2169" w:type="dxa"/>
+          </w:tcPr>
+          <w:p>
+            <w:pPr>
+              <w:spacing w:after="160" w:line="256" w:lineRule="auto"/>
+              <w:rPr>
+                <w:rFonts w:ascii="Consolas" w:hAnsi="Consolas"/>
+                <w:sz w:val="28"/>
+                <w:szCs w:val="28"/>
+              </w:rPr>
+            </w:pPr>
+            <w:r>
+              <w:rPr>
+                <w:rFonts w:ascii="Consolas" w:hAnsi="Consolas"/>
+                <w:sz w:val="28"/>
+                <w:szCs w:val="28"/>
+              </w:rPr>
+              <w:t>Line</w:t>
+            </w:r>
+          </w:p>
+        </w:tc>
+        <w:tc>
+          <w:tcPr>
+            <w:tcW w:w="2533" w:type="dxa"/>
+            <w:vMerge/>
+          </w:tcPr>
+          <w:p>
+            <w:pPr>
+              <w:spacing w:after="160" w:line="256" w:lineRule="auto"/>
+              <w:rPr>
+                <w:rFonts w:ascii="Cambria" w:hAnsi="Cambria"/>
+                <w:sz w:val="28"/>
+                <w:szCs w:val="28"/>
+                <w:lang w:val="ru-RU"/>
+              </w:rPr>
+            </w:pPr>
+          </w:p>
+        </w:tc>
+        <w:tc>
+          <w:tcPr>
+            <w:tcW w:w="1858" w:type="dxa"/>
+            <w:vMerge/>
+          </w:tcPr>
+          <w:p>
+            <w:pPr>
+              <w:spacing w:after="160" w:line="256" w:lineRule="auto"/>
+              <w:rPr>
+                <w:rFonts w:ascii="Consolas" w:hAnsi="Consolas"/>
+                <w:sz w:val="28"/>
+                <w:szCs w:val="28"/>
+              </w:rPr>
+            </w:pPr>
           </w:p>
         </w:tc>
       </w:tr>
@@ -11198,7 +12551,7 @@
           <w:lang w:val="ru-RU"/>
         </w:rPr>
         <w:lastRenderedPageBreak/>
-        <w:t>5.1.</w:t>
+        <w:t>5.</w:t>
       </w:r>
       <w:r>
         <w:rPr>
@@ -11507,7 +12860,6 @@
         <w:tc>
           <w:tcPr>
             <w:tcW w:w="2064" w:type="dxa"/>
-            <w:vMerge w:val="restart"/>
           </w:tcPr>
           <w:p>
             <w:pPr>
@@ -11530,6 +12882,9 @@
         </w:tc>
       </w:tr>
       <w:tr>
+        <w:trPr>
+          <w:trHeight w:val="343"/>
+        </w:trPr>
         <w:tc>
           <w:tcPr>
             <w:tcW w:w="1518" w:type="dxa"/>
@@ -11689,7 +13044,6 @@
         <w:tc>
           <w:tcPr>
             <w:tcW w:w="2064" w:type="dxa"/>
-            <w:vMerge/>
           </w:tcPr>
           <w:p>
             <w:pPr>
@@ -11700,6 +13054,14 @@
                 <w:szCs w:val="28"/>
               </w:rPr>
             </w:pPr>
+            <w:r>
+              <w:rPr>
+                <w:rFonts w:ascii="Consolas" w:hAnsi="Consolas"/>
+                <w:sz w:val="28"/>
+                <w:szCs w:val="28"/>
+              </w:rPr>
+              <w:t>Bool</w:t>
+            </w:r>
           </w:p>
         </w:tc>
       </w:tr>
@@ -11903,7 +13265,70 @@
           <w:szCs w:val="28"/>
           <w:lang w:val="ru-RU"/>
         </w:rPr>
-        <w:t>, его значение означает количество точек пересечения: 0 – ноль точек, 1 – одна точка, 2 – две точки, -1 – бесконечное количество точек.</w:t>
+        <w:t>, его значение означает количество точек пересечения:</w:t>
+      </w:r>
+      <w:r>
+        <w:rPr>
+          <w:rFonts w:ascii="Cambria" w:hAnsi="Cambria"/>
+          <w:sz w:val="28"/>
+          <w:szCs w:val="28"/>
+          <w:lang w:val="ru-RU"/>
+        </w:rPr>
+        <w:t xml:space="preserve"> </w:t>
+      </w:r>
+      <w:r>
+        <w:rPr>
+          <w:rFonts w:ascii="Cambria" w:hAnsi="Cambria"/>
+          <w:sz w:val="28"/>
+          <w:szCs w:val="28"/>
+          <w:lang w:val="ru-RU"/>
+        </w:rPr>
+        <w:t>-1 – бесконечное количество точек</w:t>
+      </w:r>
+      <w:r>
+        <w:rPr>
+          <w:rFonts w:ascii="Cambria" w:hAnsi="Cambria"/>
+          <w:sz w:val="28"/>
+          <w:szCs w:val="28"/>
+          <w:lang w:val="ru-RU"/>
+        </w:rPr>
+        <w:t>,</w:t>
+      </w:r>
+      <w:r>
+        <w:rPr>
+          <w:rFonts w:ascii="Cambria" w:hAnsi="Cambria"/>
+          <w:sz w:val="28"/>
+          <w:szCs w:val="28"/>
+          <w:lang w:val="ru-RU"/>
+        </w:rPr>
+        <w:t xml:space="preserve"> 0 – ноль точек, 1 – одна точка, 2 – две точки</w:t>
+      </w:r>
+      <w:r>
+        <w:rPr>
+          <w:rFonts w:ascii="Cambria" w:hAnsi="Cambria"/>
+          <w:sz w:val="28"/>
+          <w:szCs w:val="28"/>
+          <w:lang w:val="ru-RU"/>
+        </w:rPr>
+        <w:t xml:space="preserve"> </w:t>
+      </w:r>
+      <w:r>
+        <w:rPr>
+          <w:rFonts w:ascii="Cambria" w:hAnsi="Cambria"/>
+          <w:sz w:val="28"/>
+          <w:szCs w:val="28"/>
+          <w:lang w:val="ru-RU"/>
+        </w:rPr>
+        <w:t>и так далее</w:t>
+      </w:r>
+      <w:r>
+        <w:rPr>
+          <w:rFonts w:ascii="Cambria" w:hAnsi="Cambria"/>
+          <w:sz w:val="28"/>
+          <w:szCs w:val="28"/>
+          <w:lang w:val="ru-RU"/>
+        </w:rPr>
+        <w:t>.</w:t>
       </w:r>
     </w:p>
     <w:p>
@@ -11972,7 +13397,11 @@
           <w:lang w:val="ru-RU"/>
         </w:rPr>
       </w:pPr>
-      <w:r>
+    </w:p>
+    <w:p>
+      <w:pPr>
+        <w:spacing w:after="160" w:line="256" w:lineRule="auto"/>
+        <w:ind w:hanging="709"/>
         <w:rPr>
           <w:rFonts w:ascii="Cambria" w:hAnsi="Cambria"/>
           <w:b/>
@@ -11982,6 +13411,153 @@
           <w:szCs w:val="40"/>
           <w:lang w:val="ru-RU"/>
         </w:rPr>
+      </w:pPr>
+    </w:p>
+    <w:p>
+      <w:pPr>
+        <w:spacing w:after="160" w:line="256" w:lineRule="auto"/>
+        <w:ind w:hanging="709"/>
+        <w:rPr>
+          <w:rFonts w:ascii="Cambria" w:hAnsi="Cambria"/>
+          <w:b/>
+          <w:bCs/>
+          <w:color w:val="4472C4" w:themeColor="accent1"/>
+          <w:sz w:val="40"/>
+          <w:szCs w:val="40"/>
+          <w:lang w:val="ru-RU"/>
+        </w:rPr>
+      </w:pPr>
+    </w:p>
+    <w:p>
+      <w:pPr>
+        <w:spacing w:after="160" w:line="256" w:lineRule="auto"/>
+        <w:ind w:hanging="709"/>
+        <w:rPr>
+          <w:rFonts w:ascii="Cambria" w:hAnsi="Cambria"/>
+          <w:b/>
+          <w:bCs/>
+          <w:color w:val="4472C4" w:themeColor="accent1"/>
+          <w:sz w:val="40"/>
+          <w:szCs w:val="40"/>
+          <w:lang w:val="ru-RU"/>
+        </w:rPr>
+      </w:pPr>
+    </w:p>
+    <w:p>
+      <w:pPr>
+        <w:spacing w:after="160" w:line="256" w:lineRule="auto"/>
+        <w:ind w:hanging="709"/>
+        <w:rPr>
+          <w:rFonts w:ascii="Cambria" w:hAnsi="Cambria"/>
+          <w:b/>
+          <w:bCs/>
+          <w:color w:val="4472C4" w:themeColor="accent1"/>
+          <w:sz w:val="40"/>
+          <w:szCs w:val="40"/>
+          <w:lang w:val="ru-RU"/>
+        </w:rPr>
+      </w:pPr>
+    </w:p>
+    <w:p>
+      <w:pPr>
+        <w:spacing w:after="160" w:line="256" w:lineRule="auto"/>
+        <w:ind w:hanging="709"/>
+        <w:rPr>
+          <w:rFonts w:ascii="Cambria" w:hAnsi="Cambria"/>
+          <w:b/>
+          <w:bCs/>
+          <w:color w:val="4472C4" w:themeColor="accent1"/>
+          <w:sz w:val="40"/>
+          <w:szCs w:val="40"/>
+          <w:lang w:val="ru-RU"/>
+        </w:rPr>
+      </w:pPr>
+    </w:p>
+    <w:p>
+      <w:pPr>
+        <w:spacing w:after="160" w:line="256" w:lineRule="auto"/>
+        <w:ind w:hanging="709"/>
+        <w:rPr>
+          <w:rFonts w:ascii="Cambria" w:hAnsi="Cambria"/>
+          <w:b/>
+          <w:bCs/>
+          <w:color w:val="4472C4" w:themeColor="accent1"/>
+          <w:sz w:val="40"/>
+          <w:szCs w:val="40"/>
+          <w:lang w:val="ru-RU"/>
+        </w:rPr>
+      </w:pPr>
+    </w:p>
+    <w:p>
+      <w:pPr>
+        <w:spacing w:after="160" w:line="256" w:lineRule="auto"/>
+        <w:ind w:hanging="709"/>
+        <w:rPr>
+          <w:rFonts w:ascii="Cambria" w:hAnsi="Cambria"/>
+          <w:b/>
+          <w:bCs/>
+          <w:color w:val="4472C4" w:themeColor="accent1"/>
+          <w:sz w:val="40"/>
+          <w:szCs w:val="40"/>
+          <w:lang w:val="ru-RU"/>
+        </w:rPr>
+      </w:pPr>
+    </w:p>
+    <w:p>
+      <w:pPr>
+        <w:spacing w:after="160" w:line="256" w:lineRule="auto"/>
+        <w:ind w:hanging="709"/>
+        <w:rPr>
+          <w:rFonts w:ascii="Cambria" w:hAnsi="Cambria"/>
+          <w:b/>
+          <w:bCs/>
+          <w:color w:val="4472C4" w:themeColor="accent1"/>
+          <w:sz w:val="40"/>
+          <w:szCs w:val="40"/>
+          <w:lang w:val="ru-RU"/>
+        </w:rPr>
+      </w:pPr>
+    </w:p>
+    <w:p>
+      <w:pPr>
+        <w:spacing w:after="160" w:line="256" w:lineRule="auto"/>
+        <w:ind w:hanging="709"/>
+        <w:rPr>
+          <w:rFonts w:ascii="Cambria" w:hAnsi="Cambria"/>
+          <w:b/>
+          <w:bCs/>
+          <w:color w:val="4472C4" w:themeColor="accent1"/>
+          <w:sz w:val="40"/>
+          <w:szCs w:val="40"/>
+          <w:lang w:val="ru-RU"/>
+        </w:rPr>
+      </w:pPr>
+    </w:p>
+    <w:p>
+      <w:pPr>
+        <w:spacing w:after="160" w:line="256" w:lineRule="auto"/>
+        <w:ind w:hanging="709"/>
+        <w:rPr>
+          <w:rFonts w:ascii="Cambria" w:hAnsi="Cambria"/>
+          <w:b/>
+          <w:bCs/>
+          <w:color w:val="4472C4" w:themeColor="accent1"/>
+          <w:sz w:val="40"/>
+          <w:szCs w:val="40"/>
+          <w:lang w:val="ru-RU"/>
+        </w:rPr>
+      </w:pPr>
+      <w:r>
+        <w:rPr>
+          <w:rFonts w:ascii="Cambria" w:hAnsi="Cambria"/>
+          <w:b/>
+          <w:bCs/>
+          <w:color w:val="4472C4" w:themeColor="accent1"/>
+          <w:sz w:val="40"/>
+          <w:szCs w:val="40"/>
+          <w:lang w:val="ru-RU"/>
+        </w:rPr>
+        <w:lastRenderedPageBreak/>
         <w:t>5.</w:t>
       </w:r>
       <w:r>
@@ -12257,7 +13833,6 @@
         <w:tc>
           <w:tcPr>
             <w:tcW w:w="1858" w:type="dxa"/>
-            <w:vMerge w:val="restart"/>
           </w:tcPr>
           <w:p>
             <w:pPr>
@@ -12377,7 +13952,6 @@
         <w:tc>
           <w:tcPr>
             <w:tcW w:w="1858" w:type="dxa"/>
-            <w:vMerge/>
           </w:tcPr>
           <w:p>
             <w:pPr>
@@ -12389,6 +13963,14 @@
                 <w:lang w:val="ru-RU"/>
               </w:rPr>
             </w:pPr>
+            <w:r>
+              <w:rPr>
+                <w:rFonts w:ascii="Consolas" w:hAnsi="Consolas"/>
+                <w:sz w:val="28"/>
+                <w:szCs w:val="28"/>
+              </w:rPr>
+              <w:t>Vector</w:t>
+            </w:r>
           </w:p>
         </w:tc>
       </w:tr>
@@ -12491,7 +14073,6 @@
         <w:tc>
           <w:tcPr>
             <w:tcW w:w="1858" w:type="dxa"/>
-            <w:vMerge w:val="restart"/>
           </w:tcPr>
           <w:p>
             <w:pPr>
@@ -12603,7 +14184,6 @@
         <w:tc>
           <w:tcPr>
             <w:tcW w:w="1858" w:type="dxa"/>
-            <w:vMerge/>
           </w:tcPr>
           <w:p>
             <w:pPr>
@@ -12615,6 +14195,14 @@
                 <w:lang w:val="ru-RU"/>
               </w:rPr>
             </w:pPr>
+            <w:r>
+              <w:rPr>
+                <w:rFonts w:ascii="Consolas" w:hAnsi="Consolas"/>
+                <w:sz w:val="28"/>
+                <w:szCs w:val="28"/>
+              </w:rPr>
+              <w:t>Vector</w:t>
+            </w:r>
           </w:p>
         </w:tc>
       </w:tr>
@@ -12716,7 +14304,6 @@
         <w:tc>
           <w:tcPr>
             <w:tcW w:w="1858" w:type="dxa"/>
-            <w:vMerge/>
           </w:tcPr>
           <w:p>
             <w:pPr>
@@ -12728,6 +14315,14 @@
                 <w:lang w:val="ru-RU"/>
               </w:rPr>
             </w:pPr>
+            <w:r>
+              <w:rPr>
+                <w:rFonts w:ascii="Consolas" w:hAnsi="Consolas"/>
+                <w:sz w:val="28"/>
+                <w:szCs w:val="28"/>
+              </w:rPr>
+              <w:t>Vector</w:t>
+            </w:r>
           </w:p>
         </w:tc>
       </w:tr>
@@ -12829,7 +14424,6 @@
         <w:tc>
           <w:tcPr>
             <w:tcW w:w="1858" w:type="dxa"/>
-            <w:vMerge w:val="restart"/>
           </w:tcPr>
           <w:p>
             <w:pPr>
@@ -12949,7 +14543,6 @@
         <w:tc>
           <w:tcPr>
             <w:tcW w:w="1858" w:type="dxa"/>
-            <w:vMerge/>
           </w:tcPr>
           <w:p>
             <w:pPr>
@@ -12958,48 +14551,23 @@
                 <w:rFonts w:ascii="Consolas" w:hAnsi="Consolas"/>
                 <w:sz w:val="28"/>
                 <w:szCs w:val="28"/>
-                <w:lang w:val="ru-RU"/>
-              </w:rPr>
-            </w:pPr>
+              </w:rPr>
+            </w:pPr>
+            <w:r>
+              <w:rPr>
+                <w:rFonts w:ascii="Consolas" w:hAnsi="Consolas"/>
+                <w:sz w:val="28"/>
+                <w:szCs w:val="28"/>
+              </w:rPr>
+              <w:t>Double</w:t>
+            </w:r>
           </w:p>
         </w:tc>
       </w:tr>
     </w:tbl>
     <w:p>
       <w:pPr>
-        <w:spacing w:after="160" w:line="256" w:lineRule="auto"/>
-        <w:rPr>
-          <w:rFonts w:ascii="Cambria" w:hAnsi="Cambria"/>
-          <w:sz w:val="28"/>
-          <w:szCs w:val="28"/>
-          <w:lang w:val="ru-RU"/>
-        </w:rPr>
-      </w:pPr>
-    </w:p>
-    <w:p>
-      <w:pPr>
         <w:spacing w:after="160" w:line="259" w:lineRule="auto"/>
-        <w:rPr>
-          <w:rFonts w:ascii="Cambria" w:hAnsi="Cambria"/>
-          <w:sz w:val="28"/>
-          <w:szCs w:val="28"/>
-          <w:lang w:val="ru-RU"/>
-        </w:rPr>
-      </w:pPr>
-      <w:r>
-        <w:rPr>
-          <w:rFonts w:ascii="Cambria" w:hAnsi="Cambria"/>
-          <w:sz w:val="28"/>
-          <w:szCs w:val="28"/>
-          <w:lang w:val="ru-RU"/>
-        </w:rPr>
-        <w:br w:type="page"/>
-      </w:r>
-    </w:p>
-    <w:p>
-      <w:pPr>
-        <w:spacing w:after="160" w:line="256" w:lineRule="auto"/>
-        <w:ind w:hanging="709"/>
         <w:rPr>
           <w:rFonts w:ascii="Cambria" w:hAnsi="Cambria"/>
           <w:b/>
@@ -13010,7 +14578,11 @@
           <w:lang w:val="ru-RU"/>
         </w:rPr>
       </w:pPr>
-      <w:r>
+    </w:p>
+    <w:p>
+      <w:pPr>
+        <w:spacing w:after="160" w:line="259" w:lineRule="auto"/>
+        <w:ind w:hanging="709"/>
         <w:rPr>
           <w:rFonts w:ascii="Cambria" w:hAnsi="Cambria"/>
           <w:b/>
@@ -13020,7 +14592,29 @@
           <w:szCs w:val="40"/>
           <w:lang w:val="ru-RU"/>
         </w:rPr>
-        <w:lastRenderedPageBreak/>
+      </w:pPr>
+    </w:p>
+    <w:p>
+      <w:pPr>
+        <w:spacing w:after="160" w:line="259" w:lineRule="auto"/>
+        <w:ind w:hanging="709"/>
+        <w:rPr>
+          <w:rFonts w:ascii="Cambria" w:hAnsi="Cambria"/>
+          <w:sz w:val="28"/>
+          <w:szCs w:val="28"/>
+          <w:lang w:val="ru-RU"/>
+        </w:rPr>
+      </w:pPr>
+      <w:r>
+        <w:rPr>
+          <w:rFonts w:ascii="Cambria" w:hAnsi="Cambria"/>
+          <w:b/>
+          <w:bCs/>
+          <w:color w:val="4472C4" w:themeColor="accent1"/>
+          <w:sz w:val="40"/>
+          <w:szCs w:val="40"/>
+          <w:lang w:val="ru-RU"/>
+        </w:rPr>
         <w:t>5.3. ОПЕРАТОРЫ ТОЧЕК</w:t>
       </w:r>
     </w:p>
@@ -13034,8 +14628,8 @@
       <w:tblGrid>
         <w:gridCol w:w="1518"/>
         <w:gridCol w:w="1743"/>
-        <w:gridCol w:w="1701"/>
-        <w:gridCol w:w="3228"/>
+        <w:gridCol w:w="1559"/>
+        <w:gridCol w:w="3370"/>
         <w:gridCol w:w="1869"/>
       </w:tblGrid>
       <w:tr>
@@ -13095,7 +14689,7 @@
         </w:tc>
         <w:tc>
           <w:tcPr>
-            <w:tcW w:w="1701" w:type="dxa"/>
+            <w:tcW w:w="1559" w:type="dxa"/>
           </w:tcPr>
           <w:p>
             <w:pPr>
@@ -13122,7 +14716,7 @@
         </w:tc>
         <w:tc>
           <w:tcPr>
-            <w:tcW w:w="3228" w:type="dxa"/>
+            <w:tcW w:w="3370" w:type="dxa"/>
           </w:tcPr>
           <w:p>
             <w:pPr>
@@ -13226,7 +14820,7 @@
         </w:tc>
         <w:tc>
           <w:tcPr>
-            <w:tcW w:w="1701" w:type="dxa"/>
+            <w:tcW w:w="1559" w:type="dxa"/>
           </w:tcPr>
           <w:p>
             <w:pPr>
@@ -13249,7 +14843,7 @@
         </w:tc>
         <w:tc>
           <w:tcPr>
-            <w:tcW w:w="3228" w:type="dxa"/>
+            <w:tcW w:w="3370" w:type="dxa"/>
           </w:tcPr>
           <w:p>
             <w:pPr>
@@ -13275,7 +14869,6 @@
         <w:tc>
           <w:tcPr>
             <w:tcW w:w="1869" w:type="dxa"/>
-            <w:vMerge w:val="restart"/>
           </w:tcPr>
           <w:p>
             <w:pPr>
@@ -13348,7 +14941,7 @@
         </w:tc>
         <w:tc>
           <w:tcPr>
-            <w:tcW w:w="1701" w:type="dxa"/>
+            <w:tcW w:w="1559" w:type="dxa"/>
           </w:tcPr>
           <w:p>
             <w:pPr>
@@ -13371,7 +14964,7 @@
         </w:tc>
         <w:tc>
           <w:tcPr>
-            <w:tcW w:w="3228" w:type="dxa"/>
+            <w:tcW w:w="3370" w:type="dxa"/>
           </w:tcPr>
           <w:p>
             <w:pPr>
@@ -13397,7 +14990,6 @@
         <w:tc>
           <w:tcPr>
             <w:tcW w:w="1869" w:type="dxa"/>
-            <w:vMerge/>
           </w:tcPr>
           <w:p>
             <w:pPr>
@@ -13406,9 +14998,16 @@
                 <w:rFonts w:ascii="Consolas" w:hAnsi="Consolas"/>
                 <w:sz w:val="28"/>
                 <w:szCs w:val="28"/>
-                <w:lang w:val="ru-RU"/>
-              </w:rPr>
-            </w:pPr>
+              </w:rPr>
+            </w:pPr>
+            <w:r>
+              <w:rPr>
+                <w:rFonts w:ascii="Consolas" w:hAnsi="Consolas"/>
+                <w:sz w:val="28"/>
+                <w:szCs w:val="28"/>
+              </w:rPr>
+              <w:t>Point</w:t>
+            </w:r>
           </w:p>
         </w:tc>
       </w:tr>
@@ -13463,7 +15062,7 @@
         </w:tc>
         <w:tc>
           <w:tcPr>
-            <w:tcW w:w="1701" w:type="dxa"/>
+            <w:tcW w:w="1559" w:type="dxa"/>
           </w:tcPr>
           <w:p>
             <w:pPr>
@@ -13486,7 +15085,7 @@
         </w:tc>
         <w:tc>
           <w:tcPr>
-            <w:tcW w:w="3228" w:type="dxa"/>
+            <w:tcW w:w="3370" w:type="dxa"/>
           </w:tcPr>
           <w:p>
             <w:pPr>
@@ -13495,24 +15094,56 @@
                 <w:rFonts w:ascii="Cambria" w:hAnsi="Cambria"/>
                 <w:sz w:val="28"/>
                 <w:szCs w:val="28"/>
-                <w:lang w:val="ru-RU"/>
-              </w:rPr>
-            </w:pPr>
-            <w:r>
-              <w:rPr>
-                <w:rFonts w:ascii="Cambria" w:hAnsi="Cambria"/>
-                <w:sz w:val="28"/>
-                <w:szCs w:val="28"/>
-                <w:lang w:val="ru-RU"/>
-              </w:rPr>
-              <w:t>Точка - точка</w:t>
+              </w:rPr>
+            </w:pPr>
+            <w:r>
+              <w:rPr>
+                <w:rFonts w:ascii="Cambria" w:hAnsi="Cambria"/>
+                <w:sz w:val="28"/>
+                <w:szCs w:val="28"/>
+                <w:lang w:val="ru-RU"/>
+              </w:rPr>
+              <w:t>Вектор из 2й точки в 1ю</w:t>
+            </w:r>
+            <w:r>
+              <w:rPr>
+                <w:rFonts w:ascii="Cambria" w:hAnsi="Cambria"/>
+                <w:sz w:val="28"/>
+                <w:szCs w:val="28"/>
+                <w:lang w:val="ru-RU"/>
+              </w:rPr>
+              <w:t xml:space="preserve"> </w:t>
+            </w:r>
+            <w:r>
+              <w:rPr>
+                <w:rFonts w:ascii="Cambria" w:hAnsi="Cambria"/>
+                <w:sz w:val="28"/>
+                <w:szCs w:val="28"/>
+              </w:rPr>
+              <w:t>(</w:t>
+            </w:r>
+            <w:r>
+              <w:rPr>
+                <w:rFonts w:ascii="Cambria" w:hAnsi="Cambria"/>
+                <w:sz w:val="28"/>
+                <w:szCs w:val="28"/>
+                <w:lang w:val="ru-RU"/>
+              </w:rPr>
+              <w:t>Разность</w:t>
+            </w:r>
+            <w:r>
+              <w:rPr>
+                <w:rFonts w:ascii="Cambria" w:hAnsi="Cambria"/>
+                <w:sz w:val="28"/>
+                <w:szCs w:val="28"/>
+              </w:rPr>
+              <w:t>)</w:t>
             </w:r>
           </w:p>
         </w:tc>
         <w:tc>
           <w:tcPr>
             <w:tcW w:w="1869" w:type="dxa"/>
-            <w:vMerge/>
           </w:tcPr>
           <w:p>
             <w:pPr>
@@ -13521,9 +15152,16 @@
                 <w:rFonts w:ascii="Consolas" w:hAnsi="Consolas"/>
                 <w:sz w:val="28"/>
                 <w:szCs w:val="28"/>
-                <w:lang w:val="ru-RU"/>
-              </w:rPr>
-            </w:pPr>
+              </w:rPr>
+            </w:pPr>
+            <w:r>
+              <w:rPr>
+                <w:rFonts w:ascii="Consolas" w:hAnsi="Consolas"/>
+                <w:sz w:val="28"/>
+                <w:szCs w:val="28"/>
+              </w:rPr>
+              <w:t>Vector</w:t>
+            </w:r>
           </w:p>
         </w:tc>
       </w:tr>
@@ -13542,6 +15180,7 @@
     <w:p>
       <w:pPr>
         <w:spacing w:after="160" w:line="256" w:lineRule="auto"/>
+        <w:ind w:hanging="709"/>
         <w:rPr>
           <w:rFonts w:ascii="Cambria" w:hAnsi="Cambria"/>
           <w:sz w:val="28"/>
@@ -13556,11 +15195,8 @@
         <w:ind w:hanging="709"/>
         <w:rPr>
           <w:rFonts w:ascii="Cambria" w:hAnsi="Cambria"/>
-          <w:b/>
-          <w:bCs/>
-          <w:color w:val="4472C4" w:themeColor="accent1"/>
-          <w:sz w:val="40"/>
-          <w:szCs w:val="40"/>
+          <w:sz w:val="28"/>
+          <w:szCs w:val="28"/>
           <w:lang w:val="ru-RU"/>
         </w:rPr>
       </w:pPr>
@@ -13571,11 +15207,8 @@
         <w:ind w:hanging="709"/>
         <w:rPr>
           <w:rFonts w:ascii="Cambria" w:hAnsi="Cambria"/>
-          <w:b/>
-          <w:bCs/>
-          <w:color w:val="4472C4" w:themeColor="accent1"/>
-          <w:sz w:val="40"/>
-          <w:szCs w:val="40"/>
+          <w:sz w:val="28"/>
+          <w:szCs w:val="28"/>
           <w:lang w:val="ru-RU"/>
         </w:rPr>
       </w:pPr>
@@ -13586,11 +15219,8 @@
         <w:ind w:hanging="709"/>
         <w:rPr>
           <w:rFonts w:ascii="Cambria" w:hAnsi="Cambria"/>
-          <w:b/>
-          <w:bCs/>
-          <w:color w:val="4472C4" w:themeColor="accent1"/>
-          <w:sz w:val="40"/>
-          <w:szCs w:val="40"/>
+          <w:sz w:val="28"/>
+          <w:szCs w:val="28"/>
           <w:lang w:val="ru-RU"/>
         </w:rPr>
       </w:pPr>
@@ -13601,11 +15231,8 @@
         <w:ind w:hanging="709"/>
         <w:rPr>
           <w:rFonts w:ascii="Cambria" w:hAnsi="Cambria"/>
-          <w:b/>
-          <w:bCs/>
-          <w:color w:val="4472C4" w:themeColor="accent1"/>
-          <w:sz w:val="40"/>
-          <w:szCs w:val="40"/>
+          <w:sz w:val="28"/>
+          <w:szCs w:val="28"/>
           <w:lang w:val="ru-RU"/>
         </w:rPr>
       </w:pPr>
@@ -13616,161 +15243,8 @@
         <w:ind w:hanging="709"/>
         <w:rPr>
           <w:rFonts w:ascii="Cambria" w:hAnsi="Cambria"/>
-          <w:b/>
-          <w:bCs/>
-          <w:color w:val="4472C4" w:themeColor="accent1"/>
-          <w:sz w:val="40"/>
-          <w:szCs w:val="40"/>
-          <w:lang w:val="ru-RU"/>
-        </w:rPr>
-      </w:pPr>
-    </w:p>
-    <w:p>
-      <w:pPr>
-        <w:spacing w:after="160" w:line="256" w:lineRule="auto"/>
-        <w:ind w:hanging="709"/>
-        <w:rPr>
-          <w:rFonts w:ascii="Cambria" w:hAnsi="Cambria"/>
-          <w:b/>
-          <w:bCs/>
-          <w:color w:val="4472C4" w:themeColor="accent1"/>
-          <w:sz w:val="40"/>
-          <w:szCs w:val="40"/>
-          <w:lang w:val="ru-RU"/>
-        </w:rPr>
-      </w:pPr>
-    </w:p>
-    <w:p>
-      <w:pPr>
-        <w:spacing w:after="160" w:line="256" w:lineRule="auto"/>
-        <w:ind w:hanging="709"/>
-        <w:rPr>
-          <w:rFonts w:ascii="Cambria" w:hAnsi="Cambria"/>
-          <w:b/>
-          <w:bCs/>
-          <w:color w:val="4472C4" w:themeColor="accent1"/>
-          <w:sz w:val="40"/>
-          <w:szCs w:val="40"/>
-          <w:lang w:val="ru-RU"/>
-        </w:rPr>
-      </w:pPr>
-    </w:p>
-    <w:p>
-      <w:pPr>
-        <w:spacing w:after="160" w:line="256" w:lineRule="auto"/>
-        <w:ind w:hanging="709"/>
-        <w:rPr>
-          <w:rFonts w:ascii="Cambria" w:hAnsi="Cambria"/>
-          <w:b/>
-          <w:bCs/>
-          <w:color w:val="4472C4" w:themeColor="accent1"/>
-          <w:sz w:val="40"/>
-          <w:szCs w:val="40"/>
-          <w:lang w:val="ru-RU"/>
-        </w:rPr>
-      </w:pPr>
-    </w:p>
-    <w:p>
-      <w:pPr>
-        <w:spacing w:after="160" w:line="256" w:lineRule="auto"/>
-        <w:ind w:hanging="709"/>
-        <w:rPr>
-          <w:rFonts w:ascii="Cambria" w:hAnsi="Cambria"/>
-          <w:b/>
-          <w:bCs/>
-          <w:color w:val="4472C4" w:themeColor="accent1"/>
-          <w:sz w:val="40"/>
-          <w:szCs w:val="40"/>
-          <w:lang w:val="ru-RU"/>
-        </w:rPr>
-      </w:pPr>
-    </w:p>
-    <w:p>
-      <w:pPr>
-        <w:spacing w:after="160" w:line="256" w:lineRule="auto"/>
-        <w:ind w:hanging="709"/>
-        <w:rPr>
-          <w:rFonts w:ascii="Cambria" w:hAnsi="Cambria"/>
-          <w:b/>
-          <w:bCs/>
-          <w:color w:val="4472C4" w:themeColor="accent1"/>
-          <w:sz w:val="40"/>
-          <w:szCs w:val="40"/>
-          <w:lang w:val="ru-RU"/>
-        </w:rPr>
-      </w:pPr>
-    </w:p>
-    <w:p>
-      <w:pPr>
-        <w:spacing w:after="160" w:line="256" w:lineRule="auto"/>
-        <w:ind w:hanging="709"/>
-        <w:rPr>
-          <w:rFonts w:ascii="Cambria" w:hAnsi="Cambria"/>
-          <w:b/>
-          <w:bCs/>
-          <w:color w:val="4472C4" w:themeColor="accent1"/>
-          <w:sz w:val="40"/>
-          <w:szCs w:val="40"/>
-          <w:lang w:val="ru-RU"/>
-        </w:rPr>
-      </w:pPr>
-    </w:p>
-    <w:p>
-      <w:pPr>
-        <w:spacing w:after="160" w:line="256" w:lineRule="auto"/>
-        <w:ind w:hanging="709"/>
-        <w:rPr>
-          <w:rFonts w:ascii="Cambria" w:hAnsi="Cambria"/>
-          <w:b/>
-          <w:bCs/>
-          <w:color w:val="4472C4" w:themeColor="accent1"/>
-          <w:sz w:val="40"/>
-          <w:szCs w:val="40"/>
-          <w:lang w:val="ru-RU"/>
-        </w:rPr>
-      </w:pPr>
-    </w:p>
-    <w:p>
-      <w:pPr>
-        <w:spacing w:after="160" w:line="256" w:lineRule="auto"/>
-        <w:ind w:hanging="709"/>
-        <w:rPr>
-          <w:rFonts w:ascii="Cambria" w:hAnsi="Cambria"/>
-          <w:b/>
-          <w:bCs/>
-          <w:color w:val="4472C4" w:themeColor="accent1"/>
-          <w:sz w:val="40"/>
-          <w:szCs w:val="40"/>
-          <w:lang w:val="ru-RU"/>
-        </w:rPr>
-      </w:pPr>
-    </w:p>
-    <w:p>
-      <w:pPr>
-        <w:spacing w:after="160" w:line="256" w:lineRule="auto"/>
-        <w:ind w:hanging="709"/>
-        <w:rPr>
-          <w:rFonts w:ascii="Cambria" w:hAnsi="Cambria"/>
-          <w:b/>
-          <w:bCs/>
-          <w:color w:val="4472C4" w:themeColor="accent1"/>
-          <w:sz w:val="40"/>
-          <w:szCs w:val="40"/>
-          <w:lang w:val="ru-RU"/>
-        </w:rPr>
-      </w:pPr>
-    </w:p>
-    <w:p>
-      <w:pPr>
-        <w:spacing w:after="160" w:line="256" w:lineRule="auto"/>
-        <w:ind w:hanging="709"/>
-        <w:rPr>
-          <w:rFonts w:ascii="Cambria" w:hAnsi="Cambria"/>
-          <w:b/>
-          <w:bCs/>
-          <w:color w:val="4472C4" w:themeColor="accent1"/>
-          <w:sz w:val="40"/>
-          <w:szCs w:val="40"/>
+          <w:sz w:val="28"/>
+          <w:szCs w:val="28"/>
           <w:lang w:val="ru-RU"/>
         </w:rPr>
       </w:pPr>
@@ -15298,6 +16772,7 @@
           <w:rFonts w:ascii="Cambria" w:hAnsi="Cambria"/>
           <w:sz w:val="28"/>
           <w:szCs w:val="28"/>
+          <w:lang w:val="ru-RU"/>
         </w:rPr>
       </w:pPr>
       <w:r>
@@ -15347,21 +16822,75 @@
       </w:r>
       <w:r>
         <w:rPr>
-          <w:rFonts w:ascii="Consolas" w:hAnsi="Consolas"/>
-          <w:sz w:val="28"/>
-          <w:szCs w:val="28"/>
-          <w:lang w:val="ru-RU"/>
-        </w:rPr>
-        <w:t xml:space="preserve"> </w:t>
-      </w:r>
-      <w:r>
-        <w:rPr>
-          <w:rFonts w:ascii="Cambria" w:hAnsi="Cambria"/>
-          <w:sz w:val="28"/>
-          <w:szCs w:val="28"/>
-          <w:lang w:val="ru-RU"/>
-        </w:rPr>
-        <w:t xml:space="preserve">если прямая наклонная вернет неопределенный </w:t>
+          <w:rFonts w:ascii="Cambria" w:hAnsi="Cambria"/>
+          <w:sz w:val="28"/>
+          <w:szCs w:val="28"/>
+          <w:lang w:val="ru-RU"/>
+        </w:rPr>
+        <w:t>,</w:t>
+      </w:r>
+      <w:r>
+        <w:rPr>
+          <w:rFonts w:ascii="Cambria" w:hAnsi="Cambria"/>
+          <w:sz w:val="28"/>
+          <w:szCs w:val="28"/>
+          <w:lang w:val="ru-RU"/>
+        </w:rPr>
+        <w:t xml:space="preserve"> е</w:t>
+      </w:r>
+      <w:r>
+        <w:rPr>
+          <w:rFonts w:ascii="Cambria" w:hAnsi="Cambria"/>
+          <w:sz w:val="28"/>
+          <w:szCs w:val="28"/>
+          <w:lang w:val="ru-RU"/>
+        </w:rPr>
+        <w:t>сли прямая</w:t>
+      </w:r>
+      <w:r>
+        <w:rPr>
+          <w:rFonts w:ascii="Cambria" w:hAnsi="Cambria"/>
+          <w:sz w:val="28"/>
+          <w:szCs w:val="28"/>
+          <w:lang w:val="ru-RU"/>
+        </w:rPr>
+        <w:t xml:space="preserve"> является</w:t>
+      </w:r>
+      <w:r>
+        <w:rPr>
+          <w:rFonts w:ascii="Cambria" w:hAnsi="Cambria"/>
+          <w:sz w:val="28"/>
+          <w:szCs w:val="28"/>
+          <w:lang w:val="ru-RU"/>
+        </w:rPr>
+        <w:t xml:space="preserve"> наклонн</w:t>
+      </w:r>
+      <w:r>
+        <w:rPr>
+          <w:rFonts w:ascii="Cambria" w:hAnsi="Cambria"/>
+          <w:sz w:val="28"/>
+          <w:szCs w:val="28"/>
+          <w:lang w:val="ru-RU"/>
+        </w:rPr>
+        <w:t>ой</w:t>
+      </w:r>
+      <w:r>
+        <w:rPr>
+          <w:rFonts w:ascii="Cambria" w:hAnsi="Cambria"/>
+          <w:sz w:val="28"/>
+          <w:szCs w:val="28"/>
+          <w:lang w:val="ru-RU"/>
+        </w:rPr>
+        <w:t>,</w:t>
+      </w:r>
+      <w:r>
+        <w:rPr>
+          <w:rFonts w:ascii="Cambria" w:hAnsi="Cambria"/>
+          <w:sz w:val="28"/>
+          <w:szCs w:val="28"/>
+          <w:lang w:val="ru-RU"/>
+        </w:rPr>
+        <w:t xml:space="preserve"> вернет неопределенный </w:t>
       </w:r>
       <w:r>
         <w:rPr>
@@ -16954,23 +18483,608 @@
           <w:lang w:val="ru-RU"/>
         </w:rPr>
         <w:lastRenderedPageBreak/>
-        <w:t>9</w:t>
-      </w:r>
-      <w:r>
-        <w:rPr>
-          <w:rFonts w:ascii="Cambria" w:hAnsi="Cambria"/>
+        <w:t>9. УСТАНОВКА</w:t>
+      </w:r>
+    </w:p>
+    <w:p>
+      <w:pPr>
+        <w:spacing w:after="160" w:line="259" w:lineRule="auto"/>
+        <w:rPr>
+          <w:rFonts w:ascii="Cambria" w:hAnsi="Cambria"/>
+          <w:b/>
+          <w:bCs/>
+          <w:color w:val="000000" w:themeColor="text1"/>
+          <w:sz w:val="28"/>
+          <w:szCs w:val="28"/>
+          <w:lang w:val="ru-RU"/>
+        </w:rPr>
+      </w:pPr>
+      <w:r>
+        <w:rPr>
+          <w:rFonts w:ascii="Cambria" w:hAnsi="Cambria"/>
+          <w:b/>
+          <w:bCs/>
+          <w:color w:val="000000" w:themeColor="text1"/>
+          <w:sz w:val="28"/>
+          <w:szCs w:val="28"/>
+          <w:lang w:val="ru-RU"/>
+        </w:rPr>
+        <w:t>Требования</w:t>
+      </w:r>
+      <w:r>
+        <w:rPr>
+          <w:rFonts w:ascii="Cambria" w:hAnsi="Cambria"/>
+          <w:b/>
+          <w:bCs/>
+          <w:color w:val="000000" w:themeColor="text1"/>
+          <w:sz w:val="28"/>
+          <w:szCs w:val="28"/>
+          <w:lang w:val="ru-RU"/>
+        </w:rPr>
+        <w:t>:</w:t>
+      </w:r>
+    </w:p>
+    <w:p>
+      <w:pPr>
+        <w:pStyle w:val="a4"/>
+        <w:numPr>
+          <w:ilvl w:val="0"/>
+          <w:numId w:val="5"/>
+        </w:numPr>
+        <w:spacing w:after="160" w:line="259" w:lineRule="auto"/>
+        <w:rPr>
+          <w:rFonts w:ascii="Cambria" w:hAnsi="Cambria"/>
+          <w:color w:val="000000" w:themeColor="text1"/>
+          <w:sz w:val="28"/>
+          <w:szCs w:val="28"/>
+          <w:lang w:val="ru-RU"/>
+        </w:rPr>
+      </w:pPr>
+      <w:r>
+        <w:rPr>
+          <w:rFonts w:ascii="Cambria" w:hAnsi="Cambria"/>
+          <w:color w:val="000000" w:themeColor="text1"/>
+          <w:sz w:val="28"/>
+          <w:szCs w:val="28"/>
+          <w:lang w:val="ru-RU"/>
+        </w:rPr>
+        <w:t>Компилятор с поддержкой C++17 или новее</w:t>
+      </w:r>
+    </w:p>
+    <w:p>
+      <w:pPr>
+        <w:pStyle w:val="a4"/>
+        <w:numPr>
+          <w:ilvl w:val="0"/>
+          <w:numId w:val="5"/>
+        </w:numPr>
+        <w:spacing w:after="160" w:line="259" w:lineRule="auto"/>
+        <w:rPr>
+          <w:rFonts w:ascii="Cambria" w:hAnsi="Cambria"/>
+          <w:color w:val="000000" w:themeColor="text1"/>
+          <w:sz w:val="28"/>
+          <w:szCs w:val="28"/>
+          <w:lang w:val="ru-RU"/>
+        </w:rPr>
+      </w:pPr>
+      <w:r>
+        <w:rPr>
+          <w:rFonts w:ascii="Cambria" w:hAnsi="Cambria"/>
+          <w:color w:val="000000" w:themeColor="text1"/>
+          <w:sz w:val="28"/>
+          <w:szCs w:val="28"/>
+          <w:lang w:val="ru-RU"/>
+        </w:rPr>
+        <w:t>Стандартная библиотека C++ (STL)</w:t>
+      </w:r>
+    </w:p>
+    <w:p>
+      <w:pPr>
+        <w:spacing w:after="160" w:line="259" w:lineRule="auto"/>
+        <w:rPr>
+          <w:rFonts w:ascii="Cambria" w:hAnsi="Cambria"/>
+          <w:b/>
+          <w:bCs/>
+          <w:color w:val="000000" w:themeColor="text1"/>
+          <w:sz w:val="28"/>
+          <w:szCs w:val="28"/>
+          <w:lang w:val="ru-RU"/>
+        </w:rPr>
+      </w:pPr>
+      <w:r>
+        <w:rPr>
+          <w:rFonts w:ascii="Cambria" w:hAnsi="Cambria"/>
+          <w:b/>
+          <w:bCs/>
+          <w:color w:val="000000" w:themeColor="text1"/>
+          <w:sz w:val="28"/>
+          <w:szCs w:val="28"/>
+          <w:lang w:val="ru-RU"/>
+        </w:rPr>
+        <w:t>Установка</w:t>
+      </w:r>
+      <w:r>
+        <w:rPr>
+          <w:rFonts w:ascii="Cambria" w:hAnsi="Cambria"/>
+          <w:b/>
+          <w:bCs/>
+          <w:color w:val="000000" w:themeColor="text1"/>
+          <w:sz w:val="28"/>
+          <w:szCs w:val="28"/>
+          <w:lang w:val="ru-RU"/>
+        </w:rPr>
+        <w:t>:</w:t>
+      </w:r>
+    </w:p>
+    <w:p>
+      <w:pPr>
+        <w:pStyle w:val="a4"/>
+        <w:numPr>
+          <w:ilvl w:val="0"/>
+          <w:numId w:val="5"/>
+        </w:numPr>
+        <w:spacing w:after="160" w:line="259" w:lineRule="auto"/>
+        <w:rPr>
+          <w:rFonts w:ascii="Cambria" w:hAnsi="Cambria"/>
+          <w:color w:val="000000" w:themeColor="text1"/>
+          <w:sz w:val="28"/>
+          <w:szCs w:val="28"/>
+          <w:lang w:val="ru-RU"/>
+        </w:rPr>
+      </w:pPr>
+      <w:r>
+        <w:rPr>
+          <w:rFonts w:ascii="Cambria" w:hAnsi="Cambria"/>
+          <w:color w:val="000000" w:themeColor="text1"/>
+          <w:sz w:val="28"/>
+          <w:szCs w:val="28"/>
+          <w:lang w:val="ru-RU"/>
+        </w:rPr>
+        <w:t>Скачайте файл geometry++.h из репозитория GitHub:</w:t>
+      </w:r>
+    </w:p>
+    <w:p>
+      <w:pPr>
+        <w:pStyle w:val="a4"/>
+        <w:numPr>
+          <w:ilvl w:val="0"/>
+          <w:numId w:val="5"/>
+        </w:numPr>
+        <w:spacing w:after="160" w:line="259" w:lineRule="auto"/>
+        <w:rPr>
+          <w:rFonts w:ascii="Cambria" w:hAnsi="Cambria"/>
+          <w:color w:val="000000" w:themeColor="text1"/>
+          <w:sz w:val="28"/>
+          <w:szCs w:val="28"/>
+          <w:lang w:val="ru-RU"/>
+        </w:rPr>
+      </w:pPr>
+      <w:hyperlink r:id="rId8" w:history="1">
+        <w:r>
+          <w:rPr>
+            <w:rStyle w:val="aa"/>
+            <w:rFonts w:ascii="Cambria" w:hAnsi="Cambria"/>
+            <w:sz w:val="28"/>
+            <w:szCs w:val="28"/>
+            <w:lang w:val="ru-RU"/>
+          </w:rPr>
+          <w:t>https://github.com/FedorovIaromir/geometry-plus-plus</w:t>
+        </w:r>
+      </w:hyperlink>
+    </w:p>
+    <w:p>
+      <w:pPr>
+        <w:pStyle w:val="a4"/>
+        <w:numPr>
+          <w:ilvl w:val="0"/>
+          <w:numId w:val="5"/>
+        </w:numPr>
+        <w:spacing w:after="160" w:line="259" w:lineRule="auto"/>
+        <w:rPr>
+          <w:rFonts w:ascii="Cambria" w:hAnsi="Cambria"/>
+          <w:color w:val="000000" w:themeColor="text1"/>
+          <w:sz w:val="28"/>
+          <w:szCs w:val="28"/>
+          <w:lang w:val="ru-RU"/>
+        </w:rPr>
+      </w:pPr>
+      <w:r>
+        <w:rPr>
+          <w:rFonts w:ascii="Cambria" w:hAnsi="Cambria"/>
+          <w:color w:val="000000" w:themeColor="text1"/>
+          <w:sz w:val="28"/>
+          <w:szCs w:val="28"/>
+          <w:lang w:val="ru-RU"/>
+        </w:rPr>
+        <w:t xml:space="preserve">Поместите файл в папку вашего проекта (например, рядом с </w:t>
+      </w:r>
+      <w:r>
+        <w:rPr>
+          <w:rFonts w:ascii="Consolas" w:hAnsi="Consolas"/>
+          <w:color w:val="000000" w:themeColor="text1"/>
+          <w:sz w:val="28"/>
+          <w:szCs w:val="28"/>
+          <w:lang w:val="ru-RU"/>
+        </w:rPr>
+        <w:t>main.cpp</w:t>
+      </w:r>
+      <w:r>
+        <w:rPr>
+          <w:rFonts w:ascii="Cambria" w:hAnsi="Cambria"/>
+          <w:color w:val="000000" w:themeColor="text1"/>
+          <w:sz w:val="28"/>
+          <w:szCs w:val="28"/>
+          <w:lang w:val="ru-RU"/>
+        </w:rPr>
+        <w:t xml:space="preserve"> или в отдельную папку </w:t>
+      </w:r>
+      <w:r>
+        <w:rPr>
+          <w:rFonts w:ascii="Consolas" w:hAnsi="Consolas"/>
+          <w:color w:val="000000" w:themeColor="text1"/>
+          <w:sz w:val="28"/>
+          <w:szCs w:val="28"/>
+          <w:lang w:val="ru-RU"/>
+        </w:rPr>
+        <w:t>include/</w:t>
+      </w:r>
+      <w:r>
+        <w:rPr>
+          <w:rFonts w:ascii="Cambria" w:hAnsi="Cambria"/>
+          <w:color w:val="000000" w:themeColor="text1"/>
+          <w:sz w:val="28"/>
+          <w:szCs w:val="28"/>
+          <w:lang w:val="ru-RU"/>
+        </w:rPr>
+        <w:t>).</w:t>
+      </w:r>
+    </w:p>
+    <w:p>
+      <w:pPr>
+        <w:pStyle w:val="a4"/>
+        <w:numPr>
+          <w:ilvl w:val="0"/>
+          <w:numId w:val="5"/>
+        </w:numPr>
+        <w:spacing w:after="160" w:line="259" w:lineRule="auto"/>
+        <w:rPr>
+          <w:rFonts w:ascii="Cambria" w:hAnsi="Cambria"/>
+          <w:color w:val="000000" w:themeColor="text1"/>
+          <w:sz w:val="28"/>
+          <w:szCs w:val="28"/>
+          <w:lang w:val="ru-RU"/>
+        </w:rPr>
+      </w:pPr>
+      <w:r>
+        <w:rPr>
+          <w:rFonts w:ascii="Cambria" w:hAnsi="Cambria"/>
+          <w:color w:val="000000" w:themeColor="text1"/>
+          <w:sz w:val="28"/>
+          <w:szCs w:val="28"/>
+          <w:lang w:val="ru-RU"/>
+        </w:rPr>
+        <w:t>Подключите заголовочный файл в коде:</w:t>
+      </w:r>
+    </w:p>
+    <w:p>
+      <w:pPr>
+        <w:pStyle w:val="a4"/>
+        <w:numPr>
+          <w:ilvl w:val="0"/>
+          <w:numId w:val="5"/>
+        </w:numPr>
+        <w:spacing w:after="160" w:line="259" w:lineRule="auto"/>
+        <w:rPr>
+          <w:rFonts w:ascii="Consolas" w:hAnsi="Consolas"/>
+          <w:color w:val="000000" w:themeColor="text1"/>
+          <w:sz w:val="28"/>
+          <w:szCs w:val="28"/>
+          <w:lang w:val="ru-RU"/>
+        </w:rPr>
+      </w:pPr>
+      <w:r>
+        <w:rPr>
+          <w:rFonts w:ascii="Consolas" w:hAnsi="Consolas"/>
+          <w:color w:val="000000" w:themeColor="text1"/>
+          <w:sz w:val="28"/>
+          <w:szCs w:val="28"/>
+          <w:lang w:val="ru-RU"/>
+        </w:rPr>
+        <w:t>#include "geometry++.h"</w:t>
+      </w:r>
+    </w:p>
+    <w:p>
+      <w:pPr>
+        <w:pStyle w:val="a4"/>
+        <w:numPr>
+          <w:ilvl w:val="0"/>
+          <w:numId w:val="5"/>
+        </w:numPr>
+        <w:spacing w:after="160" w:line="259" w:lineRule="auto"/>
+        <w:rPr>
+          <w:rFonts w:ascii="Cambria" w:hAnsi="Cambria"/>
+          <w:color w:val="000000" w:themeColor="text1"/>
+          <w:sz w:val="28"/>
+          <w:szCs w:val="28"/>
+          <w:lang w:val="ru-RU"/>
+        </w:rPr>
+      </w:pPr>
+      <w:r>
+        <w:rPr>
+          <w:rFonts w:ascii="Cambria" w:hAnsi="Cambria"/>
+          <w:color w:val="000000" w:themeColor="text1"/>
+          <w:sz w:val="28"/>
+          <w:szCs w:val="28"/>
+          <w:lang w:val="ru-RU"/>
+        </w:rPr>
+        <w:t>Все сущности библиотеки находятся в пространстве имён Geometry2D.</w:t>
+      </w:r>
+    </w:p>
+    <w:p>
+      <w:pPr>
+        <w:pStyle w:val="a4"/>
+        <w:numPr>
+          <w:ilvl w:val="0"/>
+          <w:numId w:val="5"/>
+        </w:numPr>
+        <w:spacing w:after="160" w:line="259" w:lineRule="auto"/>
+        <w:rPr>
+          <w:rFonts w:ascii="Cambria" w:hAnsi="Cambria"/>
+          <w:color w:val="000000" w:themeColor="text1"/>
+          <w:sz w:val="28"/>
+          <w:szCs w:val="28"/>
+          <w:lang w:val="ru-RU"/>
+        </w:rPr>
+      </w:pPr>
+      <w:r>
+        <w:rPr>
+          <w:rFonts w:ascii="Cambria" w:hAnsi="Cambria"/>
+          <w:color w:val="000000" w:themeColor="text1"/>
+          <w:sz w:val="28"/>
+          <w:szCs w:val="28"/>
+          <w:lang w:val="ru-RU"/>
+        </w:rPr>
+        <w:t>Для удобства можно подключить его глобально:</w:t>
+      </w:r>
+    </w:p>
+    <w:p>
+      <w:pPr>
+        <w:pStyle w:val="a4"/>
+        <w:numPr>
+          <w:ilvl w:val="0"/>
+          <w:numId w:val="5"/>
+        </w:numPr>
+        <w:spacing w:after="160" w:line="259" w:lineRule="auto"/>
+        <w:rPr>
+          <w:rFonts w:ascii="Consolas" w:hAnsi="Consolas"/>
+          <w:color w:val="000000" w:themeColor="text1"/>
+          <w:sz w:val="28"/>
+          <w:szCs w:val="28"/>
+          <w:lang w:val="ru-RU"/>
+        </w:rPr>
+      </w:pPr>
+      <w:r>
+        <w:rPr>
+          <w:rFonts w:ascii="Consolas" w:hAnsi="Consolas"/>
+          <w:color w:val="000000" w:themeColor="text1"/>
+          <w:sz w:val="28"/>
+          <w:szCs w:val="28"/>
+          <w:lang w:val="ru-RU"/>
+        </w:rPr>
+        <w:t>using namespace Geometry2D;</w:t>
+      </w:r>
+    </w:p>
+    <w:p>
+      <w:pPr>
+        <w:pStyle w:val="a4"/>
+        <w:numPr>
+          <w:ilvl w:val="0"/>
+          <w:numId w:val="5"/>
+        </w:numPr>
+        <w:spacing w:after="160" w:line="259" w:lineRule="auto"/>
+        <w:rPr>
+          <w:rFonts w:ascii="Cambria" w:hAnsi="Cambria"/>
+          <w:color w:val="000000" w:themeColor="text1"/>
+          <w:sz w:val="28"/>
+          <w:szCs w:val="28"/>
+          <w:lang w:val="ru-RU"/>
+        </w:rPr>
+      </w:pPr>
+      <w:r>
+        <w:rPr>
+          <w:rFonts w:ascii="Cambria" w:hAnsi="Cambria"/>
+          <w:color w:val="000000" w:themeColor="text1"/>
+          <w:sz w:val="28"/>
+          <w:szCs w:val="28"/>
+          <w:lang w:val="ru-RU"/>
+        </w:rPr>
+        <w:t>Или использовать префикс:</w:t>
+      </w:r>
+    </w:p>
+    <w:p>
+      <w:pPr>
+        <w:pStyle w:val="a4"/>
+        <w:numPr>
+          <w:ilvl w:val="0"/>
+          <w:numId w:val="5"/>
+        </w:numPr>
+        <w:spacing w:after="160" w:line="259" w:lineRule="auto"/>
+        <w:rPr>
+          <w:rFonts w:ascii="Consolas" w:hAnsi="Consolas"/>
+          <w:color w:val="000000" w:themeColor="text1"/>
+          <w:sz w:val="28"/>
+          <w:szCs w:val="28"/>
+          <w:lang w:val="ru-RU"/>
+        </w:rPr>
+      </w:pPr>
+      <w:r>
+        <w:rPr>
+          <w:rFonts w:ascii="Consolas" w:hAnsi="Consolas"/>
+          <w:color w:val="000000" w:themeColor="text1"/>
+          <w:sz w:val="28"/>
+          <w:szCs w:val="28"/>
+          <w:lang w:val="ru-RU"/>
+        </w:rPr>
+        <w:t>Geometry2D::Point A = {0, 0};</w:t>
+      </w:r>
+    </w:p>
+    <w:p>
+      <w:pPr>
+        <w:spacing w:after="160" w:line="259" w:lineRule="auto"/>
+        <w:rPr>
+          <w:rFonts w:ascii="Cambria" w:hAnsi="Cambria"/>
+          <w:b/>
+          <w:bCs/>
+          <w:color w:val="000000" w:themeColor="text1"/>
+          <w:sz w:val="28"/>
+          <w:szCs w:val="28"/>
+          <w:lang w:val="ru-RU"/>
+        </w:rPr>
+      </w:pPr>
+      <w:r>
+        <w:rPr>
+          <w:rFonts w:ascii="Cambria" w:hAnsi="Cambria"/>
+          <w:b/>
+          <w:bCs/>
+          <w:color w:val="000000" w:themeColor="text1"/>
+          <w:sz w:val="28"/>
+          <w:szCs w:val="28"/>
+          <w:lang w:val="ru-RU"/>
+        </w:rPr>
+        <w:t>Компиляция</w:t>
+      </w:r>
+      <w:r>
+        <w:rPr>
+          <w:rFonts w:ascii="Cambria" w:hAnsi="Cambria"/>
+          <w:b/>
+          <w:bCs/>
+          <w:color w:val="000000" w:themeColor="text1"/>
+          <w:sz w:val="28"/>
+          <w:szCs w:val="28"/>
+          <w:lang w:val="ru-RU"/>
+        </w:rPr>
+        <w:t>:</w:t>
+      </w:r>
+    </w:p>
+    <w:p>
+      <w:pPr>
+        <w:pStyle w:val="a4"/>
+        <w:numPr>
+          <w:ilvl w:val="0"/>
+          <w:numId w:val="5"/>
+        </w:numPr>
+        <w:spacing w:after="160" w:line="259" w:lineRule="auto"/>
+        <w:rPr>
+          <w:rFonts w:ascii="Cambria" w:hAnsi="Cambria"/>
+          <w:color w:val="000000" w:themeColor="text1"/>
+          <w:sz w:val="28"/>
+          <w:szCs w:val="28"/>
+          <w:lang w:val="ru-RU"/>
+        </w:rPr>
+      </w:pPr>
+      <w:r>
+        <w:rPr>
+          <w:rFonts w:ascii="Cambria" w:hAnsi="Cambria"/>
+          <w:color w:val="000000" w:themeColor="text1"/>
+          <w:sz w:val="28"/>
+          <w:szCs w:val="28"/>
+          <w:lang w:val="ru-RU"/>
+        </w:rPr>
+        <w:t>Пример компиляции с GCC:</w:t>
+      </w:r>
+    </w:p>
+    <w:p>
+      <w:pPr>
+        <w:pStyle w:val="a4"/>
+        <w:numPr>
+          <w:ilvl w:val="0"/>
+          <w:numId w:val="5"/>
+        </w:numPr>
+        <w:spacing w:after="160" w:line="259" w:lineRule="auto"/>
+        <w:rPr>
+          <w:rFonts w:ascii="Consolas" w:hAnsi="Consolas"/>
           <w:b/>
           <w:bCs/>
           <w:color w:val="4472C4" w:themeColor="accent1"/>
           <w:sz w:val="40"/>
           <w:szCs w:val="40"/>
-          <w:lang w:val="ru-RU"/>
-        </w:rPr>
-        <w:t xml:space="preserve">. </w:t>
-      </w:r>
-      <w:r>
-        <w:rPr>
-          <w:rFonts w:ascii="Cambria" w:hAnsi="Cambria"/>
+        </w:rPr>
+      </w:pPr>
+      <w:r>
+        <w:rPr>
+          <w:rFonts w:ascii="Consolas" w:hAnsi="Consolas"/>
+          <w:color w:val="000000" w:themeColor="text1"/>
+          <w:sz w:val="28"/>
+          <w:szCs w:val="28"/>
+        </w:rPr>
+        <w:t>g++ -std=c++17 main.cpp -o program</w:t>
+      </w:r>
+    </w:p>
+    <w:p>
+      <w:pPr>
+        <w:pStyle w:val="a4"/>
+        <w:spacing w:after="160" w:line="259" w:lineRule="auto"/>
+        <w:rPr>
+          <w:rFonts w:ascii="Consolas" w:hAnsi="Consolas"/>
+          <w:b/>
+          <w:bCs/>
+          <w:color w:val="000000" w:themeColor="text1"/>
+          <w:sz w:val="28"/>
+          <w:szCs w:val="28"/>
+        </w:rPr>
+      </w:pPr>
+    </w:p>
+    <w:p>
+      <w:pPr>
+        <w:pStyle w:val="a4"/>
+        <w:spacing w:after="160" w:line="259" w:lineRule="auto"/>
+        <w:rPr>
+          <w:rFonts w:ascii="Consolas" w:hAnsi="Consolas"/>
+          <w:b/>
+          <w:bCs/>
+          <w:color w:val="000000" w:themeColor="text1"/>
+          <w:sz w:val="28"/>
+          <w:szCs w:val="28"/>
+        </w:rPr>
+      </w:pPr>
+    </w:p>
+    <w:p>
+      <w:pPr>
+        <w:pStyle w:val="a4"/>
+        <w:spacing w:after="160" w:line="259" w:lineRule="auto"/>
+        <w:ind w:left="2127"/>
+        <w:jc w:val="right"/>
+        <w:rPr>
+          <w:rFonts w:ascii="Cambria" w:hAnsi="Cambria"/>
+          <w:b/>
+          <w:bCs/>
+          <w:color w:val="000000" w:themeColor="text1"/>
+          <w:sz w:val="28"/>
+          <w:szCs w:val="28"/>
+          <w:lang w:val="ru-RU"/>
+        </w:rPr>
+      </w:pPr>
+      <w:r>
+        <w:rPr>
+          <w:rFonts w:ascii="Cambria" w:hAnsi="Cambria"/>
+          <w:b/>
+          <w:bCs/>
+          <w:color w:val="000000" w:themeColor="text1"/>
+          <w:sz w:val="28"/>
+          <w:szCs w:val="28"/>
+          <w:lang w:val="ru-RU"/>
+        </w:rPr>
+        <w:t>Примечание:</w:t>
+      </w:r>
+    </w:p>
+    <w:p>
+      <w:pPr>
+        <w:pStyle w:val="a4"/>
+        <w:spacing w:after="160" w:line="259" w:lineRule="auto"/>
+        <w:ind w:left="2127"/>
+        <w:jc w:val="right"/>
+        <w:rPr>
+          <w:rFonts w:ascii="Consolas" w:hAnsi="Consolas"/>
           <w:b/>
           <w:bCs/>
           <w:color w:val="4472C4" w:themeColor="accent1"/>
@@ -16978,7 +19092,28 @@
           <w:szCs w:val="40"/>
           <w:lang w:val="ru-RU"/>
         </w:rPr>
-        <w:t>ДОПОЛНИТЕЛЬНЫЕ СВЕДЕНИЯ</w:t>
+      </w:pPr>
+      <w:r>
+        <w:rPr>
+          <w:rFonts w:ascii="Cambria" w:hAnsi="Cambria"/>
+          <w:color w:val="000000" w:themeColor="text1"/>
+          <w:sz w:val="28"/>
+          <w:szCs w:val="28"/>
+          <w:lang w:val="ru-RU"/>
+        </w:rPr>
+        <w:t>Библиотека является header-only — не требует отдельной компиляции и линковки. Достаточно одного заголовочного файла.</w:t>
+      </w:r>
+      <w:r>
+        <w:rPr>
+          <w:rFonts w:ascii="Consolas" w:hAnsi="Consolas"/>
+          <w:b/>
+          <w:bCs/>
+          <w:color w:val="4472C4" w:themeColor="accent1"/>
+          <w:sz w:val="40"/>
+          <w:szCs w:val="40"/>
+          <w:lang w:val="ru-RU"/>
+        </w:rPr>
+        <w:br w:type="page"/>
       </w:r>
     </w:p>
     <w:p>
@@ -16989,8 +19124,9 @@
           <w:rFonts w:ascii="Cambria" w:hAnsi="Cambria"/>
           <w:b/>
           <w:bCs/>
-          <w:sz w:val="28"/>
-          <w:szCs w:val="28"/>
+          <w:color w:val="4472C4" w:themeColor="accent1"/>
+          <w:sz w:val="40"/>
+          <w:szCs w:val="40"/>
           <w:lang w:val="ru-RU"/>
         </w:rPr>
       </w:pPr>
@@ -16999,11 +19135,37 @@
           <w:rFonts w:ascii="Cambria" w:hAnsi="Cambria"/>
           <w:b/>
           <w:bCs/>
-          <w:sz w:val="28"/>
-          <w:szCs w:val="28"/>
-          <w:lang w:val="ru-RU"/>
-        </w:rPr>
-        <w:t>Особенности реализации</w:t>
+          <w:color w:val="4472C4" w:themeColor="accent1"/>
+          <w:sz w:val="40"/>
+          <w:szCs w:val="40"/>
+          <w:lang w:val="ru-RU"/>
+        </w:rPr>
+        <w:lastRenderedPageBreak/>
+        <w:t>10</w:t>
+      </w:r>
+      <w:r>
+        <w:rPr>
+          <w:rFonts w:ascii="Cambria" w:hAnsi="Cambria"/>
+          <w:b/>
+          <w:bCs/>
+          <w:color w:val="4472C4" w:themeColor="accent1"/>
+          <w:sz w:val="40"/>
+          <w:szCs w:val="40"/>
+          <w:lang w:val="ru-RU"/>
+        </w:rPr>
+        <w:t xml:space="preserve">. </w:t>
+      </w:r>
+      <w:r>
+        <w:rPr>
+          <w:rFonts w:ascii="Cambria" w:hAnsi="Cambria"/>
+          <w:b/>
+          <w:bCs/>
+          <w:color w:val="4472C4" w:themeColor="accent1"/>
+          <w:sz w:val="40"/>
+          <w:szCs w:val="40"/>
+          <w:lang w:val="ru-RU"/>
+        </w:rPr>
+        <w:t>ДОПОЛНИТЕЛЬНЫЕ СВЕДЕНИЯ</w:t>
       </w:r>
     </w:p>
     <w:p>
@@ -17012,37 +19174,23 @@
         <w:ind w:hanging="709"/>
         <w:rPr>
           <w:rFonts w:ascii="Cambria" w:hAnsi="Cambria"/>
-          <w:sz w:val="28"/>
-          <w:szCs w:val="28"/>
-          <w:lang w:val="ru-RU"/>
-        </w:rPr>
-      </w:pPr>
-      <w:r>
-        <w:rPr>
-          <w:rFonts w:ascii="Cambria" w:hAnsi="Cambria"/>
-          <w:sz w:val="28"/>
-          <w:szCs w:val="28"/>
-          <w:lang w:val="ru-RU"/>
-        </w:rPr>
-        <w:t xml:space="preserve">- Точность вычислений: </w:t>
-      </w:r>
-      <w:r>
-        <w:rPr>
-          <w:rFonts w:ascii="Cambria" w:hAnsi="Cambria"/>
-          <w:sz w:val="28"/>
-          <w:szCs w:val="28"/>
-          <w:lang w:val="ru-RU"/>
-        </w:rPr>
-        <w:t>в</w:t>
-      </w:r>
-      <w:r>
-        <w:rPr>
-          <w:rFonts w:ascii="Cambria" w:hAnsi="Cambria"/>
-          <w:sz w:val="28"/>
-          <w:szCs w:val="28"/>
-          <w:lang w:val="ru-RU"/>
-        </w:rPr>
-        <w:t>се сравнения используют EPS = 1e-9 для защиты от ошибок округления.</w:t>
+          <w:b/>
+          <w:bCs/>
+          <w:sz w:val="28"/>
+          <w:szCs w:val="28"/>
+          <w:lang w:val="ru-RU"/>
+        </w:rPr>
+      </w:pPr>
+      <w:r>
+        <w:rPr>
+          <w:rFonts w:ascii="Cambria" w:hAnsi="Cambria"/>
+          <w:b/>
+          <w:bCs/>
+          <w:sz w:val="28"/>
+          <w:szCs w:val="28"/>
+          <w:lang w:val="ru-RU"/>
+        </w:rPr>
+        <w:t>Особенности реализации</w:t>
       </w:r>
     </w:p>
     <w:p>
@@ -17063,7 +19211,25 @@
           <w:szCs w:val="28"/>
           <w:lang w:val="ru-RU"/>
         </w:rPr>
-        <w:t>- Обработка вырожденных случаев: Функции корректно обрабатывают нулевые векторы, вырожденные треугольники и параллельные линии</w:t>
+        <w:t xml:space="preserve">- Точность вычислений: </w:t>
+      </w:r>
+      <w:r>
+        <w:rPr>
+          <w:rFonts w:ascii="Cambria" w:hAnsi="Cambria"/>
+          <w:sz w:val="28"/>
+          <w:szCs w:val="28"/>
+          <w:lang w:val="ru-RU"/>
+        </w:rPr>
+        <w:t>в</w:t>
+      </w:r>
+      <w:r>
+        <w:rPr>
+          <w:rFonts w:ascii="Cambria" w:hAnsi="Cambria"/>
+          <w:sz w:val="28"/>
+          <w:szCs w:val="28"/>
+          <w:lang w:val="ru-RU"/>
+        </w:rPr>
+        <w:t>се сравнения используют EPS = 1e-9 для защиты от ошибок округления.</w:t>
       </w:r>
     </w:p>
     <w:p>
@@ -17084,34 +19250,7 @@
           <w:szCs w:val="28"/>
           <w:lang w:val="ru-RU"/>
         </w:rPr>
-        <w:t>- Прямые</w:t>
-      </w:r>
-      <w:r>
-        <w:rPr>
-          <w:rFonts w:ascii="Cambria" w:hAnsi="Cambria"/>
-          <w:sz w:val="28"/>
-          <w:szCs w:val="28"/>
-          <w:lang w:val="ru-RU"/>
-        </w:rPr>
-        <w:t xml:space="preserve"> </w:t>
-      </w:r>
-      <w:r>
-        <w:rPr>
-          <w:rFonts w:ascii="Cambria" w:hAnsi="Cambria"/>
-          <w:sz w:val="28"/>
-          <w:szCs w:val="28"/>
-          <w:lang w:val="ru-RU"/>
-        </w:rPr>
-        <w:t>хранятся</w:t>
-      </w:r>
-      <w:r>
-        <w:rPr>
-          <w:rFonts w:ascii="Cambria" w:hAnsi="Cambria"/>
-          <w:sz w:val="28"/>
-          <w:szCs w:val="28"/>
-          <w:lang w:val="ru-RU"/>
-        </w:rPr>
-        <w:t xml:space="preserve"> в виде Ax + By + C = 0. Всегда нормализуйте прямые перед сравнением через normalize()</w:t>
+        <w:t>- Обработка вырожденных случаев: Функции корректно обрабатывают нулевые векторы, вырожденные треугольники и параллельные линии</w:t>
       </w:r>
     </w:p>
     <w:p>
@@ -17132,25 +19271,34 @@
           <w:szCs w:val="28"/>
           <w:lang w:val="ru-RU"/>
         </w:rPr>
-        <w:t>- Барицентрические координаты:</w:t>
-      </w:r>
-      <w:r>
-        <w:rPr>
-          <w:rFonts w:ascii="Cambria" w:hAnsi="Cambria"/>
-          <w:sz w:val="28"/>
-          <w:szCs w:val="28"/>
-          <w:lang w:val="ru-RU"/>
-        </w:rPr>
-        <w:t xml:space="preserve"> с</w:t>
-      </w:r>
-      <w:r>
-        <w:rPr>
-          <w:rFonts w:ascii="Cambria" w:hAnsi="Cambria"/>
-          <w:sz w:val="28"/>
-          <w:szCs w:val="28"/>
-          <w:lang w:val="ru-RU"/>
-        </w:rPr>
-        <w:t>умма u + v + w всегда равна 1. Проверяется при вводе</w:t>
+        <w:t>- Прямые</w:t>
+      </w:r>
+      <w:r>
+        <w:rPr>
+          <w:rFonts w:ascii="Cambria" w:hAnsi="Cambria"/>
+          <w:sz w:val="28"/>
+          <w:szCs w:val="28"/>
+          <w:lang w:val="ru-RU"/>
+        </w:rPr>
+        <w:t xml:space="preserve"> </w:t>
+      </w:r>
+      <w:r>
+        <w:rPr>
+          <w:rFonts w:ascii="Cambria" w:hAnsi="Cambria"/>
+          <w:sz w:val="28"/>
+          <w:szCs w:val="28"/>
+          <w:lang w:val="ru-RU"/>
+        </w:rPr>
+        <w:t>хранятся</w:t>
+      </w:r>
+      <w:r>
+        <w:rPr>
+          <w:rFonts w:ascii="Cambria" w:hAnsi="Cambria"/>
+          <w:sz w:val="28"/>
+          <w:szCs w:val="28"/>
+          <w:lang w:val="ru-RU"/>
+        </w:rPr>
+        <w:t xml:space="preserve"> в виде Ax + By + C = 0. Всегда нормализуйте прямые перед сравнением через normalize()</w:t>
       </w:r>
     </w:p>
     <w:p>
@@ -17171,43 +19319,25 @@
           <w:szCs w:val="28"/>
           <w:lang w:val="ru-RU"/>
         </w:rPr>
-        <w:t xml:space="preserve">- IntersectOut: </w:t>
-      </w:r>
-      <w:r>
-        <w:rPr>
-          <w:rFonts w:ascii="Cambria" w:hAnsi="Cambria"/>
-          <w:sz w:val="28"/>
-          <w:szCs w:val="28"/>
-          <w:lang w:val="ru-RU"/>
-        </w:rPr>
-        <w:t>п</w:t>
-      </w:r>
-      <w:r>
-        <w:rPr>
-          <w:rFonts w:ascii="Cambria" w:hAnsi="Cambria"/>
-          <w:sz w:val="28"/>
-          <w:szCs w:val="28"/>
-          <w:lang w:val="ru-RU"/>
-        </w:rPr>
-        <w:t>оля `P1`, `P2` содержат точки пересечения. num = -1</w:t>
-      </w:r>
-      <w:r>
-        <w:rPr>
-          <w:rFonts w:ascii="Cambria" w:hAnsi="Cambria"/>
-          <w:sz w:val="28"/>
-          <w:szCs w:val="28"/>
-          <w:lang w:val="ru-RU"/>
-        </w:rPr>
-        <w:t xml:space="preserve"> </w:t>
-      </w:r>
-      <w:r>
-        <w:rPr>
-          <w:rFonts w:ascii="Cambria" w:hAnsi="Cambria"/>
-          <w:sz w:val="28"/>
-          <w:szCs w:val="28"/>
-          <w:lang w:val="ru-RU"/>
-        </w:rPr>
-        <w:t>означает бесконечное множество (совпадение)</w:t>
+        <w:t>- Барицентрические координаты:</w:t>
+      </w:r>
+      <w:r>
+        <w:rPr>
+          <w:rFonts w:ascii="Cambria" w:hAnsi="Cambria"/>
+          <w:sz w:val="28"/>
+          <w:szCs w:val="28"/>
+          <w:lang w:val="ru-RU"/>
+        </w:rPr>
+        <w:t xml:space="preserve"> с</w:t>
+      </w:r>
+      <w:r>
+        <w:rPr>
+          <w:rFonts w:ascii="Cambria" w:hAnsi="Cambria"/>
+          <w:sz w:val="28"/>
+          <w:szCs w:val="28"/>
+          <w:lang w:val="ru-RU"/>
+        </w:rPr>
+        <w:t>умма u + v + w всегда равна 1. Проверяется при вводе</w:t>
       </w:r>
     </w:p>
     <w:p>
@@ -17228,46 +19358,29 @@
           <w:szCs w:val="28"/>
           <w:lang w:val="ru-RU"/>
         </w:rPr>
-        <w:t xml:space="preserve">- </w:t>
-      </w:r>
-      <w:r>
-        <w:rPr>
-          <w:rFonts w:ascii="Cambria" w:hAnsi="Cambria"/>
-          <w:sz w:val="28"/>
-          <w:szCs w:val="28"/>
-          <w:lang w:val="ru-RU"/>
-        </w:rPr>
-        <w:t>Предупреждения</w:t>
-      </w:r>
-      <w:r>
-        <w:rPr>
-          <w:rFonts w:ascii="Cambria" w:hAnsi="Cambria"/>
-          <w:sz w:val="28"/>
-          <w:szCs w:val="28"/>
-          <w:lang w:val="ru-RU"/>
-        </w:rPr>
-        <w:t>:</w:t>
-      </w:r>
-      <w:r>
-        <w:rPr>
-          <w:rFonts w:ascii="Cambria" w:hAnsi="Cambria"/>
-          <w:sz w:val="28"/>
-          <w:szCs w:val="28"/>
-          <w:lang w:val="ru-RU"/>
-        </w:rPr>
-        <w:t xml:space="preserve"> при ошибках в геометрии (вырожденные треугольники и тому подобное) выводятся предупреждения, чтобы их убрать, нужно после </w:t>
-      </w:r>
-      <w:r>
-        <w:rPr>
-          <w:rFonts w:ascii="Consolas" w:hAnsi="Consolas"/>
-          <w:sz w:val="28"/>
-          <w:szCs w:val="28"/>
-        </w:rPr>
-        <w:t>int</w:t>
-      </w:r>
-      <w:r>
-        <w:rPr>
-          <w:rFonts w:ascii="Consolas" w:hAnsi="Consolas"/>
+        <w:t xml:space="preserve">- IntersectOut: </w:t>
+      </w:r>
+      <w:r>
+        <w:rPr>
+          <w:rFonts w:ascii="Cambria" w:hAnsi="Cambria"/>
+          <w:sz w:val="28"/>
+          <w:szCs w:val="28"/>
+          <w:lang w:val="ru-RU"/>
+        </w:rPr>
+        <w:t>п</w:t>
+      </w:r>
+      <w:r>
+        <w:rPr>
+          <w:rFonts w:ascii="Cambria" w:hAnsi="Cambria"/>
+          <w:sz w:val="28"/>
+          <w:szCs w:val="28"/>
+          <w:lang w:val="ru-RU"/>
+        </w:rPr>
+        <w:t>оля `P1`, `P2` содержат точки пересечения. num = -1</w:t>
+      </w:r>
+      <w:r>
+        <w:rPr>
+          <w:rFonts w:ascii="Cambria" w:hAnsi="Cambria"/>
           <w:sz w:val="28"/>
           <w:szCs w:val="28"/>
           <w:lang w:val="ru-RU"/>
@@ -17276,98 +19389,12 @@
       </w:r>
       <w:r>
         <w:rPr>
-          <w:rFonts w:ascii="Consolas" w:hAnsi="Consolas"/>
-          <w:sz w:val="28"/>
-          <w:szCs w:val="28"/>
-        </w:rPr>
-        <w:t>main</w:t>
-      </w:r>
-      <w:r>
-        <w:rPr>
-          <w:rFonts w:ascii="Consolas" w:hAnsi="Consolas"/>
-          <w:sz w:val="28"/>
-          <w:szCs w:val="28"/>
-          <w:lang w:val="ru-RU"/>
-        </w:rPr>
-        <w:t>() {</w:t>
-      </w:r>
-      <w:r>
-        <w:rPr>
-          <w:rFonts w:ascii="Cambria" w:hAnsi="Cambria"/>
-          <w:sz w:val="28"/>
-          <w:szCs w:val="28"/>
-          <w:lang w:val="ru-RU"/>
-        </w:rPr>
-        <w:t xml:space="preserve"> </w:t>
-      </w:r>
-      <w:r>
-        <w:rPr>
-          <w:rFonts w:ascii="Cambria" w:hAnsi="Cambria"/>
-          <w:sz w:val="28"/>
-          <w:szCs w:val="28"/>
-          <w:lang w:val="ru-RU"/>
-        </w:rPr>
-        <w:t xml:space="preserve">написать </w:t>
-      </w:r>
-      <w:r>
-        <w:rPr>
-          <w:rFonts w:ascii="Consolas" w:hAnsi="Consolas"/>
-          <w:sz w:val="28"/>
-          <w:szCs w:val="28"/>
-        </w:rPr>
-        <w:t>SHOW</w:t>
-      </w:r>
-      <w:r>
-        <w:rPr>
-          <w:rFonts w:ascii="Consolas" w:hAnsi="Consolas"/>
-          <w:sz w:val="28"/>
-          <w:szCs w:val="28"/>
-          <w:lang w:val="ru-RU"/>
-        </w:rPr>
-        <w:t>_</w:t>
-      </w:r>
-      <w:r>
-        <w:rPr>
-          <w:rFonts w:ascii="Consolas" w:hAnsi="Consolas"/>
-          <w:sz w:val="28"/>
-          <w:szCs w:val="28"/>
-        </w:rPr>
-        <w:t>WARNINGS</w:t>
-      </w:r>
-      <w:r>
-        <w:rPr>
-          <w:rFonts w:ascii="Cambria" w:hAnsi="Cambria"/>
-          <w:sz w:val="28"/>
-          <w:szCs w:val="28"/>
-          <w:lang w:val="ru-RU"/>
-        </w:rPr>
-        <w:t xml:space="preserve"> </w:t>
-      </w:r>
-      <w:r>
-        <w:rPr>
-          <w:rFonts w:ascii="Consolas" w:hAnsi="Consolas"/>
-          <w:sz w:val="28"/>
-          <w:szCs w:val="28"/>
-          <w:lang w:val="ru-RU"/>
-        </w:rPr>
-        <w:t xml:space="preserve">= </w:t>
-      </w:r>
-      <w:r>
-        <w:rPr>
-          <w:rFonts w:ascii="Consolas" w:hAnsi="Consolas"/>
-          <w:sz w:val="28"/>
-          <w:szCs w:val="28"/>
-        </w:rPr>
-        <w:t>false</w:t>
-      </w:r>
-      <w:r>
-        <w:rPr>
-          <w:rFonts w:ascii="Consolas" w:hAnsi="Consolas"/>
-          <w:sz w:val="28"/>
-          <w:szCs w:val="28"/>
-          <w:lang w:val="ru-RU"/>
-        </w:rPr>
-        <w:t>;</w:t>
+          <w:rFonts w:ascii="Cambria" w:hAnsi="Cambria"/>
+          <w:sz w:val="28"/>
+          <w:szCs w:val="28"/>
+          <w:lang w:val="ru-RU"/>
+        </w:rPr>
+        <w:t>означает бесконечное множество (совпадение)</w:t>
       </w:r>
     </w:p>
     <w:p>
@@ -17381,6 +19408,154 @@
           <w:lang w:val="ru-RU"/>
         </w:rPr>
       </w:pPr>
+      <w:r>
+        <w:rPr>
+          <w:rFonts w:ascii="Cambria" w:hAnsi="Cambria"/>
+          <w:sz w:val="28"/>
+          <w:szCs w:val="28"/>
+          <w:lang w:val="ru-RU"/>
+        </w:rPr>
+        <w:t xml:space="preserve">- </w:t>
+      </w:r>
+      <w:r>
+        <w:rPr>
+          <w:rFonts w:ascii="Cambria" w:hAnsi="Cambria"/>
+          <w:sz w:val="28"/>
+          <w:szCs w:val="28"/>
+          <w:lang w:val="ru-RU"/>
+        </w:rPr>
+        <w:t>Предупреждения</w:t>
+      </w:r>
+      <w:r>
+        <w:rPr>
+          <w:rFonts w:ascii="Cambria" w:hAnsi="Cambria"/>
+          <w:sz w:val="28"/>
+          <w:szCs w:val="28"/>
+          <w:lang w:val="ru-RU"/>
+        </w:rPr>
+        <w:t>:</w:t>
+      </w:r>
+      <w:r>
+        <w:rPr>
+          <w:rFonts w:ascii="Cambria" w:hAnsi="Cambria"/>
+          <w:sz w:val="28"/>
+          <w:szCs w:val="28"/>
+          <w:lang w:val="ru-RU"/>
+        </w:rPr>
+        <w:t xml:space="preserve"> при ошибках в геометрии (вырожденные треугольники и тому подобное) выводятся предупреждения, чтобы их убрать, нужно после </w:t>
+      </w:r>
+      <w:r>
+        <w:rPr>
+          <w:rFonts w:ascii="Consolas" w:hAnsi="Consolas"/>
+          <w:sz w:val="28"/>
+          <w:szCs w:val="28"/>
+        </w:rPr>
+        <w:t>int</w:t>
+      </w:r>
+      <w:r>
+        <w:rPr>
+          <w:rFonts w:ascii="Consolas" w:hAnsi="Consolas"/>
+          <w:sz w:val="28"/>
+          <w:szCs w:val="28"/>
+          <w:lang w:val="ru-RU"/>
+        </w:rPr>
+        <w:t xml:space="preserve"> </w:t>
+      </w:r>
+      <w:r>
+        <w:rPr>
+          <w:rFonts w:ascii="Consolas" w:hAnsi="Consolas"/>
+          <w:sz w:val="28"/>
+          <w:szCs w:val="28"/>
+        </w:rPr>
+        <w:t>main</w:t>
+      </w:r>
+      <w:r>
+        <w:rPr>
+          <w:rFonts w:ascii="Consolas" w:hAnsi="Consolas"/>
+          <w:sz w:val="28"/>
+          <w:szCs w:val="28"/>
+          <w:lang w:val="ru-RU"/>
+        </w:rPr>
+        <w:t>() {</w:t>
+      </w:r>
+      <w:r>
+        <w:rPr>
+          <w:rFonts w:ascii="Cambria" w:hAnsi="Cambria"/>
+          <w:sz w:val="28"/>
+          <w:szCs w:val="28"/>
+          <w:lang w:val="ru-RU"/>
+        </w:rPr>
+        <w:t xml:space="preserve"> </w:t>
+      </w:r>
+      <w:r>
+        <w:rPr>
+          <w:rFonts w:ascii="Cambria" w:hAnsi="Cambria"/>
+          <w:sz w:val="28"/>
+          <w:szCs w:val="28"/>
+          <w:lang w:val="ru-RU"/>
+        </w:rPr>
+        <w:t xml:space="preserve">написать </w:t>
+      </w:r>
+      <w:r>
+        <w:rPr>
+          <w:rFonts w:ascii="Consolas" w:hAnsi="Consolas"/>
+          <w:sz w:val="28"/>
+          <w:szCs w:val="28"/>
+        </w:rPr>
+        <w:t>SHOW</w:t>
+      </w:r>
+      <w:r>
+        <w:rPr>
+          <w:rFonts w:ascii="Consolas" w:hAnsi="Consolas"/>
+          <w:sz w:val="28"/>
+          <w:szCs w:val="28"/>
+          <w:lang w:val="ru-RU"/>
+        </w:rPr>
+        <w:t>_</w:t>
+      </w:r>
+      <w:r>
+        <w:rPr>
+          <w:rFonts w:ascii="Consolas" w:hAnsi="Consolas"/>
+          <w:sz w:val="28"/>
+          <w:szCs w:val="28"/>
+        </w:rPr>
+        <w:t>WARNINGS</w:t>
+      </w:r>
+      <w:r>
+        <w:rPr>
+          <w:rFonts w:ascii="Cambria" w:hAnsi="Cambria"/>
+          <w:sz w:val="28"/>
+          <w:szCs w:val="28"/>
+          <w:lang w:val="ru-RU"/>
+        </w:rPr>
+        <w:t xml:space="preserve"> </w:t>
+      </w:r>
+      <w:r>
+        <w:rPr>
+          <w:rFonts w:ascii="Consolas" w:hAnsi="Consolas"/>
+          <w:sz w:val="28"/>
+          <w:szCs w:val="28"/>
+          <w:lang w:val="ru-RU"/>
+        </w:rPr>
+        <w:t xml:space="preserve">= </w:t>
+      </w:r>
+      <w:r>
+        <w:rPr>
+          <w:rFonts w:ascii="Consolas" w:hAnsi="Consolas"/>
+          <w:sz w:val="28"/>
+          <w:szCs w:val="28"/>
+        </w:rPr>
+        <w:t>false</w:t>
+      </w:r>
+      <w:r>
+        <w:rPr>
+          <w:rFonts w:ascii="Consolas" w:hAnsi="Consolas"/>
+          <w:sz w:val="28"/>
+          <w:szCs w:val="28"/>
+          <w:lang w:val="ru-RU"/>
+        </w:rPr>
+        <w:t>;</w:t>
+      </w:r>
     </w:p>
     <w:p>
       <w:pPr>
@@ -17388,6 +19563,18 @@
         <w:ind w:hanging="709"/>
         <w:rPr>
           <w:rFonts w:ascii="Cambria" w:hAnsi="Cambria"/>
+          <w:sz w:val="28"/>
+          <w:szCs w:val="28"/>
+          <w:lang w:val="ru-RU"/>
+        </w:rPr>
+      </w:pPr>
+    </w:p>
+    <w:p>
+      <w:pPr>
+        <w:spacing w:after="160" w:line="256" w:lineRule="auto"/>
+        <w:ind w:hanging="709"/>
+        <w:rPr>
+          <w:rFonts w:ascii="Cambria" w:hAnsi="Cambria"/>
           <w:b/>
           <w:bCs/>
           <w:sz w:val="28"/>
@@ -17925,24 +20112,6 @@
           <w:lang w:val="ru-RU"/>
         </w:rPr>
       </w:pPr>
-      <w:r>
-        <w:rPr>
-          <w:rFonts w:ascii="Cambria" w:hAnsi="Cambria"/>
-          <w:sz w:val="28"/>
-          <w:szCs w:val="28"/>
-          <w:lang w:val="ru-RU"/>
-        </w:rPr>
-        <w:t xml:space="preserve">Рекомендуется запускать юнит-тесты перед использованием в </w:t>
-      </w:r>
-      <w:r>
-        <w:rPr>
-          <w:rFonts w:ascii="Cambria" w:hAnsi="Cambria"/>
-          <w:sz w:val="28"/>
-          <w:szCs w:val="28"/>
-          <w:lang w:val="ru-RU"/>
-        </w:rPr>
-        <w:t>разработке</w:t>
-      </w:r>
     </w:p>
     <w:p>
       <w:pPr>
@@ -17996,7 +20165,7 @@
           <w:szCs w:val="28"/>
           <w:lang w:val="ru-RU"/>
         </w:rPr>
-        <w:t>- Пересечение отрезков:** Алгоритм на основе ориентации точек</w:t>
+        <w:t>- Пересечение отрезков: Алгоритм на основе ориентации точек</w:t>
       </w:r>
     </w:p>
     <w:p>
@@ -18017,7 +20186,7 @@
           <w:szCs w:val="28"/>
           <w:lang w:val="ru-RU"/>
         </w:rPr>
-        <w:t>- Описанная окружность:** Решение системы линейных уравнений</w:t>
+        <w:t>- Описанная окружность: Решение системы линейных уравнений</w:t>
       </w:r>
     </w:p>
     <w:p>
@@ -18038,7 +20207,7 @@
           <w:szCs w:val="28"/>
           <w:lang w:val="ru-RU"/>
         </w:rPr>
-        <w:t>- Барицентрические координаты:** Формулы площадей</w:t>
+        <w:t>- Барицентрические координаты: Формулы площадей</w:t>
       </w:r>
     </w:p>
     <w:p>
@@ -18059,7 +20228,7 @@
           <w:szCs w:val="28"/>
           <w:lang w:val="ru-RU"/>
         </w:rPr>
-        <w:t>- Проекция точки:** Ортогональное проектирование</w:t>
+        <w:t>- Проекция точки: Ортогональное проектирование</w:t>
       </w:r>
     </w:p>
     <w:p>
@@ -18159,7 +20328,16 @@
           <w:szCs w:val="28"/>
           <w:lang w:val="ru-RU"/>
         </w:rPr>
-        <w:t>- Можно использовать в любом проекте на C++</w:t>
+        <w:t>- Можно использовать в любом проекте на C+</w:t>
+      </w:r>
+      <w:r>
+        <w:rPr>
+          <w:rFonts w:ascii="Cambria" w:hAnsi="Cambria"/>
+          <w:sz w:val="28"/>
+          <w:szCs w:val="28"/>
+          <w:lang w:val="ru-RU"/>
+        </w:rPr>
+        <w:t>+</w:t>
       </w:r>
     </w:p>
     <w:p>
@@ -18180,22 +20358,20 @@
         <w:ind w:hanging="709"/>
         <w:rPr>
           <w:rFonts w:ascii="Cambria" w:hAnsi="Cambria"/>
+          <w:sz w:val="28"/>
+          <w:szCs w:val="28"/>
+          <w:lang w:val="ru-RU"/>
+        </w:rPr>
+      </w:pPr>
+      <w:r>
+        <w:rPr>
+          <w:rFonts w:ascii="Cambria" w:hAnsi="Cambria"/>
           <w:b/>
           <w:bCs/>
           <w:sz w:val="28"/>
           <w:szCs w:val="28"/>
           <w:lang w:val="ru-RU"/>
         </w:rPr>
-      </w:pPr>
-      <w:r>
-        <w:rPr>
-          <w:rFonts w:ascii="Cambria" w:hAnsi="Cambria"/>
-          <w:b/>
-          <w:bCs/>
-          <w:sz w:val="28"/>
-          <w:szCs w:val="28"/>
-          <w:lang w:val="ru-RU"/>
-        </w:rPr>
         <w:t>Планы по развитию</w:t>
       </w:r>
     </w:p>
@@ -18217,16 +20393,25 @@
           <w:szCs w:val="28"/>
           <w:lang w:val="ru-RU"/>
         </w:rPr>
-        <w:t xml:space="preserve">- Поддержка </w:t>
-      </w:r>
-      <w:r>
-        <w:rPr>
-          <w:rFonts w:ascii="Cambria" w:hAnsi="Cambria"/>
-          <w:sz w:val="28"/>
-          <w:szCs w:val="28"/>
-          <w:lang w:val="ru-RU"/>
-        </w:rPr>
-        <w:t>других фигур – в разработке</w:t>
+        <w:t>- 3D геометрия</w:t>
+      </w:r>
+      <w:r>
+        <w:rPr>
+          <w:rFonts w:ascii="Cambria" w:hAnsi="Cambria"/>
+          <w:sz w:val="28"/>
+          <w:szCs w:val="28"/>
+          <w:lang w:val="ru-RU"/>
+        </w:rPr>
+        <w:t xml:space="preserve"> – в </w:t>
+      </w:r>
+      <w:r>
+        <w:rPr>
+          <w:rFonts w:ascii="Cambria" w:hAnsi="Cambria"/>
+          <w:sz w:val="28"/>
+          <w:szCs w:val="28"/>
+          <w:lang w:val="ru-RU"/>
+        </w:rPr>
+        <w:t>разработке</w:t>
       </w:r>
     </w:p>
     <w:p>
@@ -18247,16 +20432,16 @@
           <w:szCs w:val="28"/>
           <w:lang w:val="ru-RU"/>
         </w:rPr>
-        <w:t>- 3D геометрия</w:t>
-      </w:r>
-      <w:r>
-        <w:rPr>
-          <w:rFonts w:ascii="Cambria" w:hAnsi="Cambria"/>
-          <w:sz w:val="28"/>
-          <w:szCs w:val="28"/>
-          <w:lang w:val="ru-RU"/>
-        </w:rPr>
-        <w:t xml:space="preserve"> – в планах</w:t>
+        <w:t>- Оптимизация для больших данных</w:t>
+      </w:r>
+      <w:r>
+        <w:rPr>
+          <w:rFonts w:ascii="Cambria" w:hAnsi="Cambria"/>
+          <w:sz w:val="28"/>
+          <w:szCs w:val="28"/>
+          <w:lang w:val="ru-RU"/>
+        </w:rPr>
+        <w:t xml:space="preserve"> – в разработке</w:t>
       </w:r>
     </w:p>
     <w:p>
@@ -18300,24 +20485,6 @@
           <w:lang w:val="ru-RU"/>
         </w:rPr>
       </w:pPr>
-      <w:r>
-        <w:rPr>
-          <w:rFonts w:ascii="Cambria" w:hAnsi="Cambria"/>
-          <w:sz w:val="28"/>
-          <w:szCs w:val="28"/>
-          <w:lang w:val="ru-RU"/>
-        </w:rPr>
-        <w:t>- Оптимизация для больших данных</w:t>
-      </w:r>
-      <w:r>
-        <w:rPr>
-          <w:rFonts w:ascii="Cambria" w:hAnsi="Cambria"/>
-          <w:sz w:val="28"/>
-          <w:szCs w:val="28"/>
-          <w:lang w:val="ru-RU"/>
-        </w:rPr>
-        <w:t xml:space="preserve"> – в разработке</w:t>
-      </w:r>
     </w:p>
     <w:p>
       <w:pPr>
@@ -18327,9 +20494,51 @@
           <w:rFonts w:ascii="Cambria" w:hAnsi="Cambria"/>
           <w:sz w:val="28"/>
           <w:szCs w:val="28"/>
-          <w:lang w:val="ru-RU"/>
-        </w:rPr>
-      </w:pPr>
+        </w:rPr>
+      </w:pPr>
+      <w:r>
+        <w:rPr>
+          <w:rFonts w:ascii="Cambria" w:hAnsi="Cambria"/>
+          <w:sz w:val="28"/>
+          <w:szCs w:val="28"/>
+          <w:lang w:val="ru-RU"/>
+        </w:rPr>
+        <w:t>Поддержка</w:t>
+      </w:r>
+      <w:r>
+        <w:rPr>
+          <w:rFonts w:ascii="Cambria" w:hAnsi="Cambria"/>
+          <w:sz w:val="28"/>
+          <w:szCs w:val="28"/>
+        </w:rPr>
+        <w:t xml:space="preserve"> </w:t>
+      </w:r>
+      <w:r>
+        <w:rPr>
+          <w:rFonts w:ascii="Cambria" w:hAnsi="Cambria"/>
+          <w:sz w:val="28"/>
+          <w:szCs w:val="28"/>
+          <w:lang w:val="ru-RU"/>
+        </w:rPr>
+        <w:t>и</w:t>
+      </w:r>
+      <w:r>
+        <w:rPr>
+          <w:rFonts w:ascii="Cambria" w:hAnsi="Cambria"/>
+          <w:sz w:val="28"/>
+          <w:szCs w:val="28"/>
+        </w:rPr>
+        <w:t xml:space="preserve"> </w:t>
+      </w:r>
+      <w:r>
+        <w:rPr>
+          <w:rFonts w:ascii="Cambria" w:hAnsi="Cambria"/>
+          <w:sz w:val="28"/>
+          <w:szCs w:val="28"/>
+          <w:lang w:val="ru-RU"/>
+        </w:rPr>
+        <w:t>контакты</w:t>
+      </w:r>
     </w:p>
     <w:p>
       <w:pPr>
@@ -18346,64 +20555,10 @@
           <w:rFonts w:ascii="Cambria" w:hAnsi="Cambria"/>
           <w:sz w:val="28"/>
           <w:szCs w:val="28"/>
-          <w:lang w:val="ru-RU"/>
-        </w:rPr>
-        <w:t>Поддержка</w:t>
-      </w:r>
-      <w:r>
-        <w:rPr>
-          <w:rFonts w:ascii="Cambria" w:hAnsi="Cambria"/>
-          <w:sz w:val="28"/>
-          <w:szCs w:val="28"/>
-        </w:rPr>
-        <w:t xml:space="preserve"> </w:t>
-      </w:r>
-      <w:r>
-        <w:rPr>
-          <w:rFonts w:ascii="Cambria" w:hAnsi="Cambria"/>
-          <w:sz w:val="28"/>
-          <w:szCs w:val="28"/>
-          <w:lang w:val="ru-RU"/>
-        </w:rPr>
-        <w:t>и</w:t>
-      </w:r>
-      <w:r>
-        <w:rPr>
-          <w:rFonts w:ascii="Cambria" w:hAnsi="Cambria"/>
-          <w:sz w:val="28"/>
-          <w:szCs w:val="28"/>
-        </w:rPr>
-        <w:t xml:space="preserve"> </w:t>
-      </w:r>
-      <w:r>
-        <w:rPr>
-          <w:rFonts w:ascii="Cambria" w:hAnsi="Cambria"/>
-          <w:sz w:val="28"/>
-          <w:szCs w:val="28"/>
-          <w:lang w:val="ru-RU"/>
-        </w:rPr>
-        <w:t>контакты</w:t>
-      </w:r>
-    </w:p>
-    <w:p>
-      <w:pPr>
-        <w:spacing w:after="160" w:line="256" w:lineRule="auto"/>
-        <w:ind w:hanging="709"/>
-        <w:rPr>
-          <w:rFonts w:ascii="Cambria" w:hAnsi="Cambria"/>
-          <w:sz w:val="28"/>
-          <w:szCs w:val="28"/>
-        </w:rPr>
-      </w:pPr>
-      <w:r>
-        <w:rPr>
-          <w:rFonts w:ascii="Cambria" w:hAnsi="Cambria"/>
-          <w:sz w:val="28"/>
-          <w:szCs w:val="28"/>
         </w:rPr>
         <w:t xml:space="preserve">- GitHub: </w:t>
       </w:r>
-      <w:hyperlink r:id="rId8" w:history="1">
+      <w:hyperlink r:id="rId9" w:history="1">
         <w:r>
           <w:rPr>
             <w:rStyle w:val="aa"/>
@@ -18452,7 +20607,7 @@
         </w:rPr>
         <w:t xml:space="preserve">: </w:t>
       </w:r>
-      <w:hyperlink r:id="rId9" w:history="1">
+      <w:hyperlink r:id="rId10" w:history="1">
         <w:r>
           <w:rPr>
             <w:rStyle w:val="aa"/>
@@ -18473,7 +20628,7 @@
         </w:rPr>
         <w:t xml:space="preserve"> в директ </w:t>
       </w:r>
-      <w:hyperlink r:id="rId10" w:history="1">
+      <w:hyperlink r:id="rId11" w:history="1">
         <w:r>
           <w:rPr>
             <w:rStyle w:val="aa"/>
@@ -18600,6 +20755,119 @@
     </w:lvl>
   </w:abstractNum>
   <w:abstractNum w:abstractNumId="1" w15:restartNumberingAfterBreak="0">
+    <w:nsid w:val="2C417C92"/>
+    <w:multiLevelType w:val="hybridMultilevel"/>
+    <w:tmpl w:val="74E4EE7E"/>
+    <w:lvl w:ilvl="0" w:tplc="04190001">
+      <w:start w:val="1"/>
+      <w:numFmt w:val="bullet"/>
+      <w:lvlText w:val=""/>
+      <w:lvlJc w:val="left"/>
+      <w:pPr>
+        <w:ind w:left="720" w:hanging="360"/>
+      </w:pPr>
+      <w:rPr>
+        <w:rFonts w:ascii="Symbol" w:hAnsi="Symbol" w:hint="default"/>
+      </w:rPr>
+    </w:lvl>
+    <w:lvl w:ilvl="1" w:tplc="04190001">
+      <w:start w:val="1"/>
+      <w:numFmt w:val="bullet"/>
+      <w:lvlText w:val=""/>
+      <w:lvlJc w:val="left"/>
+      <w:pPr>
+        <w:ind w:left="1440" w:hanging="360"/>
+      </w:pPr>
+      <w:rPr>
+        <w:rFonts w:ascii="Symbol" w:hAnsi="Symbol" w:hint="default"/>
+      </w:rPr>
+    </w:lvl>
+    <w:lvl w:ilvl="2" w:tplc="04190005" w:tentative="1">
+      <w:start w:val="1"/>
+      <w:numFmt w:val="bullet"/>
+      <w:lvlText w:val=""/>
+      <w:lvlJc w:val="left"/>
+      <w:pPr>
+        <w:ind w:left="2160" w:hanging="360"/>
+      </w:pPr>
+      <w:rPr>
+        <w:rFonts w:ascii="Wingdings" w:hAnsi="Wingdings" w:hint="default"/>
+      </w:rPr>
+    </w:lvl>
+    <w:lvl w:ilvl="3" w:tplc="04190001" w:tentative="1">
+      <w:start w:val="1"/>
+      <w:numFmt w:val="bullet"/>
+      <w:lvlText w:val=""/>
+      <w:lvlJc w:val="left"/>
+      <w:pPr>
+        <w:ind w:left="2880" w:hanging="360"/>
+      </w:pPr>
+      <w:rPr>
+        <w:rFonts w:ascii="Symbol" w:hAnsi="Symbol" w:hint="default"/>
+      </w:rPr>
+    </w:lvl>
+    <w:lvl w:ilvl="4" w:tplc="04190003" w:tentative="1">
+      <w:start w:val="1"/>
+      <w:numFmt w:val="bullet"/>
+      <w:lvlText w:val="o"/>
+      <w:lvlJc w:val="left"/>
+      <w:pPr>
+        <w:ind w:left="3600" w:hanging="360"/>
+      </w:pPr>
+      <w:rPr>
+        <w:rFonts w:ascii="Courier New" w:hAnsi="Courier New" w:cs="Courier New" w:hint="default"/>
+      </w:rPr>
+    </w:lvl>
+    <w:lvl w:ilvl="5" w:tplc="04190005" w:tentative="1">
+      <w:start w:val="1"/>
+      <w:numFmt w:val="bullet"/>
+      <w:lvlText w:val=""/>
+      <w:lvlJc w:val="left"/>
+      <w:pPr>
+        <w:ind w:left="4320" w:hanging="360"/>
+      </w:pPr>
+      <w:rPr>
+        <w:rFonts w:ascii="Wingdings" w:hAnsi="Wingdings" w:hint="default"/>
+      </w:rPr>
+    </w:lvl>
+    <w:lvl w:ilvl="6" w:tplc="04190001" w:tentative="1">
+      <w:start w:val="1"/>
+      <w:numFmt w:val="bullet"/>
+      <w:lvlText w:val=""/>
+      <w:lvlJc w:val="left"/>
+      <w:pPr>
+        <w:ind w:left="5040" w:hanging="360"/>
+      </w:pPr>
+      <w:rPr>
+        <w:rFonts w:ascii="Symbol" w:hAnsi="Symbol" w:hint="default"/>
+      </w:rPr>
+    </w:lvl>
+    <w:lvl w:ilvl="7" w:tplc="04190003" w:tentative="1">
+      <w:start w:val="1"/>
+      <w:numFmt w:val="bullet"/>
+      <w:lvlText w:val="o"/>
+      <w:lvlJc w:val="left"/>
+      <w:pPr>
+        <w:ind w:left="5760" w:hanging="360"/>
+      </w:pPr>
+      <w:rPr>
+        <w:rFonts w:ascii="Courier New" w:hAnsi="Courier New" w:cs="Courier New" w:hint="default"/>
+      </w:rPr>
+    </w:lvl>
+    <w:lvl w:ilvl="8" w:tplc="04190005" w:tentative="1">
+      <w:start w:val="1"/>
+      <w:numFmt w:val="bullet"/>
+      <w:lvlText w:val=""/>
+      <w:lvlJc w:val="left"/>
+      <w:pPr>
+        <w:ind w:left="6480" w:hanging="360"/>
+      </w:pPr>
+      <w:rPr>
+        <w:rFonts w:ascii="Wingdings" w:hAnsi="Wingdings" w:hint="default"/>
+      </w:rPr>
+    </w:lvl>
+  </w:abstractNum>
+  <w:abstractNum w:abstractNumId="2" w15:restartNumberingAfterBreak="0">
     <w:nsid w:val="3F375474"/>
     <w:multiLevelType w:val="multilevel"/>
     <w:tmpl w:val="0419001F"/>
@@ -18685,7 +20953,7 @@
       </w:pPr>
     </w:lvl>
   </w:abstractNum>
-  <w:abstractNum w:abstractNumId="2" w15:restartNumberingAfterBreak="0">
+  <w:abstractNum w:abstractNumId="3" w15:restartNumberingAfterBreak="0">
     <w:nsid w:val="3FE7556E"/>
     <w:multiLevelType w:val="multilevel"/>
     <w:tmpl w:val="0419001F"/>
@@ -18771,7 +21039,7 @@
       </w:pPr>
     </w:lvl>
   </w:abstractNum>
-  <w:abstractNum w:abstractNumId="3" w15:restartNumberingAfterBreak="0">
+  <w:abstractNum w:abstractNumId="4" w15:restartNumberingAfterBreak="0">
     <w:nsid w:val="40054D4D"/>
     <w:multiLevelType w:val="multilevel"/>
     <w:tmpl w:val="0419001F"/>
@@ -18858,16 +21126,19 @@
     </w:lvl>
   </w:abstractNum>
   <w:num w:numId="1">
-    <w:abstractNumId w:val="1"/>
+    <w:abstractNumId w:val="2"/>
   </w:num>
   <w:num w:numId="2">
-    <w:abstractNumId w:val="2"/>
+    <w:abstractNumId w:val="3"/>
   </w:num>
   <w:num w:numId="3">
-    <w:abstractNumId w:val="3"/>
+    <w:abstractNumId w:val="4"/>
   </w:num>
   <w:num w:numId="4">
     <w:abstractNumId w:val="0"/>
+  </w:num>
+  <w:num w:numId="5">
+    <w:abstractNumId w:val="1"/>
   </w:num>
 </w:numbering>
 </file>

--- a/Geometry++_Документация.docx
+++ b/Geometry++_Документация.docx
@@ -2446,7 +2446,7 @@
                 <w:sz w:val="28"/>
                 <w:szCs w:val="28"/>
               </w:rPr>
-              <w:t>set&lt;Point, CMPPOINT&gt; P</w:t>
+              <w:t>set&lt;Point&gt; P</w:t>
             </w:r>
             <w:r>
               <w:rPr>
@@ -3573,13 +3573,118 @@
     </w:tbl>
     <w:p>
       <w:pPr>
-        <w:rPr>
-          <w:rFonts w:ascii="Cambria" w:hAnsi="Cambria"/>
-          <w:sz w:val="28"/>
-          <w:szCs w:val="28"/>
-          <w:lang w:val="ru-RU"/>
-        </w:rPr>
-      </w:pPr>
+        <w:ind w:left="4536"/>
+        <w:jc w:val="right"/>
+        <w:rPr>
+          <w:rFonts w:ascii="Cambria" w:hAnsi="Cambria"/>
+          <w:b/>
+          <w:bCs/>
+          <w:sz w:val="28"/>
+          <w:szCs w:val="28"/>
+          <w:lang w:val="ru-RU"/>
+        </w:rPr>
+      </w:pPr>
+    </w:p>
+    <w:p>
+      <w:pPr>
+        <w:ind w:left="4536"/>
+        <w:jc w:val="right"/>
+        <w:rPr>
+          <w:rFonts w:ascii="Cambria" w:hAnsi="Cambria"/>
+          <w:sz w:val="28"/>
+          <w:szCs w:val="28"/>
+          <w:lang w:val="ru-RU"/>
+        </w:rPr>
+      </w:pPr>
+      <w:r>
+        <w:rPr>
+          <w:rFonts w:ascii="Cambria" w:hAnsi="Cambria"/>
+          <w:b/>
+          <w:bCs/>
+          <w:sz w:val="28"/>
+          <w:szCs w:val="28"/>
+          <w:lang w:val="ru-RU"/>
+        </w:rPr>
+        <w:t>Примечание:</w:t>
+      </w:r>
+      <w:r>
+        <w:rPr>
+          <w:rFonts w:ascii="Cambria" w:hAnsi="Cambria"/>
+          <w:sz w:val="28"/>
+          <w:szCs w:val="28"/>
+          <w:lang w:val="ru-RU"/>
+        </w:rPr>
+        <w:t xml:space="preserve"> </w:t>
+      </w:r>
+      <w:r>
+        <w:rPr>
+          <w:rFonts w:ascii="Consolas" w:hAnsi="Consolas"/>
+          <w:sz w:val="28"/>
+          <w:szCs w:val="28"/>
+        </w:rPr>
+        <w:t>PI</w:t>
+      </w:r>
+      <w:r>
+        <w:rPr>
+          <w:rFonts w:ascii="Cambria" w:hAnsi="Cambria"/>
+          <w:sz w:val="28"/>
+          <w:szCs w:val="28"/>
+          <w:lang w:val="ru-RU"/>
+        </w:rPr>
+        <w:t xml:space="preserve">, </w:t>
+      </w:r>
+      <w:r>
+        <w:rPr>
+          <w:rFonts w:ascii="Consolas" w:hAnsi="Consolas"/>
+          <w:sz w:val="28"/>
+          <w:szCs w:val="28"/>
+        </w:rPr>
+        <w:t>EPS</w:t>
+      </w:r>
+      <w:r>
+        <w:rPr>
+          <w:rFonts w:ascii="Cambria" w:hAnsi="Cambria"/>
+          <w:sz w:val="28"/>
+          <w:szCs w:val="28"/>
+          <w:lang w:val="ru-RU"/>
+        </w:rPr>
+        <w:t xml:space="preserve"> и</w:t>
+      </w:r>
+      <w:r>
+        <w:rPr>
+          <w:rFonts w:ascii="Cambria" w:hAnsi="Cambria"/>
+          <w:sz w:val="28"/>
+          <w:szCs w:val="28"/>
+          <w:lang w:val="ru-RU"/>
+        </w:rPr>
+        <w:t xml:space="preserve"> </w:t>
+      </w:r>
+      <w:r>
+        <w:rPr>
+          <w:rFonts w:ascii="Consolas" w:hAnsi="Consolas"/>
+          <w:sz w:val="28"/>
+          <w:szCs w:val="28"/>
+        </w:rPr>
+        <w:t>INF</w:t>
+      </w:r>
+      <w:r>
+        <w:rPr>
+          <w:rFonts w:ascii="Cambria" w:hAnsi="Cambria"/>
+          <w:sz w:val="28"/>
+          <w:szCs w:val="28"/>
+          <w:lang w:val="ru-RU"/>
+        </w:rPr>
+        <w:t xml:space="preserve"> </w:t>
+      </w:r>
+      <w:r>
+        <w:rPr>
+          <w:rFonts w:ascii="Cambria" w:hAnsi="Cambria"/>
+          <w:sz w:val="28"/>
+          <w:szCs w:val="28"/>
+          <w:lang w:val="ru-RU"/>
+        </w:rPr>
+        <w:t>находятся вне пространства имен</w:t>
+      </w:r>
     </w:p>
     <w:p>
       <w:pPr>
@@ -3755,7 +3860,6 @@
           <w:szCs w:val="40"/>
           <w:lang w:val="ru-RU"/>
         </w:rPr>
-        <w:lastRenderedPageBreak/>
         <w:t>4. ФУНКЦИИ</w:t>
       </w:r>
     </w:p>
@@ -4007,6 +4111,127 @@
       </w:tr>
       <w:tr>
         <w:trPr>
+          <w:trHeight w:val="461"/>
+        </w:trPr>
+        <w:tc>
+          <w:tcPr>
+            <w:tcW w:w="5083" w:type="dxa"/>
+          </w:tcPr>
+          <w:p>
+            <w:pPr>
+              <w:spacing w:line="240" w:lineRule="auto"/>
+              <w:rPr>
+                <w:rFonts w:ascii="Consolas" w:hAnsi="Consolas"/>
+                <w:sz w:val="28"/>
+                <w:szCs w:val="28"/>
+              </w:rPr>
+            </w:pPr>
+            <w:r>
+              <w:rPr>
+                <w:rFonts w:ascii="Consolas" w:hAnsi="Consolas"/>
+                <w:sz w:val="28"/>
+                <w:szCs w:val="28"/>
+              </w:rPr>
+              <w:t>bool i</w:t>
+            </w:r>
+            <w:r>
+              <w:rPr>
+                <w:rFonts w:ascii="Consolas" w:hAnsi="Consolas"/>
+                <w:sz w:val="28"/>
+                <w:szCs w:val="28"/>
+              </w:rPr>
+              <w:t>N</w:t>
+            </w:r>
+            <w:r>
+              <w:rPr>
+                <w:rFonts w:ascii="Consolas" w:hAnsi="Consolas"/>
+                <w:sz w:val="28"/>
+                <w:szCs w:val="28"/>
+              </w:rPr>
+              <w:t>Z(double a)</w:t>
+            </w:r>
+          </w:p>
+        </w:tc>
+        <w:tc>
+          <w:tcPr>
+            <w:tcW w:w="5173" w:type="dxa"/>
+          </w:tcPr>
+          <w:p>
+            <w:pPr>
+              <w:spacing w:line="240" w:lineRule="auto"/>
+              <w:rPr>
+                <w:rFonts w:ascii="Cambria" w:hAnsi="Cambria"/>
+                <w:sz w:val="28"/>
+                <w:szCs w:val="28"/>
+                <w:lang w:val="ru-RU"/>
+              </w:rPr>
+            </w:pPr>
+            <w:r>
+              <w:rPr>
+                <w:rFonts w:ascii="Cambria" w:hAnsi="Cambria"/>
+                <w:sz w:val="28"/>
+                <w:szCs w:val="28"/>
+                <w:lang w:val="ru-RU"/>
+              </w:rPr>
+              <w:t xml:space="preserve">Проверка </w:t>
+            </w:r>
+            <w:r>
+              <w:rPr>
+                <w:rFonts w:ascii="Consolas" w:hAnsi="Consolas"/>
+                <w:sz w:val="28"/>
+                <w:szCs w:val="28"/>
+              </w:rPr>
+              <w:t>a</w:t>
+            </w:r>
+            <w:r>
+              <w:rPr>
+                <w:rFonts w:ascii="Consolas" w:hAnsi="Consolas"/>
+                <w:sz w:val="28"/>
+                <w:szCs w:val="28"/>
+                <w:lang w:val="ru-RU"/>
+              </w:rPr>
+              <w:t xml:space="preserve"> </w:t>
+            </w:r>
+            <w:r>
+              <w:rPr>
+                <w:rFonts w:ascii="Consolas" w:hAnsi="Consolas"/>
+                <w:sz w:val="28"/>
+                <w:szCs w:val="28"/>
+                <w:lang w:val="ru-RU"/>
+              </w:rPr>
+              <w:t>!</w:t>
+            </w:r>
+            <w:r>
+              <w:rPr>
+                <w:rFonts w:ascii="Consolas" w:hAnsi="Consolas"/>
+                <w:sz w:val="28"/>
+                <w:szCs w:val="28"/>
+                <w:lang w:val="ru-RU"/>
+              </w:rPr>
+              <w:t>= 0</w:t>
+            </w:r>
+            <w:r>
+              <w:rPr>
+                <w:rFonts w:ascii="Cambria" w:hAnsi="Cambria"/>
+                <w:sz w:val="28"/>
+                <w:szCs w:val="28"/>
+                <w:lang w:val="ru-RU"/>
+              </w:rPr>
+              <w:t xml:space="preserve"> с учетом </w:t>
+            </w:r>
+            <w:r>
+              <w:rPr>
+                <w:rFonts w:ascii="Consolas" w:hAnsi="Consolas"/>
+                <w:sz w:val="28"/>
+                <w:szCs w:val="28"/>
+              </w:rPr>
+              <w:t>EPS</w:t>
+            </w:r>
+          </w:p>
+        </w:tc>
+      </w:tr>
+      <w:tr>
+        <w:trPr>
           <w:trHeight w:val="475"/>
         </w:trPr>
         <w:tc>
@@ -4071,6 +4296,708 @@
                 <w:lang w:val="ru-RU"/>
               </w:rPr>
               <w:t xml:space="preserve"> == </w:t>
+            </w:r>
+            <w:r>
+              <w:rPr>
+                <w:rFonts w:ascii="Consolas" w:hAnsi="Consolas"/>
+                <w:sz w:val="28"/>
+                <w:szCs w:val="28"/>
+              </w:rPr>
+              <w:t>b</w:t>
+            </w:r>
+            <w:r>
+              <w:rPr>
+                <w:rFonts w:ascii="Cambria" w:hAnsi="Cambria"/>
+                <w:sz w:val="28"/>
+                <w:szCs w:val="28"/>
+                <w:lang w:val="ru-RU"/>
+              </w:rPr>
+              <w:t xml:space="preserve"> с учетом </w:t>
+            </w:r>
+            <w:r>
+              <w:rPr>
+                <w:rFonts w:ascii="Consolas" w:hAnsi="Consolas"/>
+                <w:sz w:val="28"/>
+                <w:szCs w:val="28"/>
+              </w:rPr>
+              <w:t>EPS</w:t>
+            </w:r>
+          </w:p>
+        </w:tc>
+      </w:tr>
+      <w:tr>
+        <w:trPr>
+          <w:trHeight w:val="475"/>
+        </w:trPr>
+        <w:tc>
+          <w:tcPr>
+            <w:tcW w:w="5083" w:type="dxa"/>
+          </w:tcPr>
+          <w:p>
+            <w:pPr>
+              <w:spacing w:line="240" w:lineRule="auto"/>
+              <w:rPr>
+                <w:rFonts w:ascii="Consolas" w:hAnsi="Consolas"/>
+                <w:sz w:val="28"/>
+                <w:szCs w:val="28"/>
+              </w:rPr>
+            </w:pPr>
+            <w:r>
+              <w:rPr>
+                <w:rFonts w:ascii="Consolas" w:hAnsi="Consolas"/>
+                <w:sz w:val="28"/>
+                <w:szCs w:val="28"/>
+              </w:rPr>
+              <w:t>bool i</w:t>
+            </w:r>
+            <w:r>
+              <w:rPr>
+                <w:rFonts w:ascii="Consolas" w:hAnsi="Consolas"/>
+                <w:sz w:val="28"/>
+                <w:szCs w:val="28"/>
+              </w:rPr>
+              <w:t>N</w:t>
+            </w:r>
+            <w:r>
+              <w:rPr>
+                <w:rFonts w:ascii="Consolas" w:hAnsi="Consolas"/>
+                <w:sz w:val="28"/>
+                <w:szCs w:val="28"/>
+              </w:rPr>
+              <w:t>E(double a, double b)</w:t>
+            </w:r>
+          </w:p>
+        </w:tc>
+        <w:tc>
+          <w:tcPr>
+            <w:tcW w:w="5173" w:type="dxa"/>
+          </w:tcPr>
+          <w:p>
+            <w:pPr>
+              <w:spacing w:line="240" w:lineRule="auto"/>
+              <w:rPr>
+                <w:rFonts w:ascii="Cambria" w:hAnsi="Cambria"/>
+                <w:sz w:val="28"/>
+                <w:szCs w:val="28"/>
+                <w:lang w:val="ru-RU"/>
+              </w:rPr>
+            </w:pPr>
+            <w:r>
+              <w:rPr>
+                <w:rFonts w:ascii="Cambria" w:hAnsi="Cambria"/>
+                <w:sz w:val="28"/>
+                <w:szCs w:val="28"/>
+                <w:lang w:val="ru-RU"/>
+              </w:rPr>
+              <w:t xml:space="preserve">Проверка </w:t>
+            </w:r>
+            <w:r>
+              <w:rPr>
+                <w:rFonts w:ascii="Consolas" w:hAnsi="Consolas"/>
+                <w:sz w:val="28"/>
+                <w:szCs w:val="28"/>
+              </w:rPr>
+              <w:t>a</w:t>
+            </w:r>
+            <w:r>
+              <w:rPr>
+                <w:rFonts w:ascii="Consolas" w:hAnsi="Consolas"/>
+                <w:sz w:val="28"/>
+                <w:szCs w:val="28"/>
+                <w:lang w:val="ru-RU"/>
+              </w:rPr>
+              <w:t xml:space="preserve"> </w:t>
+            </w:r>
+            <w:r>
+              <w:rPr>
+                <w:rFonts w:ascii="Consolas" w:hAnsi="Consolas"/>
+                <w:sz w:val="28"/>
+                <w:szCs w:val="28"/>
+                <w:lang w:val="ru-RU"/>
+              </w:rPr>
+              <w:t>!</w:t>
+            </w:r>
+            <w:r>
+              <w:rPr>
+                <w:rFonts w:ascii="Consolas" w:hAnsi="Consolas"/>
+                <w:sz w:val="28"/>
+                <w:szCs w:val="28"/>
+                <w:lang w:val="ru-RU"/>
+              </w:rPr>
+              <w:t xml:space="preserve">= </w:t>
+            </w:r>
+            <w:r>
+              <w:rPr>
+                <w:rFonts w:ascii="Consolas" w:hAnsi="Consolas"/>
+                <w:sz w:val="28"/>
+                <w:szCs w:val="28"/>
+              </w:rPr>
+              <w:t>b</w:t>
+            </w:r>
+            <w:r>
+              <w:rPr>
+                <w:rFonts w:ascii="Cambria" w:hAnsi="Cambria"/>
+                <w:sz w:val="28"/>
+                <w:szCs w:val="28"/>
+                <w:lang w:val="ru-RU"/>
+              </w:rPr>
+              <w:t xml:space="preserve"> с учетом </w:t>
+            </w:r>
+            <w:r>
+              <w:rPr>
+                <w:rFonts w:ascii="Consolas" w:hAnsi="Consolas"/>
+                <w:sz w:val="28"/>
+                <w:szCs w:val="28"/>
+              </w:rPr>
+              <w:t>EPS</w:t>
+            </w:r>
+          </w:p>
+        </w:tc>
+      </w:tr>
+      <w:tr>
+        <w:trPr>
+          <w:trHeight w:val="475"/>
+        </w:trPr>
+        <w:tc>
+          <w:tcPr>
+            <w:tcW w:w="5083" w:type="dxa"/>
+          </w:tcPr>
+          <w:p>
+            <w:pPr>
+              <w:spacing w:line="240" w:lineRule="auto"/>
+              <w:rPr>
+                <w:rFonts w:ascii="Consolas" w:hAnsi="Consolas"/>
+                <w:sz w:val="28"/>
+                <w:szCs w:val="28"/>
+              </w:rPr>
+            </w:pPr>
+            <w:r>
+              <w:rPr>
+                <w:rFonts w:ascii="Consolas" w:hAnsi="Consolas"/>
+                <w:sz w:val="28"/>
+                <w:szCs w:val="28"/>
+              </w:rPr>
+              <w:t>bool iM(</w:t>
+            </w:r>
+            <w:r>
+              <w:rPr>
+                <w:rFonts w:ascii="Consolas" w:hAnsi="Consolas"/>
+                <w:sz w:val="28"/>
+                <w:szCs w:val="28"/>
+              </w:rPr>
+              <w:t>double a, double b</w:t>
+            </w:r>
+            <w:r>
+              <w:rPr>
+                <w:rFonts w:ascii="Consolas" w:hAnsi="Consolas"/>
+                <w:sz w:val="28"/>
+                <w:szCs w:val="28"/>
+              </w:rPr>
+              <w:t>)</w:t>
+            </w:r>
+          </w:p>
+        </w:tc>
+        <w:tc>
+          <w:tcPr>
+            <w:tcW w:w="5173" w:type="dxa"/>
+          </w:tcPr>
+          <w:p>
+            <w:pPr>
+              <w:spacing w:line="240" w:lineRule="auto"/>
+              <w:rPr>
+                <w:rFonts w:ascii="Cambria" w:hAnsi="Cambria"/>
+                <w:sz w:val="28"/>
+                <w:szCs w:val="28"/>
+                <w:lang w:val="ru-RU"/>
+              </w:rPr>
+            </w:pPr>
+            <w:r>
+              <w:rPr>
+                <w:rFonts w:ascii="Cambria" w:hAnsi="Cambria"/>
+                <w:sz w:val="28"/>
+                <w:szCs w:val="28"/>
+                <w:lang w:val="ru-RU"/>
+              </w:rPr>
+              <w:t xml:space="preserve">Проверка </w:t>
+            </w:r>
+            <w:r>
+              <w:rPr>
+                <w:rFonts w:ascii="Consolas" w:hAnsi="Consolas"/>
+                <w:sz w:val="28"/>
+                <w:szCs w:val="28"/>
+              </w:rPr>
+              <w:t>a</w:t>
+            </w:r>
+            <w:r>
+              <w:rPr>
+                <w:rFonts w:ascii="Consolas" w:hAnsi="Consolas"/>
+                <w:sz w:val="28"/>
+                <w:szCs w:val="28"/>
+                <w:lang w:val="ru-RU"/>
+              </w:rPr>
+              <w:t xml:space="preserve"> </w:t>
+            </w:r>
+            <w:r>
+              <w:rPr>
+                <w:rFonts w:ascii="Consolas" w:hAnsi="Consolas"/>
+                <w:sz w:val="28"/>
+                <w:szCs w:val="28"/>
+                <w:lang w:val="ru-RU"/>
+              </w:rPr>
+              <w:t>&gt;</w:t>
+            </w:r>
+            <w:r>
+              <w:rPr>
+                <w:rFonts w:ascii="Consolas" w:hAnsi="Consolas"/>
+                <w:sz w:val="28"/>
+                <w:szCs w:val="28"/>
+                <w:lang w:val="ru-RU"/>
+              </w:rPr>
+              <w:t xml:space="preserve"> </w:t>
+            </w:r>
+            <w:r>
+              <w:rPr>
+                <w:rFonts w:ascii="Consolas" w:hAnsi="Consolas"/>
+                <w:sz w:val="28"/>
+                <w:szCs w:val="28"/>
+              </w:rPr>
+              <w:t>b</w:t>
+            </w:r>
+            <w:r>
+              <w:rPr>
+                <w:rFonts w:ascii="Cambria" w:hAnsi="Cambria"/>
+                <w:sz w:val="28"/>
+                <w:szCs w:val="28"/>
+                <w:lang w:val="ru-RU"/>
+              </w:rPr>
+              <w:t xml:space="preserve"> с учетом </w:t>
+            </w:r>
+            <w:r>
+              <w:rPr>
+                <w:rFonts w:ascii="Consolas" w:hAnsi="Consolas"/>
+                <w:sz w:val="28"/>
+                <w:szCs w:val="28"/>
+              </w:rPr>
+              <w:t>EPS</w:t>
+            </w:r>
+          </w:p>
+        </w:tc>
+      </w:tr>
+      <w:tr>
+        <w:trPr>
+          <w:trHeight w:val="475"/>
+        </w:trPr>
+        <w:tc>
+          <w:tcPr>
+            <w:tcW w:w="5083" w:type="dxa"/>
+          </w:tcPr>
+          <w:p>
+            <w:pPr>
+              <w:spacing w:line="240" w:lineRule="auto"/>
+              <w:rPr>
+                <w:rFonts w:ascii="Consolas" w:hAnsi="Consolas"/>
+                <w:sz w:val="28"/>
+                <w:szCs w:val="28"/>
+              </w:rPr>
+            </w:pPr>
+            <w:r>
+              <w:rPr>
+                <w:rFonts w:ascii="Consolas" w:hAnsi="Consolas"/>
+                <w:sz w:val="28"/>
+                <w:szCs w:val="28"/>
+              </w:rPr>
+              <w:t>bool i</w:t>
+            </w:r>
+            <w:r>
+              <w:rPr>
+                <w:rFonts w:ascii="Consolas" w:hAnsi="Consolas"/>
+                <w:sz w:val="28"/>
+                <w:szCs w:val="28"/>
+              </w:rPr>
+              <w:t>L</w:t>
+            </w:r>
+            <w:r>
+              <w:rPr>
+                <w:rFonts w:ascii="Consolas" w:hAnsi="Consolas"/>
+                <w:sz w:val="28"/>
+                <w:szCs w:val="28"/>
+              </w:rPr>
+              <w:t>(</w:t>
+            </w:r>
+            <w:r>
+              <w:rPr>
+                <w:rFonts w:ascii="Consolas" w:hAnsi="Consolas"/>
+                <w:sz w:val="28"/>
+                <w:szCs w:val="28"/>
+              </w:rPr>
+              <w:t>double a, double b</w:t>
+            </w:r>
+            <w:r>
+              <w:rPr>
+                <w:rFonts w:ascii="Consolas" w:hAnsi="Consolas"/>
+                <w:sz w:val="28"/>
+                <w:szCs w:val="28"/>
+              </w:rPr>
+              <w:t>)</w:t>
+            </w:r>
+          </w:p>
+        </w:tc>
+        <w:tc>
+          <w:tcPr>
+            <w:tcW w:w="5173" w:type="dxa"/>
+          </w:tcPr>
+          <w:p>
+            <w:pPr>
+              <w:spacing w:line="240" w:lineRule="auto"/>
+              <w:rPr>
+                <w:rFonts w:ascii="Cambria" w:hAnsi="Cambria"/>
+                <w:sz w:val="28"/>
+                <w:szCs w:val="28"/>
+                <w:lang w:val="ru-RU"/>
+              </w:rPr>
+            </w:pPr>
+            <w:r>
+              <w:rPr>
+                <w:rFonts w:ascii="Cambria" w:hAnsi="Cambria"/>
+                <w:sz w:val="28"/>
+                <w:szCs w:val="28"/>
+                <w:lang w:val="ru-RU"/>
+              </w:rPr>
+              <w:t xml:space="preserve">Проверка </w:t>
+            </w:r>
+            <w:r>
+              <w:rPr>
+                <w:rFonts w:ascii="Consolas" w:hAnsi="Consolas"/>
+                <w:sz w:val="28"/>
+                <w:szCs w:val="28"/>
+              </w:rPr>
+              <w:t>a</w:t>
+            </w:r>
+            <w:r>
+              <w:rPr>
+                <w:rFonts w:ascii="Consolas" w:hAnsi="Consolas"/>
+                <w:sz w:val="28"/>
+                <w:szCs w:val="28"/>
+                <w:lang w:val="ru-RU"/>
+              </w:rPr>
+              <w:t xml:space="preserve"> </w:t>
+            </w:r>
+            <w:r>
+              <w:rPr>
+                <w:rFonts w:ascii="Consolas" w:hAnsi="Consolas"/>
+                <w:sz w:val="28"/>
+                <w:szCs w:val="28"/>
+                <w:lang w:val="ru-RU"/>
+              </w:rPr>
+              <w:t>&lt;</w:t>
+            </w:r>
+            <w:r>
+              <w:rPr>
+                <w:rFonts w:ascii="Consolas" w:hAnsi="Consolas"/>
+                <w:sz w:val="28"/>
+                <w:szCs w:val="28"/>
+                <w:lang w:val="ru-RU"/>
+              </w:rPr>
+              <w:t xml:space="preserve"> </w:t>
+            </w:r>
+            <w:r>
+              <w:rPr>
+                <w:rFonts w:ascii="Consolas" w:hAnsi="Consolas"/>
+                <w:sz w:val="28"/>
+                <w:szCs w:val="28"/>
+              </w:rPr>
+              <w:t>b</w:t>
+            </w:r>
+            <w:r>
+              <w:rPr>
+                <w:rFonts w:ascii="Cambria" w:hAnsi="Cambria"/>
+                <w:sz w:val="28"/>
+                <w:szCs w:val="28"/>
+                <w:lang w:val="ru-RU"/>
+              </w:rPr>
+              <w:t xml:space="preserve"> с учетом </w:t>
+            </w:r>
+            <w:r>
+              <w:rPr>
+                <w:rFonts w:ascii="Consolas" w:hAnsi="Consolas"/>
+                <w:sz w:val="28"/>
+                <w:szCs w:val="28"/>
+              </w:rPr>
+              <w:t>EPS</w:t>
+            </w:r>
+          </w:p>
+        </w:tc>
+      </w:tr>
+      <w:tr>
+        <w:trPr>
+          <w:trHeight w:val="475"/>
+        </w:trPr>
+        <w:tc>
+          <w:tcPr>
+            <w:tcW w:w="5083" w:type="dxa"/>
+          </w:tcPr>
+          <w:p>
+            <w:pPr>
+              <w:spacing w:line="240" w:lineRule="auto"/>
+              <w:rPr>
+                <w:rFonts w:ascii="Consolas" w:hAnsi="Consolas"/>
+                <w:sz w:val="28"/>
+                <w:szCs w:val="28"/>
+              </w:rPr>
+            </w:pPr>
+            <w:r>
+              <w:rPr>
+                <w:rFonts w:ascii="Consolas" w:hAnsi="Consolas"/>
+                <w:sz w:val="28"/>
+                <w:szCs w:val="28"/>
+              </w:rPr>
+              <w:t>bool iM</w:t>
+            </w:r>
+            <w:r>
+              <w:rPr>
+                <w:rFonts w:ascii="Consolas" w:hAnsi="Consolas"/>
+                <w:sz w:val="28"/>
+                <w:szCs w:val="28"/>
+              </w:rPr>
+              <w:t>E</w:t>
+            </w:r>
+            <w:r>
+              <w:rPr>
+                <w:rFonts w:ascii="Consolas" w:hAnsi="Consolas"/>
+                <w:sz w:val="28"/>
+                <w:szCs w:val="28"/>
+              </w:rPr>
+              <w:t>(</w:t>
+            </w:r>
+            <w:r>
+              <w:rPr>
+                <w:rFonts w:ascii="Consolas" w:hAnsi="Consolas"/>
+                <w:sz w:val="28"/>
+                <w:szCs w:val="28"/>
+              </w:rPr>
+              <w:t>double a, double b</w:t>
+            </w:r>
+            <w:r>
+              <w:rPr>
+                <w:rFonts w:ascii="Consolas" w:hAnsi="Consolas"/>
+                <w:sz w:val="28"/>
+                <w:szCs w:val="28"/>
+              </w:rPr>
+              <w:t>)</w:t>
+            </w:r>
+          </w:p>
+        </w:tc>
+        <w:tc>
+          <w:tcPr>
+            <w:tcW w:w="5173" w:type="dxa"/>
+          </w:tcPr>
+          <w:p>
+            <w:pPr>
+              <w:spacing w:line="240" w:lineRule="auto"/>
+              <w:rPr>
+                <w:rFonts w:ascii="Cambria" w:hAnsi="Cambria"/>
+                <w:sz w:val="28"/>
+                <w:szCs w:val="28"/>
+                <w:lang w:val="ru-RU"/>
+              </w:rPr>
+            </w:pPr>
+            <w:r>
+              <w:rPr>
+                <w:rFonts w:ascii="Cambria" w:hAnsi="Cambria"/>
+                <w:sz w:val="28"/>
+                <w:szCs w:val="28"/>
+                <w:lang w:val="ru-RU"/>
+              </w:rPr>
+              <w:t xml:space="preserve">Проверка </w:t>
+            </w:r>
+            <w:r>
+              <w:rPr>
+                <w:rFonts w:ascii="Consolas" w:hAnsi="Consolas"/>
+                <w:sz w:val="28"/>
+                <w:szCs w:val="28"/>
+              </w:rPr>
+              <w:t>a</w:t>
+            </w:r>
+            <w:r>
+              <w:rPr>
+                <w:rFonts w:ascii="Consolas" w:hAnsi="Consolas"/>
+                <w:sz w:val="28"/>
+                <w:szCs w:val="28"/>
+                <w:lang w:val="ru-RU"/>
+              </w:rPr>
+              <w:t xml:space="preserve"> </w:t>
+            </w:r>
+            <w:r>
+              <w:rPr>
+                <w:rFonts w:ascii="Consolas" w:hAnsi="Consolas"/>
+                <w:sz w:val="28"/>
+                <w:szCs w:val="28"/>
+                <w:lang w:val="ru-RU"/>
+              </w:rPr>
+              <w:t>&gt;</w:t>
+            </w:r>
+            <w:r>
+              <w:rPr>
+                <w:rFonts w:ascii="Consolas" w:hAnsi="Consolas"/>
+                <w:sz w:val="28"/>
+                <w:szCs w:val="28"/>
+                <w:lang w:val="ru-RU"/>
+              </w:rPr>
+              <w:t>=</w:t>
+            </w:r>
+            <w:r>
+              <w:rPr>
+                <w:rFonts w:ascii="Consolas" w:hAnsi="Consolas"/>
+                <w:sz w:val="28"/>
+                <w:szCs w:val="28"/>
+                <w:lang w:val="ru-RU"/>
+              </w:rPr>
+              <w:t xml:space="preserve"> </w:t>
+            </w:r>
+            <w:r>
+              <w:rPr>
+                <w:rFonts w:ascii="Consolas" w:hAnsi="Consolas"/>
+                <w:sz w:val="28"/>
+                <w:szCs w:val="28"/>
+              </w:rPr>
+              <w:t>b</w:t>
+            </w:r>
+            <w:r>
+              <w:rPr>
+                <w:rFonts w:ascii="Cambria" w:hAnsi="Cambria"/>
+                <w:sz w:val="28"/>
+                <w:szCs w:val="28"/>
+                <w:lang w:val="ru-RU"/>
+              </w:rPr>
+              <w:t xml:space="preserve"> с учетом </w:t>
+            </w:r>
+            <w:r>
+              <w:rPr>
+                <w:rFonts w:ascii="Consolas" w:hAnsi="Consolas"/>
+                <w:sz w:val="28"/>
+                <w:szCs w:val="28"/>
+              </w:rPr>
+              <w:t>EPS</w:t>
+            </w:r>
+          </w:p>
+        </w:tc>
+      </w:tr>
+      <w:tr>
+        <w:trPr>
+          <w:trHeight w:val="475"/>
+        </w:trPr>
+        <w:tc>
+          <w:tcPr>
+            <w:tcW w:w="5083" w:type="dxa"/>
+          </w:tcPr>
+          <w:p>
+            <w:pPr>
+              <w:spacing w:line="240" w:lineRule="auto"/>
+              <w:rPr>
+                <w:rFonts w:ascii="Consolas" w:hAnsi="Consolas"/>
+                <w:sz w:val="28"/>
+                <w:szCs w:val="28"/>
+              </w:rPr>
+            </w:pPr>
+            <w:r>
+              <w:rPr>
+                <w:rFonts w:ascii="Consolas" w:hAnsi="Consolas"/>
+                <w:sz w:val="28"/>
+                <w:szCs w:val="28"/>
+              </w:rPr>
+              <w:t>bool i</w:t>
+            </w:r>
+            <w:r>
+              <w:rPr>
+                <w:rFonts w:ascii="Consolas" w:hAnsi="Consolas"/>
+                <w:sz w:val="28"/>
+                <w:szCs w:val="28"/>
+              </w:rPr>
+              <w:t>LE</w:t>
+            </w:r>
+            <w:r>
+              <w:rPr>
+                <w:rFonts w:ascii="Consolas" w:hAnsi="Consolas"/>
+                <w:sz w:val="28"/>
+                <w:szCs w:val="28"/>
+              </w:rPr>
+              <w:t>(</w:t>
+            </w:r>
+            <w:r>
+              <w:rPr>
+                <w:rFonts w:ascii="Consolas" w:hAnsi="Consolas"/>
+                <w:sz w:val="28"/>
+                <w:szCs w:val="28"/>
+              </w:rPr>
+              <w:t>double a, double b</w:t>
+            </w:r>
+            <w:r>
+              <w:rPr>
+                <w:rFonts w:ascii="Consolas" w:hAnsi="Consolas"/>
+                <w:sz w:val="28"/>
+                <w:szCs w:val="28"/>
+              </w:rPr>
+              <w:t>)</w:t>
+            </w:r>
+          </w:p>
+        </w:tc>
+        <w:tc>
+          <w:tcPr>
+            <w:tcW w:w="5173" w:type="dxa"/>
+          </w:tcPr>
+          <w:p>
+            <w:pPr>
+              <w:spacing w:line="240" w:lineRule="auto"/>
+              <w:rPr>
+                <w:rFonts w:ascii="Cambria" w:hAnsi="Cambria"/>
+                <w:sz w:val="28"/>
+                <w:szCs w:val="28"/>
+                <w:lang w:val="ru-RU"/>
+              </w:rPr>
+            </w:pPr>
+            <w:r>
+              <w:rPr>
+                <w:rFonts w:ascii="Cambria" w:hAnsi="Cambria"/>
+                <w:sz w:val="28"/>
+                <w:szCs w:val="28"/>
+                <w:lang w:val="ru-RU"/>
+              </w:rPr>
+              <w:t xml:space="preserve">Проверка </w:t>
+            </w:r>
+            <w:r>
+              <w:rPr>
+                <w:rFonts w:ascii="Consolas" w:hAnsi="Consolas"/>
+                <w:sz w:val="28"/>
+                <w:szCs w:val="28"/>
+              </w:rPr>
+              <w:t>a</w:t>
+            </w:r>
+            <w:r>
+              <w:rPr>
+                <w:rFonts w:ascii="Consolas" w:hAnsi="Consolas"/>
+                <w:sz w:val="28"/>
+                <w:szCs w:val="28"/>
+                <w:lang w:val="ru-RU"/>
+              </w:rPr>
+              <w:t xml:space="preserve"> </w:t>
+            </w:r>
+            <w:r>
+              <w:rPr>
+                <w:rFonts w:ascii="Consolas" w:hAnsi="Consolas"/>
+                <w:sz w:val="28"/>
+                <w:szCs w:val="28"/>
+                <w:lang w:val="ru-RU"/>
+              </w:rPr>
+              <w:t>&lt;=</w:t>
+            </w:r>
+            <w:r>
+              <w:rPr>
+                <w:rFonts w:ascii="Consolas" w:hAnsi="Consolas"/>
+                <w:sz w:val="28"/>
+                <w:szCs w:val="28"/>
+                <w:lang w:val="ru-RU"/>
+              </w:rPr>
+              <w:t xml:space="preserve"> </w:t>
             </w:r>
             <w:r>
               <w:rPr>
@@ -5037,6 +5964,264 @@
           </w:p>
         </w:tc>
       </w:tr>
+      <w:tr>
+        <w:trPr>
+          <w:trHeight w:val="533"/>
+        </w:trPr>
+        <w:tc>
+          <w:tcPr>
+            <w:tcW w:w="4456" w:type="dxa"/>
+          </w:tcPr>
+          <w:p>
+            <w:pPr>
+              <w:rPr>
+                <w:rFonts w:ascii="Consolas" w:hAnsi="Consolas"/>
+                <w:sz w:val="28"/>
+                <w:szCs w:val="28"/>
+              </w:rPr>
+            </w:pPr>
+            <w:r>
+              <w:rPr>
+                <w:rFonts w:ascii="Consolas" w:hAnsi="Consolas"/>
+                <w:sz w:val="28"/>
+                <w:szCs w:val="28"/>
+              </w:rPr>
+              <w:t>dist_O</w:t>
+            </w:r>
+          </w:p>
+        </w:tc>
+        <w:tc>
+          <w:tcPr>
+            <w:tcW w:w="2446" w:type="dxa"/>
+            <w:vMerge w:val="restart"/>
+          </w:tcPr>
+          <w:p>
+            <w:pPr>
+              <w:rPr>
+                <w:rFonts w:ascii="Cambria" w:hAnsi="Cambria"/>
+                <w:sz w:val="28"/>
+                <w:szCs w:val="28"/>
+                <w:lang w:val="ru-RU"/>
+              </w:rPr>
+            </w:pPr>
+            <w:r>
+              <w:rPr>
+                <w:rFonts w:ascii="Consolas" w:hAnsi="Consolas"/>
+                <w:sz w:val="28"/>
+                <w:szCs w:val="28"/>
+                <w:lang w:val="ru-RU"/>
+              </w:rPr>
+              <w:t>Point</w:t>
+            </w:r>
+            <w:r>
+              <w:rPr>
+                <w:rFonts w:ascii="Consolas" w:hAnsi="Consolas"/>
+                <w:sz w:val="28"/>
+                <w:szCs w:val="28"/>
+              </w:rPr>
+              <w:t>,</w:t>
+            </w:r>
+            <w:r>
+              <w:rPr>
+                <w:rFonts w:ascii="Consolas" w:hAnsi="Consolas"/>
+                <w:sz w:val="28"/>
+                <w:szCs w:val="28"/>
+                <w:lang w:val="ru-RU"/>
+              </w:rPr>
+              <w:t xml:space="preserve"> Line</w:t>
+            </w:r>
+            <w:r>
+              <w:rPr>
+                <w:rFonts w:ascii="Consolas" w:hAnsi="Consolas"/>
+                <w:sz w:val="28"/>
+                <w:szCs w:val="28"/>
+              </w:rPr>
+              <w:t xml:space="preserve">, </w:t>
+            </w:r>
+            <w:r>
+              <w:rPr>
+                <w:rFonts w:ascii="Consolas" w:hAnsi="Consolas"/>
+                <w:sz w:val="28"/>
+                <w:szCs w:val="28"/>
+              </w:rPr>
+              <w:t>Segment</w:t>
+            </w:r>
+            <w:r>
+              <w:rPr>
+                <w:rFonts w:ascii="Consolas" w:hAnsi="Consolas"/>
+                <w:sz w:val="28"/>
+                <w:szCs w:val="28"/>
+              </w:rPr>
+              <w:t xml:space="preserve">, </w:t>
+            </w:r>
+            <w:r>
+              <w:rPr>
+                <w:rFonts w:ascii="Consolas" w:hAnsi="Consolas"/>
+                <w:sz w:val="28"/>
+                <w:szCs w:val="28"/>
+              </w:rPr>
+              <w:t>Circle</w:t>
+            </w:r>
+          </w:p>
+        </w:tc>
+        <w:tc>
+          <w:tcPr>
+            <w:tcW w:w="3249" w:type="dxa"/>
+          </w:tcPr>
+          <w:p>
+            <w:pPr>
+              <w:rPr>
+                <w:rFonts w:ascii="Consolas" w:hAnsi="Consolas"/>
+                <w:sz w:val="28"/>
+                <w:szCs w:val="28"/>
+              </w:rPr>
+            </w:pPr>
+            <w:r>
+              <w:rPr>
+                <w:rFonts w:ascii="Cambria" w:hAnsi="Cambria"/>
+                <w:sz w:val="28"/>
+                <w:szCs w:val="28"/>
+                <w:lang w:val="ru-RU"/>
+              </w:rPr>
+              <w:t>Ориентированное расстояние</w:t>
+            </w:r>
+          </w:p>
+        </w:tc>
+      </w:tr>
+      <w:tr>
+        <w:trPr>
+          <w:trHeight w:val="533"/>
+        </w:trPr>
+        <w:tc>
+          <w:tcPr>
+            <w:tcW w:w="4456" w:type="dxa"/>
+          </w:tcPr>
+          <w:p>
+            <w:pPr>
+              <w:rPr>
+                <w:rFonts w:ascii="Consolas" w:hAnsi="Consolas"/>
+                <w:sz w:val="28"/>
+                <w:szCs w:val="28"/>
+              </w:rPr>
+            </w:pPr>
+            <w:r>
+              <w:rPr>
+                <w:rFonts w:ascii="Consolas" w:hAnsi="Consolas"/>
+                <w:sz w:val="28"/>
+                <w:szCs w:val="28"/>
+              </w:rPr>
+              <w:t>dist</w:t>
+            </w:r>
+          </w:p>
+        </w:tc>
+        <w:tc>
+          <w:tcPr>
+            <w:tcW w:w="2446" w:type="dxa"/>
+            <w:vMerge/>
+          </w:tcPr>
+          <w:p>
+            <w:pPr>
+              <w:rPr>
+                <w:rFonts w:ascii="Consolas" w:hAnsi="Consolas"/>
+                <w:sz w:val="28"/>
+                <w:szCs w:val="28"/>
+                <w:lang w:val="ru-RU"/>
+              </w:rPr>
+            </w:pPr>
+          </w:p>
+        </w:tc>
+        <w:tc>
+          <w:tcPr>
+            <w:tcW w:w="3249" w:type="dxa"/>
+          </w:tcPr>
+          <w:p>
+            <w:pPr>
+              <w:rPr>
+                <w:rFonts w:ascii="Cambria" w:hAnsi="Cambria"/>
+                <w:sz w:val="28"/>
+                <w:szCs w:val="28"/>
+                <w:lang w:val="ru-RU"/>
+              </w:rPr>
+            </w:pPr>
+            <w:r>
+              <w:rPr>
+                <w:rFonts w:ascii="Cambria" w:hAnsi="Cambria"/>
+                <w:sz w:val="28"/>
+                <w:szCs w:val="28"/>
+                <w:lang w:val="ru-RU"/>
+              </w:rPr>
+              <w:t>Расстояние</w:t>
+            </w:r>
+          </w:p>
+        </w:tc>
+      </w:tr>
+      <w:tr>
+        <w:trPr>
+          <w:trHeight w:val="533"/>
+        </w:trPr>
+        <w:tc>
+          <w:tcPr>
+            <w:tcW w:w="4456" w:type="dxa"/>
+          </w:tcPr>
+          <w:p>
+            <w:pPr>
+              <w:rPr>
+                <w:rFonts w:ascii="Consolas" w:hAnsi="Consolas"/>
+                <w:sz w:val="28"/>
+                <w:szCs w:val="28"/>
+              </w:rPr>
+            </w:pPr>
+            <w:r>
+              <w:rPr>
+                <w:rFonts w:ascii="Consolas" w:hAnsi="Consolas"/>
+                <w:sz w:val="28"/>
+                <w:szCs w:val="28"/>
+              </w:rPr>
+              <w:t>dist_S</w:t>
+            </w:r>
+          </w:p>
+        </w:tc>
+        <w:tc>
+          <w:tcPr>
+            <w:tcW w:w="2446" w:type="dxa"/>
+            <w:vMerge/>
+          </w:tcPr>
+          <w:p>
+            <w:pPr>
+              <w:rPr>
+                <w:rFonts w:ascii="Consolas" w:hAnsi="Consolas"/>
+                <w:sz w:val="28"/>
+                <w:szCs w:val="28"/>
+                <w:lang w:val="ru-RU"/>
+              </w:rPr>
+            </w:pPr>
+          </w:p>
+        </w:tc>
+        <w:tc>
+          <w:tcPr>
+            <w:tcW w:w="3249" w:type="dxa"/>
+          </w:tcPr>
+          <w:p>
+            <w:pPr>
+              <w:rPr>
+                <w:rFonts w:ascii="Cambria" w:hAnsi="Cambria"/>
+                <w:sz w:val="28"/>
+                <w:szCs w:val="28"/>
+                <w:lang w:val="ru-RU"/>
+              </w:rPr>
+            </w:pPr>
+            <w:r>
+              <w:rPr>
+                <w:rFonts w:ascii="Cambria" w:hAnsi="Cambria"/>
+                <w:sz w:val="28"/>
+                <w:szCs w:val="28"/>
+                <w:lang w:val="ru-RU"/>
+              </w:rPr>
+              <w:t>Квадрат расстояния</w:t>
+            </w:r>
+          </w:p>
+        </w:tc>
+      </w:tr>
     </w:tbl>
     <w:p>
       <w:pPr>
@@ -5236,7 +6421,6 @@
           <w:szCs w:val="40"/>
           <w:lang w:val="ru-RU"/>
         </w:rPr>
-        <w:lastRenderedPageBreak/>
         <w:t>4</w:t>
       </w:r>
       <w:r>
@@ -11786,443 +12970,6 @@
                 <w:rFonts w:ascii="Consolas" w:hAnsi="Consolas"/>
                 <w:sz w:val="28"/>
                 <w:szCs w:val="28"/>
-              </w:rPr>
-            </w:pPr>
-            <w:r>
-              <w:rPr>
-                <w:rFonts w:ascii="Consolas" w:hAnsi="Consolas"/>
-                <w:sz w:val="28"/>
-                <w:szCs w:val="28"/>
-              </w:rPr>
-              <w:t>&gt;&gt;</w:t>
-            </w:r>
-          </w:p>
-        </w:tc>
-        <w:tc>
-          <w:tcPr>
-            <w:tcW w:w="1981" w:type="dxa"/>
-            <w:vMerge w:val="restart"/>
-          </w:tcPr>
-          <w:p>
-            <w:pPr>
-              <w:spacing w:after="160" w:line="256" w:lineRule="auto"/>
-              <w:rPr>
-                <w:rFonts w:ascii="Consolas" w:hAnsi="Consolas"/>
-                <w:sz w:val="28"/>
-                <w:szCs w:val="28"/>
-                <w:lang w:val="ru-RU"/>
-              </w:rPr>
-            </w:pPr>
-            <w:r>
-              <w:rPr>
-                <w:rFonts w:ascii="Consolas" w:hAnsi="Consolas"/>
-                <w:sz w:val="28"/>
-                <w:szCs w:val="28"/>
-                <w:lang w:val="ru-RU"/>
-              </w:rPr>
-              <w:t>Point</w:t>
-            </w:r>
-            <w:r>
-              <w:rPr>
-                <w:rFonts w:ascii="Consolas" w:hAnsi="Consolas"/>
-                <w:sz w:val="28"/>
-                <w:szCs w:val="28"/>
-              </w:rPr>
-              <w:t>,</w:t>
-            </w:r>
-            <w:r>
-              <w:rPr>
-                <w:rFonts w:ascii="Consolas" w:hAnsi="Consolas"/>
-                <w:sz w:val="28"/>
-                <w:szCs w:val="28"/>
-                <w:lang w:val="ru-RU"/>
-              </w:rPr>
-              <w:t xml:space="preserve"> Line</w:t>
-            </w:r>
-            <w:r>
-              <w:rPr>
-                <w:rFonts w:ascii="Consolas" w:hAnsi="Consolas"/>
-                <w:sz w:val="28"/>
-                <w:szCs w:val="28"/>
-              </w:rPr>
-              <w:t xml:space="preserve">, </w:t>
-            </w:r>
-            <w:r>
-              <w:rPr>
-                <w:rFonts w:ascii="Consolas" w:hAnsi="Consolas"/>
-                <w:sz w:val="28"/>
-                <w:szCs w:val="28"/>
-              </w:rPr>
-              <w:t>Segment</w:t>
-            </w:r>
-            <w:r>
-              <w:rPr>
-                <w:rFonts w:ascii="Consolas" w:hAnsi="Consolas"/>
-                <w:sz w:val="28"/>
-                <w:szCs w:val="28"/>
-              </w:rPr>
-              <w:t xml:space="preserve">, </w:t>
-            </w:r>
-            <w:r>
-              <w:rPr>
-                <w:rFonts w:ascii="Consolas" w:hAnsi="Consolas"/>
-                <w:sz w:val="28"/>
-                <w:szCs w:val="28"/>
-              </w:rPr>
-              <w:t>Circle</w:t>
-            </w:r>
-          </w:p>
-        </w:tc>
-        <w:tc>
-          <w:tcPr>
-            <w:tcW w:w="2169" w:type="dxa"/>
-            <w:vMerge w:val="restart"/>
-          </w:tcPr>
-          <w:p>
-            <w:pPr>
-              <w:spacing w:after="160" w:line="256" w:lineRule="auto"/>
-              <w:rPr>
-                <w:rFonts w:ascii="Consolas" w:hAnsi="Consolas"/>
-                <w:sz w:val="28"/>
-                <w:szCs w:val="28"/>
-              </w:rPr>
-            </w:pPr>
-            <w:r>
-              <w:rPr>
-                <w:rFonts w:ascii="Consolas" w:hAnsi="Consolas"/>
-                <w:sz w:val="28"/>
-                <w:szCs w:val="28"/>
-                <w:lang w:val="ru-RU"/>
-              </w:rPr>
-              <w:t>Point</w:t>
-            </w:r>
-            <w:r>
-              <w:rPr>
-                <w:rFonts w:ascii="Consolas" w:hAnsi="Consolas"/>
-                <w:sz w:val="28"/>
-                <w:szCs w:val="28"/>
-              </w:rPr>
-              <w:t>,</w:t>
-            </w:r>
-            <w:r>
-              <w:rPr>
-                <w:rFonts w:ascii="Consolas" w:hAnsi="Consolas"/>
-                <w:sz w:val="28"/>
-                <w:szCs w:val="28"/>
-                <w:lang w:val="ru-RU"/>
-              </w:rPr>
-              <w:t xml:space="preserve"> Line</w:t>
-            </w:r>
-            <w:r>
-              <w:rPr>
-                <w:rFonts w:ascii="Consolas" w:hAnsi="Consolas"/>
-                <w:sz w:val="28"/>
-                <w:szCs w:val="28"/>
-              </w:rPr>
-              <w:t xml:space="preserve">, </w:t>
-            </w:r>
-            <w:r>
-              <w:rPr>
-                <w:rFonts w:ascii="Consolas" w:hAnsi="Consolas"/>
-                <w:sz w:val="28"/>
-                <w:szCs w:val="28"/>
-              </w:rPr>
-              <w:t>Segment</w:t>
-            </w:r>
-            <w:r>
-              <w:rPr>
-                <w:rFonts w:ascii="Consolas" w:hAnsi="Consolas"/>
-                <w:sz w:val="28"/>
-                <w:szCs w:val="28"/>
-              </w:rPr>
-              <w:t xml:space="preserve">, </w:t>
-            </w:r>
-            <w:r>
-              <w:rPr>
-                <w:rFonts w:ascii="Consolas" w:hAnsi="Consolas"/>
-                <w:sz w:val="28"/>
-                <w:szCs w:val="28"/>
-              </w:rPr>
-              <w:t>Circle</w:t>
-            </w:r>
-          </w:p>
-        </w:tc>
-        <w:tc>
-          <w:tcPr>
-            <w:tcW w:w="2533" w:type="dxa"/>
-          </w:tcPr>
-          <w:p>
-            <w:pPr>
-              <w:spacing w:after="160" w:line="256" w:lineRule="auto"/>
-              <w:rPr>
-                <w:rFonts w:ascii="Cambria" w:hAnsi="Cambria"/>
-                <w:sz w:val="28"/>
-                <w:szCs w:val="28"/>
-                <w:lang w:val="ru-RU"/>
-              </w:rPr>
-            </w:pPr>
-            <w:r>
-              <w:rPr>
-                <w:rFonts w:ascii="Cambria" w:hAnsi="Cambria"/>
-                <w:sz w:val="28"/>
-                <w:szCs w:val="28"/>
-                <w:lang w:val="ru-RU"/>
-              </w:rPr>
-              <w:t>Ориентированное расстояние</w:t>
-            </w:r>
-          </w:p>
-        </w:tc>
-        <w:tc>
-          <w:tcPr>
-            <w:tcW w:w="1858" w:type="dxa"/>
-          </w:tcPr>
-          <w:p>
-            <w:pPr>
-              <w:spacing w:after="160" w:line="256" w:lineRule="auto"/>
-              <w:rPr>
-                <w:rFonts w:ascii="Consolas" w:hAnsi="Consolas"/>
-                <w:sz w:val="28"/>
-                <w:szCs w:val="28"/>
-              </w:rPr>
-            </w:pPr>
-            <w:r>
-              <w:rPr>
-                <w:rFonts w:ascii="Consolas" w:hAnsi="Consolas"/>
-                <w:sz w:val="28"/>
-                <w:szCs w:val="28"/>
-              </w:rPr>
-              <w:t>double</w:t>
-            </w:r>
-          </w:p>
-        </w:tc>
-      </w:tr>
-      <w:tr>
-        <w:tc>
-          <w:tcPr>
-            <w:tcW w:w="1518" w:type="dxa"/>
-          </w:tcPr>
-          <w:p>
-            <w:pPr>
-              <w:spacing w:after="160" w:line="256" w:lineRule="auto"/>
-              <w:rPr>
-                <w:rFonts w:ascii="Consolas" w:hAnsi="Consolas"/>
-                <w:sz w:val="28"/>
-                <w:szCs w:val="28"/>
-              </w:rPr>
-            </w:pPr>
-            <w:r>
-              <w:rPr>
-                <w:rFonts w:ascii="Consolas" w:hAnsi="Consolas"/>
-                <w:sz w:val="28"/>
-                <w:szCs w:val="28"/>
-              </w:rPr>
-              <w:t>&gt;</w:t>
-            </w:r>
-          </w:p>
-        </w:tc>
-        <w:tc>
-          <w:tcPr>
-            <w:tcW w:w="1981" w:type="dxa"/>
-            <w:vMerge/>
-          </w:tcPr>
-          <w:p>
-            <w:pPr>
-              <w:spacing w:after="160" w:line="256" w:lineRule="auto"/>
-              <w:rPr>
-                <w:rFonts w:ascii="Consolas" w:hAnsi="Consolas"/>
-                <w:sz w:val="28"/>
-                <w:szCs w:val="28"/>
-                <w:lang w:val="ru-RU"/>
-              </w:rPr>
-            </w:pPr>
-          </w:p>
-        </w:tc>
-        <w:tc>
-          <w:tcPr>
-            <w:tcW w:w="2169" w:type="dxa"/>
-            <w:vMerge/>
-          </w:tcPr>
-          <w:p>
-            <w:pPr>
-              <w:spacing w:after="160" w:line="256" w:lineRule="auto"/>
-              <w:rPr>
-                <w:rFonts w:ascii="Consolas" w:hAnsi="Consolas"/>
-                <w:sz w:val="28"/>
-                <w:szCs w:val="28"/>
-                <w:lang w:val="ru-RU"/>
-              </w:rPr>
-            </w:pPr>
-          </w:p>
-        </w:tc>
-        <w:tc>
-          <w:tcPr>
-            <w:tcW w:w="2533" w:type="dxa"/>
-          </w:tcPr>
-          <w:p>
-            <w:pPr>
-              <w:spacing w:after="160" w:line="256" w:lineRule="auto"/>
-              <w:rPr>
-                <w:rFonts w:ascii="Cambria" w:hAnsi="Cambria"/>
-                <w:sz w:val="28"/>
-                <w:szCs w:val="28"/>
-                <w:lang w:val="ru-RU"/>
-              </w:rPr>
-            </w:pPr>
-            <w:r>
-              <w:rPr>
-                <w:rFonts w:ascii="Cambria" w:hAnsi="Cambria"/>
-                <w:sz w:val="28"/>
-                <w:szCs w:val="28"/>
-                <w:lang w:val="ru-RU"/>
-              </w:rPr>
-              <w:t>Расстояние</w:t>
-            </w:r>
-          </w:p>
-        </w:tc>
-        <w:tc>
-          <w:tcPr>
-            <w:tcW w:w="1858" w:type="dxa"/>
-          </w:tcPr>
-          <w:p>
-            <w:pPr>
-              <w:spacing w:after="160" w:line="256" w:lineRule="auto"/>
-              <w:rPr>
-                <w:rFonts w:ascii="Consolas" w:hAnsi="Consolas"/>
-                <w:sz w:val="28"/>
-                <w:szCs w:val="28"/>
-              </w:rPr>
-            </w:pPr>
-            <w:r>
-              <w:rPr>
-                <w:rFonts w:ascii="Consolas" w:hAnsi="Consolas"/>
-                <w:sz w:val="28"/>
-                <w:szCs w:val="28"/>
-              </w:rPr>
-              <w:t>double</w:t>
-            </w:r>
-          </w:p>
-        </w:tc>
-      </w:tr>
-      <w:tr>
-        <w:tc>
-          <w:tcPr>
-            <w:tcW w:w="1518" w:type="dxa"/>
-          </w:tcPr>
-          <w:p>
-            <w:pPr>
-              <w:spacing w:after="160" w:line="256" w:lineRule="auto"/>
-              <w:rPr>
-                <w:rFonts w:ascii="Consolas" w:hAnsi="Consolas"/>
-                <w:sz w:val="28"/>
-                <w:szCs w:val="28"/>
-                <w:lang w:val="ru-RU"/>
-              </w:rPr>
-            </w:pPr>
-            <w:r>
-              <w:rPr>
-                <w:rFonts w:ascii="Consolas" w:hAnsi="Consolas"/>
-                <w:sz w:val="28"/>
-                <w:szCs w:val="28"/>
-              </w:rPr>
-              <w:t>&lt;</w:t>
-            </w:r>
-          </w:p>
-        </w:tc>
-        <w:tc>
-          <w:tcPr>
-            <w:tcW w:w="1981" w:type="dxa"/>
-            <w:vMerge/>
-          </w:tcPr>
-          <w:p>
-            <w:pPr>
-              <w:spacing w:after="160" w:line="256" w:lineRule="auto"/>
-              <w:rPr>
-                <w:rFonts w:ascii="Consolas" w:hAnsi="Consolas"/>
-                <w:sz w:val="28"/>
-                <w:szCs w:val="28"/>
-                <w:lang w:val="ru-RU"/>
-              </w:rPr>
-            </w:pPr>
-          </w:p>
-        </w:tc>
-        <w:tc>
-          <w:tcPr>
-            <w:tcW w:w="2169" w:type="dxa"/>
-            <w:vMerge/>
-          </w:tcPr>
-          <w:p>
-            <w:pPr>
-              <w:spacing w:after="160" w:line="256" w:lineRule="auto"/>
-              <w:rPr>
-                <w:rFonts w:ascii="Consolas" w:hAnsi="Consolas"/>
-                <w:sz w:val="28"/>
-                <w:szCs w:val="28"/>
-                <w:lang w:val="ru-RU"/>
-              </w:rPr>
-            </w:pPr>
-          </w:p>
-        </w:tc>
-        <w:tc>
-          <w:tcPr>
-            <w:tcW w:w="2533" w:type="dxa"/>
-          </w:tcPr>
-          <w:p>
-            <w:pPr>
-              <w:spacing w:after="160" w:line="256" w:lineRule="auto"/>
-              <w:rPr>
-                <w:rFonts w:ascii="Cambria" w:hAnsi="Cambria"/>
-                <w:sz w:val="28"/>
-                <w:szCs w:val="28"/>
-                <w:lang w:val="ru-RU"/>
-              </w:rPr>
-            </w:pPr>
-            <w:r>
-              <w:rPr>
-                <w:rFonts w:ascii="Cambria" w:hAnsi="Cambria"/>
-                <w:sz w:val="28"/>
-                <w:szCs w:val="28"/>
-                <w:lang w:val="ru-RU"/>
-              </w:rPr>
-              <w:t>Квадрат расстояния</w:t>
-            </w:r>
-          </w:p>
-        </w:tc>
-        <w:tc>
-          <w:tcPr>
-            <w:tcW w:w="1858" w:type="dxa"/>
-          </w:tcPr>
-          <w:p>
-            <w:pPr>
-              <w:spacing w:after="160" w:line="256" w:lineRule="auto"/>
-              <w:rPr>
-                <w:rFonts w:ascii="Consolas" w:hAnsi="Consolas"/>
-                <w:sz w:val="28"/>
-                <w:szCs w:val="28"/>
-              </w:rPr>
-            </w:pPr>
-            <w:r>
-              <w:rPr>
-                <w:rFonts w:ascii="Consolas" w:hAnsi="Consolas"/>
-                <w:sz w:val="28"/>
-                <w:szCs w:val="28"/>
-              </w:rPr>
-              <w:t>double</w:t>
-            </w:r>
-          </w:p>
-        </w:tc>
-      </w:tr>
-      <w:tr>
-        <w:tc>
-          <w:tcPr>
-            <w:tcW w:w="1518" w:type="dxa"/>
-          </w:tcPr>
-          <w:p>
-            <w:pPr>
-              <w:spacing w:after="160" w:line="256" w:lineRule="auto"/>
-              <w:rPr>
-                <w:rFonts w:ascii="Consolas" w:hAnsi="Consolas"/>
-                <w:sz w:val="28"/>
-                <w:szCs w:val="28"/>
                 <w:lang w:val="ru-RU"/>
               </w:rPr>
             </w:pPr>
@@ -17667,7 +18414,24 @@
                 <w:sz w:val="28"/>
                 <w:szCs w:val="28"/>
               </w:rPr>
-              <w:t xml:space="preserve">2), </w:t>
+              <w:t>2),</w:t>
+            </w:r>
+            <w:r>
+              <w:rPr>
+                <w:rFonts w:ascii="Consolas" w:hAnsi="Consolas"/>
+                <w:sz w:val="28"/>
+                <w:szCs w:val="28"/>
+                <w:lang w:val="ru-RU"/>
+              </w:rPr>
+              <w:t xml:space="preserve"> ...,</w:t>
+            </w:r>
+            <w:r>
+              <w:rPr>
+                <w:rFonts w:ascii="Consolas" w:hAnsi="Consolas"/>
+                <w:sz w:val="28"/>
+                <w:szCs w:val="28"/>
+              </w:rPr>
+              <w:t xml:space="preserve"> </w:t>
             </w:r>
             <w:r>
               <w:rPr>
@@ -18203,28 +18967,22 @@
         <w:br/>
         <w:t>IntersectOut res = c1 &amp; c2;</w:t>
       </w:r>
+    </w:p>
+    <w:p>
+      <w:pPr>
+        <w:pStyle w:val="CodeStyle"/>
+        <w:rPr>
+          <w:sz w:val="28"/>
+          <w:szCs w:val="28"/>
+        </w:rPr>
+      </w:pPr>
       <w:r>
         <w:rPr>
           <w:sz w:val="28"/>
           <w:szCs w:val="28"/>
         </w:rPr>
         <w:br/>
-      </w:r>
-      <w:r>
-        <w:rPr>
-          <w:sz w:val="28"/>
-          <w:szCs w:val="28"/>
-        </w:rPr>
-        <w:br/>
-        <w:t>if (res.num == 2) {</w:t>
-      </w:r>
-      <w:r>
-        <w:rPr>
-          <w:sz w:val="28"/>
-          <w:szCs w:val="28"/>
-        </w:rPr>
-        <w:br/>
-        <w:t xml:space="preserve">    cout &lt;&lt; "</w:t>
+        <w:t>cout &lt;&lt; "</w:t>
       </w:r>
       <w:r>
         <w:rPr>
@@ -18270,14 +19028,6 @@
           <w:szCs w:val="28"/>
         </w:rPr>
         <w:t xml:space="preserve"> " &lt;&lt; res.P2 &lt;&lt; endl;</w:t>
-      </w:r>
-      <w:r>
-        <w:rPr>
-          <w:sz w:val="28"/>
-          <w:szCs w:val="28"/>
-        </w:rPr>
-        <w:br/>
-        <w:t>}</w:t>
       </w:r>
     </w:p>
     <w:p>
@@ -18509,19 +19259,7 @@
           <w:szCs w:val="28"/>
           <w:lang w:val="ru-RU"/>
         </w:rPr>
-        <w:t>Требования</w:t>
-      </w:r>
-      <w:r>
-        <w:rPr>
-          <w:rFonts w:ascii="Cambria" w:hAnsi="Cambria"/>
-          <w:b/>
-          <w:bCs/>
-          <w:color w:val="000000" w:themeColor="text1"/>
-          <w:sz w:val="28"/>
-          <w:szCs w:val="28"/>
-          <w:lang w:val="ru-RU"/>
-        </w:rPr>
-        <w:t>:</w:t>
+        <w:t>Требования:</w:t>
       </w:r>
     </w:p>
     <w:p>
@@ -18601,19 +19339,7 @@
           <w:szCs w:val="28"/>
           <w:lang w:val="ru-RU"/>
         </w:rPr>
-        <w:t>Установка</w:t>
-      </w:r>
-      <w:r>
-        <w:rPr>
-          <w:rFonts w:ascii="Cambria" w:hAnsi="Cambria"/>
-          <w:b/>
-          <w:bCs/>
-          <w:color w:val="000000" w:themeColor="text1"/>
-          <w:sz w:val="28"/>
-          <w:szCs w:val="28"/>
-          <w:lang w:val="ru-RU"/>
-        </w:rPr>
-        <w:t>:</w:t>
+        <w:t>Установка:</w:t>
       </w:r>
     </w:p>
     <w:p>
@@ -18951,19 +19677,7 @@
           <w:szCs w:val="28"/>
           <w:lang w:val="ru-RU"/>
         </w:rPr>
-        <w:t>Компиляция</w:t>
-      </w:r>
-      <w:r>
-        <w:rPr>
-          <w:rFonts w:ascii="Cambria" w:hAnsi="Cambria"/>
-          <w:b/>
-          <w:bCs/>
-          <w:color w:val="000000" w:themeColor="text1"/>
-          <w:sz w:val="28"/>
-          <w:szCs w:val="28"/>
-          <w:lang w:val="ru-RU"/>
-        </w:rPr>
-        <w:t>:</w:t>
+        <w:t>Компиляция:</w:t>
       </w:r>
     </w:p>
     <w:p>
@@ -20494,6 +21208,7 @@
           <w:rFonts w:ascii="Cambria" w:hAnsi="Cambria"/>
           <w:sz w:val="28"/>
           <w:szCs w:val="28"/>
+          <w:lang w:val="ru-RU"/>
         </w:rPr>
       </w:pPr>
       <w:r>
@@ -20510,6 +21225,7 @@
           <w:rFonts w:ascii="Cambria" w:hAnsi="Cambria"/>
           <w:sz w:val="28"/>
           <w:szCs w:val="28"/>
+          <w:lang w:val="ru-RU"/>
         </w:rPr>
         <w:t xml:space="preserve"> </w:t>
       </w:r>
@@ -20527,6 +21243,7 @@
           <w:rFonts w:ascii="Cambria" w:hAnsi="Cambria"/>
           <w:sz w:val="28"/>
           <w:szCs w:val="28"/>
+          <w:lang w:val="ru-RU"/>
         </w:rPr>
         <w:t xml:space="preserve"> </w:t>
       </w:r>
@@ -20578,15 +21295,13 @@
           <w:rFonts w:ascii="Cambria" w:hAnsi="Cambria"/>
           <w:sz w:val="28"/>
           <w:szCs w:val="28"/>
-          <w:lang w:val="ru-RU"/>
-        </w:rPr>
-      </w:pPr>
-      <w:r>
-        <w:rPr>
-          <w:rFonts w:ascii="Cambria" w:hAnsi="Cambria"/>
-          <w:sz w:val="28"/>
-          <w:szCs w:val="28"/>
-          <w:lang w:val="ru-RU"/>
+        </w:rPr>
+      </w:pPr>
+      <w:r>
+        <w:rPr>
+          <w:rFonts w:ascii="Cambria" w:hAnsi="Cambria"/>
+          <w:sz w:val="28"/>
+          <w:szCs w:val="28"/>
         </w:rPr>
         <w:t xml:space="preserve">- </w:t>
       </w:r>
@@ -20603,7 +21318,6 @@
           <w:rFonts w:ascii="Cambria" w:hAnsi="Cambria"/>
           <w:sz w:val="28"/>
           <w:szCs w:val="28"/>
-          <w:lang w:val="ru-RU"/>
         </w:rPr>
         <w:t xml:space="preserve">: </w:t>
       </w:r>
@@ -20624,9 +21338,42 @@
           <w:rFonts w:ascii="Cambria" w:hAnsi="Cambria"/>
           <w:sz w:val="28"/>
           <w:szCs w:val="28"/>
-          <w:lang w:val="ru-RU"/>
-        </w:rPr>
-        <w:t xml:space="preserve"> в директ </w:t>
+        </w:rPr>
+        <w:t xml:space="preserve"> </w:t>
+      </w:r>
+      <w:r>
+        <w:rPr>
+          <w:rFonts w:ascii="Cambria" w:hAnsi="Cambria"/>
+          <w:sz w:val="28"/>
+          <w:szCs w:val="28"/>
+          <w:lang w:val="ru-RU"/>
+        </w:rPr>
+        <w:t>в</w:t>
+      </w:r>
+      <w:r>
+        <w:rPr>
+          <w:rFonts w:ascii="Cambria" w:hAnsi="Cambria"/>
+          <w:sz w:val="28"/>
+          <w:szCs w:val="28"/>
+        </w:rPr>
+        <w:t xml:space="preserve"> </w:t>
+      </w:r>
+      <w:r>
+        <w:rPr>
+          <w:rFonts w:ascii="Cambria" w:hAnsi="Cambria"/>
+          <w:sz w:val="28"/>
+          <w:szCs w:val="28"/>
+          <w:lang w:val="ru-RU"/>
+        </w:rPr>
+        <w:t>директ</w:t>
+      </w:r>
+      <w:r>
+        <w:rPr>
+          <w:rFonts w:ascii="Cambria" w:hAnsi="Cambria"/>
+          <w:sz w:val="28"/>
+          <w:szCs w:val="28"/>
+        </w:rPr>
+        <w:t xml:space="preserve"> </w:t>
       </w:r>
       <w:hyperlink r:id="rId11" w:history="1">
         <w:r>
@@ -20645,7 +21392,6 @@
           <w:rFonts w:ascii="Cambria" w:hAnsi="Cambria"/>
           <w:sz w:val="28"/>
           <w:szCs w:val="28"/>
-          <w:lang w:val="ru-RU"/>
         </w:rPr>
         <w:t xml:space="preserve"> </w:t>
       </w:r>
